--- a/论文对比资料_2026-08-23/09_完整显示设计与数据讨论论文_2026-08-24/行为树论文_中文_完整版_引用核验版_2026-08-24.docx
+++ b/论文对比资料_2026-08-23/09_完整显示设计与数据讨论论文_2026-08-24/行为树论文_中文_完整版_引用核验版_2026-08-24.docx
@@ -5748,7 +5748,14 @@
         <w:rPr>
           <w:lang w:eastAsia="zh-CN"/>
         </w:rPr>
-        <w:t>(Colledanchise and Ögren, 2018)</w:t>
+        <w:t xml:space="preserve">(Colledanchise and Ögren, </w:t>
+      </w:r>
+      <w:proofErr w:type="gramStart"/>
+      <w:r>
+        <w:rPr>
+          <w:lang w:eastAsia="zh-CN"/>
+        </w:rPr>
+        <w:t>2018)</w:t>
       </w:r>
       <w:r>
         <w:rPr>
@@ -5756,6 +5763,7 @@
         </w:rPr>
         <w:t>。</w:t>
       </w:r>
+      <w:proofErr w:type="gramEnd"/>
     </w:p>
     <w:p>
       <w:pPr>
@@ -5905,8 +5913,16 @@
         <w:rPr>
           <w:lang w:eastAsia="zh-CN"/>
         </w:rPr>
-        <w:t>(Furnas, 1986; Lamping et al., 1995)</w:t>
-      </w:r>
+        <w:t xml:space="preserve">(Furnas, 1986; Lamping et al., </w:t>
+      </w:r>
+      <w:proofErr w:type="gramStart"/>
+      <w:r>
+        <w:rPr>
+          <w:lang w:eastAsia="zh-CN"/>
+        </w:rPr>
+        <w:t>1995)</w:t>
+      </w:r>
+      <w:proofErr w:type="gramEnd"/>
       <w:r>
         <w:rPr>
           <w:lang w:eastAsia="zh-CN"/>
@@ -5929,8 +5945,16 @@
         <w:rPr>
           <w:lang w:eastAsia="zh-CN"/>
         </w:rPr>
-        <w:t>(Cockburn et al., 2008)</w:t>
-      </w:r>
+        <w:t xml:space="preserve">(Cockburn et al., </w:t>
+      </w:r>
+      <w:proofErr w:type="gramStart"/>
+      <w:r>
+        <w:rPr>
+          <w:lang w:eastAsia="zh-CN"/>
+        </w:rPr>
+        <w:t>2008)</w:t>
+      </w:r>
+      <w:proofErr w:type="gramEnd"/>
       <w:r>
         <w:rPr>
           <w:lang w:eastAsia="zh-CN"/>
@@ -5941,8 +5965,16 @@
         <w:rPr>
           <w:lang w:eastAsia="zh-CN"/>
         </w:rPr>
-        <w:t>(Song et al., 2010)</w:t>
-      </w:r>
+        <w:t xml:space="preserve">(Song et al., </w:t>
+      </w:r>
+      <w:proofErr w:type="gramStart"/>
+      <w:r>
+        <w:rPr>
+          <w:lang w:eastAsia="zh-CN"/>
+        </w:rPr>
+        <w:t>2010)</w:t>
+      </w:r>
+      <w:proofErr w:type="gramEnd"/>
       <w:r>
         <w:rPr>
           <w:lang w:eastAsia="zh-CN"/>
@@ -5953,8 +5985,16 @@
         <w:rPr>
           <w:lang w:eastAsia="zh-CN"/>
         </w:rPr>
-        <w:t>(Dogrusoz et al., 2018; Misue et al., 1995)</w:t>
-      </w:r>
+        <w:t xml:space="preserve">(Dogrusoz et al., 2018; Misue et al., </w:t>
+      </w:r>
+      <w:proofErr w:type="gramStart"/>
+      <w:r>
+        <w:rPr>
+          <w:lang w:eastAsia="zh-CN"/>
+        </w:rPr>
+        <w:t>1995)</w:t>
+      </w:r>
+      <w:proofErr w:type="gramEnd"/>
       <w:r>
         <w:rPr>
           <w:lang w:eastAsia="zh-CN"/>
@@ -5965,7 +6005,14 @@
         <w:rPr>
           <w:lang w:eastAsia="zh-CN"/>
         </w:rPr>
-        <w:t>(Bae and Watson, 2011)</w:t>
+        <w:t xml:space="preserve">(Bae and Watson, </w:t>
+      </w:r>
+      <w:proofErr w:type="gramStart"/>
+      <w:r>
+        <w:rPr>
+          <w:lang w:eastAsia="zh-CN"/>
+        </w:rPr>
+        <w:t>2011)</w:t>
       </w:r>
       <w:r>
         <w:rPr>
@@ -5973,6 +6020,7 @@
         </w:rPr>
         <w:t>。</w:t>
       </w:r>
+      <w:proofErr w:type="gramEnd"/>
     </w:p>
     <w:p>
       <w:pPr>
@@ -6450,14 +6498,27 @@
         <w:t xml:space="preserve">Selector </w:t>
       </w:r>
       <w:r>
-        <w:t>在第一个成功或运行中的子节点停止；叶节点读取状态或执行动作。这个小型状态接口使复杂逻辑能够组合，并能明确表达中断策略</w:t>
-      </w:r>
-      <w:r>
-        <w:t>(Colledanchise and Ögren, 2018)</w:t>
+        <w:t>在第一个成功或运行中的子节点停止；叶节点读取状态或执行动作。这个小型状态接口使复杂逻辑能够组合，</w:t>
+      </w:r>
+      <w:proofErr w:type="gramStart"/>
+      <w:r>
+        <w:t>并能明确表达中断策略</w:t>
+      </w:r>
+      <w:r>
+        <w:t>(</w:t>
+      </w:r>
+      <w:proofErr w:type="gramEnd"/>
+      <w:r>
+        <w:t xml:space="preserve">Colledanchise and Ögren, </w:t>
+      </w:r>
+      <w:proofErr w:type="gramStart"/>
+      <w:r>
+        <w:t>2018)</w:t>
       </w:r>
       <w:r>
         <w:t>。</w:t>
       </w:r>
+      <w:proofErr w:type="gramEnd"/>
     </w:p>
     <w:p>
       <w:pPr>
@@ -6563,30 +6624,57 @@
         </w:rPr>
       </w:pPr>
       <w:r>
+        <w:rPr>
+          <w:lang w:eastAsia="zh-CN"/>
+        </w:rPr>
         <w:t>黑板在感知、条件和动作之间提供共享键值状态。</w:t>
       </w:r>
       <w:r>
+        <w:rPr>
+          <w:lang w:eastAsia="zh-CN"/>
+        </w:rPr>
         <w:t xml:space="preserve">Unreal Engine </w:t>
       </w:r>
       <w:r>
+        <w:rPr>
+          <w:lang w:eastAsia="zh-CN"/>
+        </w:rPr>
         <w:t>的工作流说明了把黑板、</w:t>
       </w:r>
       <w:r>
+        <w:rPr>
+          <w:lang w:eastAsia="zh-CN"/>
+        </w:rPr>
         <w:t xml:space="preserve">Decorator </w:t>
       </w:r>
       <w:r>
+        <w:rPr>
+          <w:lang w:eastAsia="zh-CN"/>
+        </w:rPr>
         <w:t>和运行观察结合的价值</w:t>
       </w:r>
       <w:r>
+        <w:rPr>
+          <w:lang w:eastAsia="zh-CN"/>
+        </w:rPr>
         <w:t>(Epic Games, n.d.)</w:t>
       </w:r>
       <w:r>
+        <w:rPr>
+          <w:lang w:eastAsia="zh-CN"/>
+        </w:rPr>
         <w:t>。但本项目没有必要重现商业系统的全部能力。合理基线是：系统能够表达有意义的决策、调用项目</w:t>
       </w:r>
       <w:r>
+        <w:rPr>
+          <w:lang w:eastAsia="zh-CN"/>
+        </w:rPr>
         <w:t xml:space="preserve"> Actor </w:t>
       </w:r>
       <w:r>
+        <w:rPr>
+          <w:lang w:eastAsia="zh-CN"/>
+        </w:rPr>
         <w:t>方法、验证黑板键，并解释分支为何运行或被拒绝。</w:t>
       </w:r>
     </w:p>
@@ -6652,7 +6740,14 @@
         <w:rPr>
           <w:lang w:eastAsia="zh-CN"/>
         </w:rPr>
-        <w:t>(Reingold and Tilford, 1981)</w:t>
+        <w:t xml:space="preserve">(Reingold and Tilford, </w:t>
+      </w:r>
+      <w:proofErr w:type="gramStart"/>
+      <w:r>
+        <w:rPr>
+          <w:lang w:eastAsia="zh-CN"/>
+        </w:rPr>
+        <w:t>1981)</w:t>
       </w:r>
       <w:r>
         <w:rPr>
@@ -6660,6 +6755,7 @@
         </w:rPr>
         <w:t>。</w:t>
       </w:r>
+      <w:proofErr w:type="gramEnd"/>
       <w:r>
         <w:rPr>
           <w:lang w:eastAsia="zh-CN"/>
@@ -6688,7 +6784,14 @@
         <w:rPr>
           <w:lang w:eastAsia="zh-CN"/>
         </w:rPr>
-        <w:t>(Plaisant et al., 2002)</w:t>
+        <w:t xml:space="preserve">(Plaisant et al., </w:t>
+      </w:r>
+      <w:proofErr w:type="gramStart"/>
+      <w:r>
+        <w:rPr>
+          <w:lang w:eastAsia="zh-CN"/>
+        </w:rPr>
+        <w:t>2002)</w:t>
       </w:r>
       <w:r>
         <w:rPr>
@@ -6696,6 +6799,7 @@
         </w:rPr>
         <w:t>。</w:t>
       </w:r>
+      <w:proofErr w:type="gramEnd"/>
     </w:p>
     <w:p>
       <w:pPr>
@@ -6725,13 +6829,27 @@
         <w:rPr>
           <w:lang w:eastAsia="zh-CN"/>
         </w:rPr>
-        <w:t>(Song et al., 2010)</w:t>
-      </w:r>
-      <w:r>
-        <w:rPr>
-          <w:lang w:eastAsia="zh-CN"/>
-        </w:rPr>
-        <w:t>。这一结果适用于包含大量备选行为的</w:t>
+        <w:t xml:space="preserve">(Song et al., </w:t>
+      </w:r>
+      <w:proofErr w:type="gramStart"/>
+      <w:r>
+        <w:rPr>
+          <w:lang w:eastAsia="zh-CN"/>
+        </w:rPr>
+        <w:t>2010)</w:t>
+      </w:r>
+      <w:r>
+        <w:rPr>
+          <w:lang w:eastAsia="zh-CN"/>
+        </w:rPr>
+        <w:t>。</w:t>
+      </w:r>
+      <w:proofErr w:type="gramEnd"/>
+      <w:r>
+        <w:rPr>
+          <w:lang w:eastAsia="zh-CN"/>
+        </w:rPr>
+        <w:t>这一结果适用于包含大量备选行为的</w:t>
       </w:r>
       <w:r>
         <w:rPr>
@@ -6811,13 +6929,27 @@
         <w:rPr>
           <w:lang w:eastAsia="zh-CN"/>
         </w:rPr>
-        <w:t>(Bae and Watson, 2011)</w:t>
-      </w:r>
-      <w:r>
-        <w:rPr>
-          <w:lang w:eastAsia="zh-CN"/>
-        </w:rPr>
-        <w:t>。其价值不一定是要求行为树完全改用矩阵，而是证明路径任务可能更适合另一种补充表示。本项目因此保留可编辑节点图，同时加入紧凑文字路径和强活动路径编码，以针对运行时路径定位任务。</w:t>
+        <w:t xml:space="preserve">(Bae and Watson, </w:t>
+      </w:r>
+      <w:proofErr w:type="gramStart"/>
+      <w:r>
+        <w:rPr>
+          <w:lang w:eastAsia="zh-CN"/>
+        </w:rPr>
+        <w:t>2011)</w:t>
+      </w:r>
+      <w:r>
+        <w:rPr>
+          <w:lang w:eastAsia="zh-CN"/>
+        </w:rPr>
+        <w:t>。</w:t>
+      </w:r>
+      <w:proofErr w:type="gramEnd"/>
+      <w:r>
+        <w:rPr>
+          <w:lang w:eastAsia="zh-CN"/>
+        </w:rPr>
+        <w:t>其价值不一定是要求行为树完全改用矩阵，而是证明路径任务可能更适合另一种补充表示。本项目因此保留可编辑节点图，同时加入紧凑文字路径和强活动路径编码，以针对运行时路径定位任务。</w:t>
       </w:r>
     </w:p>
     <w:p>
@@ -6864,7 +6996,14 @@
         <w:rPr>
           <w:lang w:eastAsia="zh-CN"/>
         </w:rPr>
-        <w:t>(Furnas, 1986)</w:t>
+        <w:t xml:space="preserve">(Furnas, </w:t>
+      </w:r>
+      <w:proofErr w:type="gramStart"/>
+      <w:r>
+        <w:rPr>
+          <w:lang w:eastAsia="zh-CN"/>
+        </w:rPr>
+        <w:t>1986)</w:t>
       </w:r>
       <w:r>
         <w:rPr>
@@ -6872,6 +7011,7 @@
         </w:rPr>
         <w:t>。</w:t>
       </w:r>
+      <w:proofErr w:type="gramEnd"/>
       <w:r>
         <w:rPr>
           <w:lang w:eastAsia="zh-CN"/>
@@ -6888,13 +7028,27 @@
         <w:rPr>
           <w:lang w:eastAsia="zh-CN"/>
         </w:rPr>
-        <w:t>(Lamping et al., 1995)</w:t>
-      </w:r>
-      <w:r>
-        <w:rPr>
-          <w:lang w:eastAsia="zh-CN"/>
-        </w:rPr>
-        <w:t>。行为树编辑器可以借此读取鼠标所在节点，同时保留周边结构。</w:t>
+        <w:t xml:space="preserve">(Lamping et al., </w:t>
+      </w:r>
+      <w:proofErr w:type="gramStart"/>
+      <w:r>
+        <w:rPr>
+          <w:lang w:eastAsia="zh-CN"/>
+        </w:rPr>
+        <w:t>1995)</w:t>
+      </w:r>
+      <w:r>
+        <w:rPr>
+          <w:lang w:eastAsia="zh-CN"/>
+        </w:rPr>
+        <w:t>。</w:t>
+      </w:r>
+      <w:proofErr w:type="gramEnd"/>
+      <w:r>
+        <w:rPr>
+          <w:lang w:eastAsia="zh-CN"/>
+        </w:rPr>
+        <w:t>行为树编辑器可以借此读取鼠标所在节点，同时保留周边结构。</w:t>
       </w:r>
     </w:p>
     <w:p>
@@ -6961,13 +7115,27 @@
         <w:rPr>
           <w:lang w:eastAsia="zh-CN"/>
         </w:rPr>
-        <w:t>(Cockburn et al., 2008)</w:t>
-      </w:r>
-      <w:r>
-        <w:rPr>
-          <w:lang w:eastAsia="zh-CN"/>
-        </w:rPr>
-        <w:t>。因此本项目把鱼眼最大倍率限制为</w:t>
+        <w:t xml:space="preserve">(Cockburn et al., </w:t>
+      </w:r>
+      <w:proofErr w:type="gramStart"/>
+      <w:r>
+        <w:rPr>
+          <w:lang w:eastAsia="zh-CN"/>
+        </w:rPr>
+        <w:t>2008)</w:t>
+      </w:r>
+      <w:r>
+        <w:rPr>
+          <w:lang w:eastAsia="zh-CN"/>
+        </w:rPr>
+        <w:t>。</w:t>
+      </w:r>
+      <w:proofErr w:type="gramEnd"/>
+      <w:r>
+        <w:rPr>
+          <w:lang w:eastAsia="zh-CN"/>
+        </w:rPr>
+        <w:t>因此本项目把鱼眼最大倍率限制为</w:t>
       </w:r>
       <w:r>
         <w:rPr>
@@ -7081,25 +7249,53 @@
         <w:rPr>
           <w:lang w:eastAsia="zh-CN"/>
         </w:rPr>
-        <w:t>(Dogrusoz et al., 2018)</w:t>
-      </w:r>
-      <w:r>
-        <w:rPr>
-          <w:lang w:eastAsia="zh-CN"/>
-        </w:rPr>
-        <w:t>。该研究与心理地图原则一致：如果一次编辑引起大量无关节点移动，用户就必须重新学习位置</w:t>
-      </w:r>
-      <w:r>
-        <w:rPr>
-          <w:lang w:eastAsia="zh-CN"/>
-        </w:rPr>
-        <w:t>(Misue et al., 1995)</w:t>
-      </w:r>
-      <w:r>
-        <w:rPr>
-          <w:lang w:eastAsia="zh-CN"/>
-        </w:rPr>
-        <w:t>。行为树折叠应保留折叠根，报告隐藏内容，并尽量不移动无关分支。</w:t>
+        <w:t xml:space="preserve">(Dogrusoz et al., </w:t>
+      </w:r>
+      <w:proofErr w:type="gramStart"/>
+      <w:r>
+        <w:rPr>
+          <w:lang w:eastAsia="zh-CN"/>
+        </w:rPr>
+        <w:t>2018)</w:t>
+      </w:r>
+      <w:r>
+        <w:rPr>
+          <w:lang w:eastAsia="zh-CN"/>
+        </w:rPr>
+        <w:t>。</w:t>
+      </w:r>
+      <w:proofErr w:type="gramEnd"/>
+      <w:r>
+        <w:rPr>
+          <w:lang w:eastAsia="zh-CN"/>
+        </w:rPr>
+        <w:t>该研究与心理地图原则一致：如果一次编辑引起大量无关节点移动，用户就必须重新学习位置</w:t>
+      </w:r>
+      <w:r>
+        <w:rPr>
+          <w:lang w:eastAsia="zh-CN"/>
+        </w:rPr>
+        <w:t xml:space="preserve">(Misue et al., </w:t>
+      </w:r>
+      <w:proofErr w:type="gramStart"/>
+      <w:r>
+        <w:rPr>
+          <w:lang w:eastAsia="zh-CN"/>
+        </w:rPr>
+        <w:t>1995)</w:t>
+      </w:r>
+      <w:r>
+        <w:rPr>
+          <w:lang w:eastAsia="zh-CN"/>
+        </w:rPr>
+        <w:t>。</w:t>
+      </w:r>
+      <w:proofErr w:type="gramEnd"/>
+      <w:r>
+        <w:rPr>
+          <w:lang w:eastAsia="zh-CN"/>
+        </w:rPr>
+        <w:t>行为树折叠应保留折叠根，报告隐藏内容，并尽量不移动无关分支。</w:t>
       </w:r>
     </w:p>
     <w:p>
@@ -7180,13 +7376,27 @@
         <w:rPr>
           <w:lang w:eastAsia="zh-CN"/>
         </w:rPr>
-        <w:t>(Shneiderman, 1996)</w:t>
-      </w:r>
-      <w:r>
-        <w:rPr>
-          <w:lang w:eastAsia="zh-CN"/>
-        </w:rPr>
-        <w:t>。形状</w:t>
+        <w:t xml:space="preserve">(Shneiderman, </w:t>
+      </w:r>
+      <w:proofErr w:type="gramStart"/>
+      <w:r>
+        <w:rPr>
+          <w:lang w:eastAsia="zh-CN"/>
+        </w:rPr>
+        <w:t>1996)</w:t>
+      </w:r>
+      <w:r>
+        <w:rPr>
+          <w:lang w:eastAsia="zh-CN"/>
+        </w:rPr>
+        <w:t>。</w:t>
+      </w:r>
+      <w:proofErr w:type="gramEnd"/>
+      <w:r>
+        <w:rPr>
+          <w:lang w:eastAsia="zh-CN"/>
+        </w:rPr>
+        <w:t>形状</w:t>
       </w:r>
       <w:r>
         <w:rPr>
@@ -7365,112 +7575,100 @@
     </w:p>
     <w:p>
       <w:pPr>
-        <w:pStyle w:val="21"/>
-        <w:rPr>
-          <w:lang w:eastAsia="zh-CN"/>
-        </w:rPr>
-      </w:pPr>
-      <w:bookmarkStart w:id="14" w:name="_Toc238445390"/>
-      <w:r>
-        <w:rPr>
-          <w:lang w:eastAsia="zh-CN"/>
-        </w:rPr>
-        <w:t>2.6</w:t>
-      </w:r>
-      <w:r>
-        <w:rPr>
-          <w:lang w:eastAsia="zh-CN"/>
-        </w:rPr>
-        <w:t xml:space="preserve">　研究空白与设计启示</w:t>
+        <w:pStyle w:val="1"/>
+        <w:pageBreakBefore/>
+        <w:rPr>
+          <w:lang w:eastAsia="zh-CN"/>
+        </w:rPr>
+      </w:pPr>
+      <w:bookmarkStart w:id="14" w:name="_Toc238445391"/>
+      <w:r>
+        <w:rPr>
+          <w:lang w:eastAsia="zh-CN"/>
+        </w:rPr>
+        <w:lastRenderedPageBreak/>
+        <w:t>第</w:t>
+      </w:r>
+      <w:r>
+        <w:rPr>
+          <w:lang w:eastAsia="zh-CN"/>
+        </w:rPr>
+        <w:t>3</w:t>
+      </w:r>
+      <w:r>
+        <w:rPr>
+          <w:lang w:eastAsia="zh-CN"/>
+        </w:rPr>
+        <w:t>章　研究方法</w:t>
       </w:r>
       <w:bookmarkEnd w:id="14"/>
     </w:p>
     <w:p>
       <w:pPr>
-        <w:rPr>
-          <w:lang w:eastAsia="zh-CN"/>
-        </w:rPr>
-      </w:pPr>
-      <w:r>
-        <w:rPr>
-          <w:lang w:eastAsia="zh-CN"/>
-        </w:rPr>
-        <w:t>文献支持多个单项机制，却没有规定如何把它们集成到一个可执行</w:t>
-      </w:r>
-      <w:r>
-        <w:rPr>
-          <w:lang w:eastAsia="zh-CN"/>
-        </w:rPr>
-        <w:t xml:space="preserve"> Godot </w:t>
-      </w:r>
-      <w:r>
-        <w:rPr>
-          <w:lang w:eastAsia="zh-CN"/>
-        </w:rPr>
-        <w:t>行为树编辑器中。本文据此采用四项原则：保留节点</w:t>
-      </w:r>
-      <w:r>
-        <w:rPr>
-          <w:lang w:eastAsia="zh-CN"/>
-        </w:rPr>
-        <w:t>–</w:t>
-      </w:r>
-      <w:r>
-        <w:rPr>
-          <w:lang w:eastAsia="zh-CN"/>
-        </w:rPr>
-        <w:t>连线拓扑和明确同级顺序作为基线；分离几何放大、语义细节和结构过滤；在折叠与布局中维护空间上下文，并在隐藏细节时提供概览或路径表示；最后，把几何效果和软件正确性与人的任务表现分开评估。最后一项尤其重要：面积或可见节点减少只能证明表示更紧凑，不能证明更容易理解。</w:t>
-      </w:r>
-    </w:p>
-    <w:p>
-      <w:pPr>
-        <w:pStyle w:val="1"/>
-        <w:pageBreakBefore/>
-        <w:rPr>
-          <w:lang w:eastAsia="zh-CN"/>
-        </w:rPr>
-      </w:pPr>
-      <w:bookmarkStart w:id="15" w:name="_Toc238445391"/>
-      <w:r>
-        <w:rPr>
-          <w:lang w:eastAsia="zh-CN"/>
-        </w:rPr>
-        <w:lastRenderedPageBreak/>
-        <w:t>第</w:t>
-      </w:r>
-      <w:r>
-        <w:rPr>
-          <w:lang w:eastAsia="zh-CN"/>
-        </w:rPr>
-        <w:t>3</w:t>
-      </w:r>
-      <w:r>
-        <w:rPr>
-          <w:lang w:eastAsia="zh-CN"/>
-        </w:rPr>
-        <w:t>章　研究方法</w:t>
+        <w:pStyle w:val="21"/>
+        <w:rPr>
+          <w:lang w:eastAsia="zh-CN"/>
+        </w:rPr>
+      </w:pPr>
+      <w:bookmarkStart w:id="15" w:name="_Toc238445392"/>
+      <w:r>
+        <w:rPr>
+          <w:lang w:eastAsia="zh-CN"/>
+        </w:rPr>
+        <w:t>3.1</w:t>
+      </w:r>
+      <w:r>
+        <w:rPr>
+          <w:lang w:eastAsia="zh-CN"/>
+        </w:rPr>
+        <w:t xml:space="preserve">　研究策略</w:t>
       </w:r>
       <w:bookmarkEnd w:id="15"/>
     </w:p>
     <w:p>
       <w:pPr>
+        <w:rPr>
+          <w:lang w:eastAsia="zh-CN"/>
+        </w:rPr>
+      </w:pPr>
+      <w:r>
+        <w:rPr>
+          <w:lang w:eastAsia="zh-CN"/>
+        </w:rPr>
+        <w:t>本研究先实现一个能够正常编写和运行行为树的</w:t>
+      </w:r>
+      <w:r>
+        <w:rPr>
+          <w:lang w:eastAsia="zh-CN"/>
+        </w:rPr>
+        <w:t xml:space="preserve"> Godot 4.6 </w:t>
+      </w:r>
+      <w:r>
+        <w:rPr>
+          <w:lang w:eastAsia="zh-CN"/>
+        </w:rPr>
+        <w:t>插件，再用该插件测试大型行为树的显示优化。研究重点不是行为树是否适合制作游戏，而是这些显示优化能否在不同节点数量和屏幕尺寸下改善可测的界面表现。</w:t>
+      </w:r>
+    </w:p>
+    <w:p>
+      <w:pPr>
         <w:pStyle w:val="21"/>
         <w:rPr>
           <w:lang w:eastAsia="zh-CN"/>
         </w:rPr>
       </w:pPr>
-      <w:bookmarkStart w:id="16" w:name="_Toc238445392"/>
-      <w:r>
-        <w:rPr>
-          <w:lang w:eastAsia="zh-CN"/>
-        </w:rPr>
-        <w:t>3.1</w:t>
-      </w:r>
-      <w:r>
-        <w:rPr>
-          <w:lang w:eastAsia="zh-CN"/>
-        </w:rPr>
-        <w:t xml:space="preserve">　研究策略</w:t>
+      <w:bookmarkStart w:id="16" w:name="_Toc238445393"/>
+      <w:r>
+        <w:rPr>
+          <w:lang w:eastAsia="zh-CN"/>
+        </w:rPr>
+        <w:t>3.2</w:t>
+      </w:r>
+      <w:r>
+        <w:rPr>
+          <w:lang w:eastAsia="zh-CN"/>
+        </w:rPr>
+        <w:t xml:space="preserve">　实验因素与数据集</w:t>
       </w:r>
       <w:bookmarkEnd w:id="16"/>
     </w:p>
@@ -7484,42 +7682,189 @@
         <w:rPr>
           <w:lang w:eastAsia="zh-CN"/>
         </w:rPr>
-        <w:t>本研究先实现一个能够正常编写和运行行为树的</w:t>
-      </w:r>
-      <w:r>
-        <w:rPr>
-          <w:lang w:eastAsia="zh-CN"/>
-        </w:rPr>
-        <w:t xml:space="preserve"> Godot 4.6 </w:t>
-      </w:r>
-      <w:r>
-        <w:rPr>
-          <w:lang w:eastAsia="zh-CN"/>
-        </w:rPr>
-        <w:t>插件，再用该插件测试大型行为树的显示优化。研究重点不是行为树是否适合制作游戏，而是这些显示优化能否在不同节点数量和屏幕尺寸下改善可测的界面表现。</w:t>
+        <w:t>实验使用五棵自动生成的行为树，资源节点数量分别为</w:t>
+      </w:r>
+      <w:r>
+        <w:rPr>
+          <w:lang w:eastAsia="zh-CN"/>
+        </w:rPr>
+        <w:t xml:space="preserve"> 31</w:t>
+      </w:r>
+      <w:r>
+        <w:rPr>
+          <w:lang w:eastAsia="zh-CN"/>
+        </w:rPr>
+        <w:t>、</w:t>
+      </w:r>
+      <w:r>
+        <w:rPr>
+          <w:lang w:eastAsia="zh-CN"/>
+        </w:rPr>
+        <w:t>61</w:t>
+      </w:r>
+      <w:r>
+        <w:rPr>
+          <w:lang w:eastAsia="zh-CN"/>
+        </w:rPr>
+        <w:t>、</w:t>
+      </w:r>
+      <w:r>
+        <w:rPr>
+          <w:lang w:eastAsia="zh-CN"/>
+        </w:rPr>
+        <w:t>121</w:t>
+      </w:r>
+      <w:r>
+        <w:rPr>
+          <w:lang w:eastAsia="zh-CN"/>
+        </w:rPr>
+        <w:t>、</w:t>
+      </w:r>
+      <w:r>
+        <w:rPr>
+          <w:lang w:eastAsia="zh-CN"/>
+        </w:rPr>
+        <w:t xml:space="preserve">241 </w:t>
+      </w:r>
+      <w:r>
+        <w:rPr>
+          <w:lang w:eastAsia="zh-CN"/>
+        </w:rPr>
+        <w:t>和</w:t>
+      </w:r>
+      <w:r>
+        <w:rPr>
+          <w:lang w:eastAsia="zh-CN"/>
+        </w:rPr>
+        <w:t xml:space="preserve"> 364</w:t>
+      </w:r>
+      <w:r>
+        <w:rPr>
+          <w:lang w:eastAsia="zh-CN"/>
+        </w:rPr>
+        <w:t>。它们覆盖小型行为树、超过导师所提约</w:t>
+      </w:r>
+      <w:r>
+        <w:rPr>
+          <w:lang w:eastAsia="zh-CN"/>
+        </w:rPr>
+        <w:t xml:space="preserve"> 50 </w:t>
+      </w:r>
+      <w:r>
+        <w:rPr>
+          <w:lang w:eastAsia="zh-CN"/>
+        </w:rPr>
+        <w:t>节点问题的行为树，以及更大的压力测试场景。五棵树采用相同的生成规则、节点类型比例和</w:t>
+      </w:r>
+      <w:r>
+        <w:rPr>
+          <w:lang w:eastAsia="zh-CN"/>
+        </w:rPr>
+        <w:t xml:space="preserve"> Decorator </w:t>
+      </w:r>
+      <w:r>
+        <w:rPr>
+          <w:lang w:eastAsia="zh-CN"/>
+        </w:rPr>
+        <w:t>比例，主要差别只有规模。</w:t>
+      </w:r>
+      <w:r>
+        <w:rPr>
+          <w:lang w:eastAsia="zh-CN"/>
+        </w:rPr>
+        <w:t xml:space="preserve">Decorator </w:t>
+      </w:r>
+      <w:r>
+        <w:rPr>
+          <w:lang w:eastAsia="zh-CN"/>
+        </w:rPr>
+        <w:t>附着在其他节点上，不单独显示为画布卡片，因此五棵树分别显示为</w:t>
+      </w:r>
+      <w:r>
+        <w:rPr>
+          <w:lang w:eastAsia="zh-CN"/>
+        </w:rPr>
+        <w:t xml:space="preserve"> 26</w:t>
+      </w:r>
+      <w:r>
+        <w:rPr>
+          <w:lang w:eastAsia="zh-CN"/>
+        </w:rPr>
+        <w:t>、</w:t>
+      </w:r>
+      <w:r>
+        <w:rPr>
+          <w:lang w:eastAsia="zh-CN"/>
+        </w:rPr>
+        <w:t>51</w:t>
+      </w:r>
+      <w:r>
+        <w:rPr>
+          <w:lang w:eastAsia="zh-CN"/>
+        </w:rPr>
+        <w:t>、</w:t>
+      </w:r>
+      <w:r>
+        <w:rPr>
+          <w:lang w:eastAsia="zh-CN"/>
+        </w:rPr>
+        <w:t>101</w:t>
+      </w:r>
+      <w:r>
+        <w:rPr>
+          <w:lang w:eastAsia="zh-CN"/>
+        </w:rPr>
+        <w:t>、</w:t>
+      </w:r>
+      <w:r>
+        <w:rPr>
+          <w:lang w:eastAsia="zh-CN"/>
+        </w:rPr>
+        <w:t xml:space="preserve">202 </w:t>
+      </w:r>
+      <w:r>
+        <w:rPr>
+          <w:lang w:eastAsia="zh-CN"/>
+        </w:rPr>
+        <w:t>和</w:t>
+      </w:r>
+      <w:r>
+        <w:rPr>
+          <w:lang w:eastAsia="zh-CN"/>
+        </w:rPr>
+        <w:t xml:space="preserve"> 305 </w:t>
+      </w:r>
+      <w:r>
+        <w:rPr>
+          <w:lang w:eastAsia="zh-CN"/>
+        </w:rPr>
+        <w:t>张卡片。</w:t>
       </w:r>
     </w:p>
     <w:p>
       <w:pPr>
-        <w:pStyle w:val="21"/>
-        <w:rPr>
-          <w:lang w:eastAsia="zh-CN"/>
-        </w:rPr>
-      </w:pPr>
-      <w:bookmarkStart w:id="17" w:name="_Toc238445393"/>
-      <w:r>
-        <w:rPr>
-          <w:lang w:eastAsia="zh-CN"/>
-        </w:rPr>
-        <w:t>3.2</w:t>
-      </w:r>
-      <w:r>
-        <w:rPr>
-          <w:lang w:eastAsia="zh-CN"/>
-        </w:rPr>
-        <w:t xml:space="preserve">　实验因素与数据集</w:t>
-      </w:r>
-      <w:bookmarkEnd w:id="17"/>
+        <w:rPr>
+          <w:lang w:eastAsia="zh-CN"/>
+        </w:rPr>
+      </w:pPr>
+      <w:r>
+        <w:rPr>
+          <w:lang w:eastAsia="zh-CN"/>
+        </w:rPr>
+        <w:t>项目还有一棵实际控制游戏敌人的</w:t>
+      </w:r>
+      <w:r>
+        <w:rPr>
+          <w:lang w:eastAsia="zh-CN"/>
+        </w:rPr>
+        <w:t xml:space="preserve"> 241 </w:t>
+      </w:r>
+      <w:r>
+        <w:rPr>
+          <w:lang w:eastAsia="zh-CN"/>
+        </w:rPr>
+        <w:t>节点行为树。它包含治疗、近战、远程攻击、跳跃、攀爬、追击、搜索、撤退、巡逻和待机等行为。这棵树只用于确认插件能够正确控制复杂敌人，不作为单独的显示优化实验。</w:t>
+      </w:r>
     </w:p>
     <w:p>
       <w:pPr>
@@ -7531,243 +7876,61 @@
         <w:rPr>
           <w:lang w:eastAsia="zh-CN"/>
         </w:rPr>
-        <w:t>实验使用五棵自动生成的行为树，资源节点数量分别为</w:t>
-      </w:r>
-      <w:r>
-        <w:rPr>
-          <w:lang w:eastAsia="zh-CN"/>
-        </w:rPr>
-        <w:t xml:space="preserve"> 31</w:t>
-      </w:r>
-      <w:r>
-        <w:rPr>
-          <w:lang w:eastAsia="zh-CN"/>
-        </w:rPr>
-        <w:t>、</w:t>
-      </w:r>
-      <w:r>
-        <w:rPr>
-          <w:lang w:eastAsia="zh-CN"/>
-        </w:rPr>
-        <w:t>61</w:t>
-      </w:r>
-      <w:r>
-        <w:rPr>
-          <w:lang w:eastAsia="zh-CN"/>
-        </w:rPr>
-        <w:t>、</w:t>
-      </w:r>
-      <w:r>
-        <w:rPr>
-          <w:lang w:eastAsia="zh-CN"/>
-        </w:rPr>
-        <w:t>121</w:t>
-      </w:r>
-      <w:r>
-        <w:rPr>
-          <w:lang w:eastAsia="zh-CN"/>
-        </w:rPr>
-        <w:t>、</w:t>
-      </w:r>
-      <w:r>
-        <w:rPr>
-          <w:lang w:eastAsia="zh-CN"/>
-        </w:rPr>
-        <w:t xml:space="preserve">241 </w:t>
-      </w:r>
-      <w:r>
-        <w:rPr>
-          <w:lang w:eastAsia="zh-CN"/>
-        </w:rPr>
-        <w:t>和</w:t>
-      </w:r>
-      <w:r>
-        <w:rPr>
-          <w:lang w:eastAsia="zh-CN"/>
-        </w:rPr>
-        <w:t xml:space="preserve"> 364</w:t>
-      </w:r>
-      <w:r>
-        <w:rPr>
-          <w:lang w:eastAsia="zh-CN"/>
-        </w:rPr>
-        <w:t>。它们覆盖小型行为树、超过导师所提约</w:t>
-      </w:r>
-      <w:r>
-        <w:rPr>
-          <w:lang w:eastAsia="zh-CN"/>
-        </w:rPr>
-        <w:t xml:space="preserve"> 50 </w:t>
-      </w:r>
-      <w:r>
-        <w:rPr>
-          <w:lang w:eastAsia="zh-CN"/>
-        </w:rPr>
-        <w:t>节点问题的行为树，以及更大的压力测试场景。五棵树采用相同的生成规则、节点类型比例和</w:t>
-      </w:r>
-      <w:r>
-        <w:rPr>
-          <w:lang w:eastAsia="zh-CN"/>
-        </w:rPr>
-        <w:t xml:space="preserve"> Decorator </w:t>
-      </w:r>
-      <w:r>
-        <w:rPr>
-          <w:lang w:eastAsia="zh-CN"/>
-        </w:rPr>
-        <w:t>比例，主要差别只有规模。</w:t>
-      </w:r>
-      <w:r>
-        <w:rPr>
-          <w:lang w:eastAsia="zh-CN"/>
-        </w:rPr>
-        <w:t xml:space="preserve">Decorator </w:t>
-      </w:r>
-      <w:r>
-        <w:rPr>
-          <w:lang w:eastAsia="zh-CN"/>
-        </w:rPr>
-        <w:t>附着在其他节点上，不单独显示为画布卡片，因此五棵树分别显示为</w:t>
-      </w:r>
-      <w:r>
-        <w:rPr>
-          <w:lang w:eastAsia="zh-CN"/>
-        </w:rPr>
-        <w:t xml:space="preserve"> 26</w:t>
-      </w:r>
-      <w:r>
-        <w:rPr>
-          <w:lang w:eastAsia="zh-CN"/>
-        </w:rPr>
-        <w:t>、</w:t>
-      </w:r>
-      <w:r>
-        <w:rPr>
-          <w:lang w:eastAsia="zh-CN"/>
-        </w:rPr>
-        <w:t>51</w:t>
-      </w:r>
-      <w:r>
-        <w:rPr>
-          <w:lang w:eastAsia="zh-CN"/>
-        </w:rPr>
-        <w:t>、</w:t>
-      </w:r>
-      <w:r>
-        <w:rPr>
-          <w:lang w:eastAsia="zh-CN"/>
-        </w:rPr>
-        <w:t>101</w:t>
-      </w:r>
-      <w:r>
-        <w:rPr>
-          <w:lang w:eastAsia="zh-CN"/>
-        </w:rPr>
-        <w:t>、</w:t>
-      </w:r>
-      <w:r>
-        <w:rPr>
-          <w:lang w:eastAsia="zh-CN"/>
-        </w:rPr>
-        <w:t xml:space="preserve">202 </w:t>
-      </w:r>
-      <w:r>
-        <w:rPr>
-          <w:lang w:eastAsia="zh-CN"/>
-        </w:rPr>
-        <w:t>和</w:t>
-      </w:r>
-      <w:r>
-        <w:rPr>
-          <w:lang w:eastAsia="zh-CN"/>
-        </w:rPr>
-        <w:t xml:space="preserve"> 305 </w:t>
-      </w:r>
-      <w:r>
-        <w:rPr>
-          <w:lang w:eastAsia="zh-CN"/>
-        </w:rPr>
-        <w:t>张卡片。</w:t>
+        <w:t>本论文只比较表</w:t>
+      </w:r>
+      <w:r>
+        <w:rPr>
+          <w:lang w:eastAsia="zh-CN"/>
+        </w:rPr>
+        <w:t>3.1</w:t>
+      </w:r>
+      <w:r>
+        <w:rPr>
+          <w:lang w:eastAsia="zh-CN"/>
+        </w:rPr>
+        <w:t>所列六种显示条件。每次试验开始前都先恢复同一初始状态：展开全部节点、清空搜索、取消聚焦、将缩放设为</w:t>
+      </w:r>
+      <w:r>
+        <w:rPr>
+          <w:lang w:eastAsia="zh-CN"/>
+        </w:rPr>
+        <w:t xml:space="preserve"> 100%</w:t>
+      </w:r>
+      <w:r>
+        <w:rPr>
+          <w:lang w:eastAsia="zh-CN"/>
+        </w:rPr>
+        <w:t>，并关闭本实验涉及的显示优化。随后只应用当前条件规定的操作。</w:t>
       </w:r>
     </w:p>
     <w:p>
       <w:pPr>
-        <w:rPr>
-          <w:lang w:eastAsia="zh-CN"/>
-        </w:rPr>
-      </w:pPr>
-      <w:r>
-        <w:rPr>
-          <w:lang w:eastAsia="zh-CN"/>
-        </w:rPr>
-        <w:t>项目还有一棵实际控制游戏敌人的</w:t>
-      </w:r>
-      <w:r>
-        <w:rPr>
-          <w:lang w:eastAsia="zh-CN"/>
-        </w:rPr>
-        <w:t xml:space="preserve"> 241 </w:t>
-      </w:r>
-      <w:r>
-        <w:rPr>
-          <w:lang w:eastAsia="zh-CN"/>
-        </w:rPr>
-        <w:t>节点行为树。它包含治疗、近战、远程攻击、跳跃、攀爬、追击、搜索、撤退、巡逻和待机等行为。这棵树只用于确认插件能够正确控制复杂敌人，不作为单独的显示优化实验。</w:t>
-      </w:r>
-    </w:p>
-    <w:p>
-      <w:pPr>
-        <w:rPr>
-          <w:lang w:eastAsia="zh-CN"/>
-        </w:rPr>
-      </w:pPr>
-      <w:r>
-        <w:rPr>
-          <w:lang w:eastAsia="zh-CN"/>
-        </w:rPr>
-        <w:t>本论文只比较表</w:t>
-      </w:r>
-      <w:r>
-        <w:rPr>
-          <w:lang w:eastAsia="zh-CN"/>
-        </w:rPr>
-        <w:t>3.1</w:t>
-      </w:r>
-      <w:r>
-        <w:rPr>
-          <w:lang w:eastAsia="zh-CN"/>
-        </w:rPr>
-        <w:t>所列六种显示条件。每次试验开始前都先恢复同一初始状态：展开全部节点、清空搜索、取消聚焦、将缩放设为</w:t>
-      </w:r>
-      <w:r>
-        <w:rPr>
-          <w:lang w:eastAsia="zh-CN"/>
-        </w:rPr>
-        <w:t xml:space="preserve"> 100%</w:t>
-      </w:r>
-      <w:r>
-        <w:rPr>
-          <w:lang w:eastAsia="zh-CN"/>
-        </w:rPr>
-        <w:t>，并关闭本实验涉及的显示优化。随后只应用当前条件规定的操作。</w:t>
-      </w:r>
-    </w:p>
-    <w:p>
-      <w:pPr>
         <w:pStyle w:val="TableCaption"/>
         <w:keepNext/>
-      </w:pPr>
-      <w:bookmarkStart w:id="18" w:name="_Toc238445432"/>
-      <w:r>
+        <w:rPr>
+          <w:lang w:eastAsia="zh-CN"/>
+        </w:rPr>
+      </w:pPr>
+      <w:bookmarkStart w:id="17" w:name="_Toc238445432"/>
+      <w:r>
+        <w:rPr>
+          <w:lang w:eastAsia="zh-CN"/>
+        </w:rPr>
         <w:t>表</w:t>
       </w:r>
       <w:r>
+        <w:rPr>
+          <w:lang w:eastAsia="zh-CN"/>
+        </w:rPr>
         <w:t xml:space="preserve"> 3.1</w:t>
       </w:r>
       <w:r>
+        <w:rPr>
+          <w:lang w:eastAsia="zh-CN"/>
+        </w:rPr>
         <w:t xml:space="preserve">　六种显示实验条件及实际操作</w:t>
       </w:r>
-      <w:bookmarkEnd w:id="18"/>
+      <w:bookmarkEnd w:id="17"/>
     </w:p>
     <w:tbl>
       <w:tblPr>
@@ -7833,11 +7996,15 @@
           <w:p>
             <w:pPr>
               <w:ind w:firstLine="0"/>
+              <w:rPr>
+                <w:lang w:eastAsia="zh-CN"/>
+              </w:rPr>
             </w:pPr>
             <w:r>
               <w:rPr>
                 <w:b/>
                 <w:sz w:val="16"/>
+                <w:lang w:eastAsia="zh-CN"/>
               </w:rPr>
               <w:t>界面变化与主要测量目的</w:t>
             </w:r>
@@ -7873,10 +8040,14 @@
           <w:p>
             <w:pPr>
               <w:ind w:firstLine="0"/>
+              <w:rPr>
+                <w:lang w:eastAsia="zh-CN"/>
+              </w:rPr>
             </w:pPr>
             <w:r>
               <w:rPr>
                 <w:sz w:val="16"/>
+                <w:lang w:eastAsia="zh-CN"/>
               </w:rPr>
               <w:t>关闭本实验涉及的显示优化，显示完整卡片和全部分支。</w:t>
             </w:r>
@@ -7890,10 +8061,14 @@
           <w:p>
             <w:pPr>
               <w:ind w:firstLine="0"/>
+              <w:rPr>
+                <w:lang w:eastAsia="zh-CN"/>
+              </w:rPr>
             </w:pPr>
             <w:r>
               <w:rPr>
                 <w:sz w:val="16"/>
+                <w:lang w:eastAsia="zh-CN"/>
               </w:rPr>
               <w:t>提供原始显示结果，作为其他条件的比较基准。</w:t>
             </w:r>
@@ -7929,10 +8104,14 @@
           <w:p>
             <w:pPr>
               <w:ind w:firstLine="0"/>
+              <w:rPr>
+                <w:lang w:eastAsia="zh-CN"/>
+              </w:rPr>
             </w:pPr>
             <w:r>
               <w:rPr>
                 <w:sz w:val="16"/>
+                <w:lang w:eastAsia="zh-CN"/>
               </w:rPr>
               <w:t>只开启紧凑卡片。所有节点仍然显示，但卡片变小，只保留类型和短标题。</w:t>
             </w:r>
@@ -7946,10 +8125,14 @@
           <w:p>
             <w:pPr>
               <w:ind w:firstLine="0"/>
+              <w:rPr>
+                <w:lang w:eastAsia="zh-CN"/>
+              </w:rPr>
             </w:pPr>
             <w:r>
               <w:rPr>
                 <w:sz w:val="16"/>
+                <w:lang w:eastAsia="zh-CN"/>
               </w:rPr>
               <w:t>测量在不隐藏节点的情况下，卡片总面积减少多少。</w:t>
             </w:r>
@@ -7985,22 +8168,28 @@
           <w:p>
             <w:pPr>
               <w:ind w:firstLine="0"/>
+              <w:rPr>
+                <w:lang w:eastAsia="zh-CN"/>
+              </w:rPr>
             </w:pPr>
             <w:r>
               <w:rPr>
                 <w:sz w:val="16"/>
+                <w:lang w:eastAsia="zh-CN"/>
               </w:rPr>
               <w:t>同时开启紧凑卡片和低细节语义缩放，并将画布缩放到</w:t>
             </w:r>
             <w:r>
               <w:rPr>
                 <w:sz w:val="16"/>
+                <w:lang w:eastAsia="zh-CN"/>
               </w:rPr>
               <w:t xml:space="preserve"> 50%</w:t>
             </w:r>
             <w:r>
               <w:rPr>
                 <w:sz w:val="16"/>
+                <w:lang w:eastAsia="zh-CN"/>
               </w:rPr>
               <w:t>。</w:t>
             </w:r>
@@ -8014,10 +8203,14 @@
           <w:p>
             <w:pPr>
               <w:ind w:firstLine="0"/>
+              <w:rPr>
+                <w:lang w:eastAsia="zh-CN"/>
+              </w:rPr>
             </w:pPr>
             <w:r>
               <w:rPr>
                 <w:sz w:val="16"/>
+                <w:lang w:eastAsia="zh-CN"/>
               </w:rPr>
               <w:t>保留全部节点，但减少每张卡片的信息，用于查看整棵树的结构。</w:t>
             </w:r>
@@ -8053,22 +8246,28 @@
           <w:p>
             <w:pPr>
               <w:ind w:firstLine="0"/>
+              <w:rPr>
+                <w:lang w:eastAsia="zh-CN"/>
+              </w:rPr>
             </w:pPr>
             <w:r>
               <w:rPr>
                 <w:sz w:val="16"/>
+                <w:lang w:eastAsia="zh-CN"/>
               </w:rPr>
               <w:t>在</w:t>
             </w:r>
             <w:r>
               <w:rPr>
                 <w:sz w:val="16"/>
+                <w:lang w:eastAsia="zh-CN"/>
               </w:rPr>
               <w:t xml:space="preserve"> Overview </w:t>
             </w:r>
             <w:r>
               <w:rPr>
                 <w:sz w:val="16"/>
+                <w:lang w:eastAsia="zh-CN"/>
               </w:rPr>
               <w:t>状态下搜索一个预先指定且名称唯一的节点。</w:t>
             </w:r>
@@ -8082,10 +8281,14 @@
           <w:p>
             <w:pPr>
               <w:ind w:firstLine="0"/>
+              <w:rPr>
+                <w:lang w:eastAsia="zh-CN"/>
+              </w:rPr>
             </w:pPr>
             <w:r>
               <w:rPr>
                 <w:sz w:val="16"/>
+                <w:lang w:eastAsia="zh-CN"/>
               </w:rPr>
               <w:t>突出目标、淡化其他节点，并检查目标是否进入当前视口。</w:t>
             </w:r>
@@ -8121,10 +8324,14 @@
           <w:p>
             <w:pPr>
               <w:ind w:firstLine="0"/>
+              <w:rPr>
+                <w:lang w:eastAsia="zh-CN"/>
+              </w:rPr>
             </w:pPr>
             <w:r>
               <w:rPr>
                 <w:sz w:val="16"/>
+                <w:lang w:eastAsia="zh-CN"/>
               </w:rPr>
               <w:t>选择一个预先指定的分支作为聚焦目标。</w:t>
             </w:r>
@@ -8138,10 +8345,14 @@
           <w:p>
             <w:pPr>
               <w:ind w:firstLine="0"/>
+              <w:rPr>
+                <w:lang w:eastAsia="zh-CN"/>
+              </w:rPr>
             </w:pPr>
             <w:r>
               <w:rPr>
                 <w:sz w:val="16"/>
+                <w:lang w:eastAsia="zh-CN"/>
               </w:rPr>
               <w:t>只显示目标分支和必要上下文，减少当前画面中的无关节点。</w:t>
             </w:r>
@@ -8178,10 +8389,14 @@
           <w:p>
             <w:pPr>
               <w:ind w:firstLine="0"/>
+              <w:rPr>
+                <w:lang w:eastAsia="zh-CN"/>
+              </w:rPr>
             </w:pPr>
             <w:r>
               <w:rPr>
                 <w:sz w:val="16"/>
+                <w:lang w:eastAsia="zh-CN"/>
               </w:rPr>
               <w:t>保留通往固定目标的路径，并折叠路径以外的部分子树。</w:t>
             </w:r>
@@ -8195,10 +8410,14 @@
           <w:p>
             <w:pPr>
               <w:ind w:firstLine="0"/>
+              <w:rPr>
+                <w:lang w:eastAsia="zh-CN"/>
+              </w:rPr>
             </w:pPr>
             <w:r>
               <w:rPr>
                 <w:sz w:val="16"/>
+                <w:lang w:eastAsia="zh-CN"/>
               </w:rPr>
               <w:t>保留折叠根，用摘要代替其后代，减少同时显示的节点。</w:t>
             </w:r>
@@ -8284,66 +8503,434 @@
       <w:pPr>
         <w:pStyle w:val="21"/>
       </w:pPr>
-      <w:bookmarkStart w:id="19" w:name="_Toc238445394"/>
+      <w:bookmarkStart w:id="18" w:name="_Toc238445394"/>
       <w:r>
         <w:t>3.3</w:t>
       </w:r>
       <w:r>
         <w:t xml:space="preserve">　受控多规模显示实验</w:t>
+      </w:r>
+      <w:bookmarkEnd w:id="18"/>
+    </w:p>
+    <w:p>
+      <w:r>
+        <w:t>受控实验使用</w:t>
+      </w:r>
+      <w:r>
+        <w:t xml:space="preserve"> NVIDIA GeForce RTX 5070 Laptop GPU</w:t>
+      </w:r>
+      <w:r>
+        <w:t>、</w:t>
+      </w:r>
+      <w:r>
+        <w:t xml:space="preserve">Godot 4.6 OpenGL Compatibility </w:t>
+      </w:r>
+      <w:r>
+        <w:t>渲染器和</w:t>
+      </w:r>
+      <w:r>
+        <w:t xml:space="preserve"> 1600×900 </w:t>
+      </w:r>
+      <w:r>
+        <w:t>的固定测试画布。实验包含五种节点规模和六种显示条件。</w:t>
+      </w:r>
+      <w:proofErr w:type="gramStart"/>
+      <w:r>
+        <w:t>每一种</w:t>
+      </w:r>
+      <w:r>
+        <w:t>“</w:t>
+      </w:r>
+      <w:proofErr w:type="gramEnd"/>
+      <w:r>
+        <w:t>规模</w:t>
+      </w:r>
+      <w:r>
+        <w:t>–</w:t>
+      </w:r>
+      <w:proofErr w:type="gramStart"/>
+      <w:r>
+        <w:t>条件</w:t>
+      </w:r>
+      <w:r>
+        <w:t>”</w:t>
+      </w:r>
+      <w:r>
+        <w:t>组合正式测试</w:t>
+      </w:r>
+      <w:proofErr w:type="gramEnd"/>
+      <w:r>
+        <w:t xml:space="preserve"> 30 </w:t>
+      </w:r>
+      <w:r>
+        <w:t>次，因此一共得到</w:t>
+      </w:r>
+      <w:r>
+        <w:t xml:space="preserve"> (5×6×30=900) </w:t>
+      </w:r>
+      <w:r>
+        <w:t>条数据。</w:t>
+      </w:r>
+    </w:p>
+    <w:p>
+      <w:pPr>
+        <w:rPr>
+          <w:lang w:eastAsia="zh-CN"/>
+        </w:rPr>
+      </w:pPr>
+      <w:r>
+        <w:rPr>
+          <w:lang w:eastAsia="zh-CN"/>
+        </w:rPr>
+        <w:t>每组正式测试前先运行三次，但不记录结果。这一步称为预热，用于减少首次加载和渲染带来的波动。正式测试会轮换树规模和显示条件的顺序，避免某个条件总是先运行或后运行。每次测试都从相同状态开始：展开全部节点、清空搜索、取消聚焦、使用</w:t>
+      </w:r>
+      <w:r>
+        <w:rPr>
+          <w:lang w:eastAsia="zh-CN"/>
+        </w:rPr>
+        <w:t xml:space="preserve"> 100% </w:t>
+      </w:r>
+      <w:r>
+        <w:rPr>
+          <w:lang w:eastAsia="zh-CN"/>
+        </w:rPr>
+        <w:t>缩放，然后只应用当前需要测试的条件。</w:t>
+      </w:r>
+      <w:r>
+        <w:rPr>
+          <w:lang w:eastAsia="zh-CN"/>
+        </w:rPr>
+        <w:t xml:space="preserve">Search </w:t>
+      </w:r>
+      <w:r>
+        <w:rPr>
+          <w:lang w:eastAsia="zh-CN"/>
+        </w:rPr>
+        <w:t>和</w:t>
+      </w:r>
+      <w:r>
+        <w:rPr>
+          <w:lang w:eastAsia="zh-CN"/>
+        </w:rPr>
+        <w:t xml:space="preserve"> Focus </w:t>
+      </w:r>
+      <w:r>
+        <w:rPr>
+          <w:lang w:eastAsia="zh-CN"/>
+        </w:rPr>
+        <w:t>使用预先指定的固定目标，避免人工选择影响结果。</w:t>
+      </w:r>
+    </w:p>
+    <w:p>
+      <w:pPr>
+        <w:rPr>
+          <w:lang w:eastAsia="zh-CN"/>
+        </w:rPr>
+      </w:pPr>
+      <w:r>
+        <w:rPr>
+          <w:lang w:eastAsia="zh-CN"/>
+        </w:rPr>
+        <w:t>实验开始前规定了最低合格标准。</w:t>
+      </w:r>
+      <w:r>
+        <w:rPr>
+          <w:lang w:eastAsia="zh-CN"/>
+        </w:rPr>
+        <w:t xml:space="preserve">Baseline </w:t>
+      </w:r>
+      <w:r>
+        <w:rPr>
+          <w:lang w:eastAsia="zh-CN"/>
+        </w:rPr>
+        <w:t>必须显示全部卡片，显示优化不能改变保存位置和执行顺序。</w:t>
+      </w:r>
+      <w:r>
+        <w:rPr>
+          <w:lang w:eastAsia="zh-CN"/>
+        </w:rPr>
+        <w:t xml:space="preserve">Compact </w:t>
+      </w:r>
+      <w:r>
+        <w:rPr>
+          <w:lang w:eastAsia="zh-CN"/>
+        </w:rPr>
+        <w:t>的卡片总面积至少应减少</w:t>
+      </w:r>
+      <w:r>
+        <w:rPr>
+          <w:lang w:eastAsia="zh-CN"/>
+        </w:rPr>
+        <w:t xml:space="preserve"> 40%</w:t>
+      </w:r>
+      <w:r>
+        <w:rPr>
+          <w:lang w:eastAsia="zh-CN"/>
+        </w:rPr>
+        <w:t>，</w:t>
+      </w:r>
+      <w:r>
+        <w:rPr>
+          <w:lang w:eastAsia="zh-CN"/>
+        </w:rPr>
+        <w:t xml:space="preserve">Overview </w:t>
+      </w:r>
+      <w:r>
+        <w:rPr>
+          <w:lang w:eastAsia="zh-CN"/>
+        </w:rPr>
+        <w:t>至少减少</w:t>
+      </w:r>
+      <w:r>
+        <w:rPr>
+          <w:lang w:eastAsia="zh-CN"/>
+        </w:rPr>
+        <w:t xml:space="preserve"> 70%</w:t>
+      </w:r>
+      <w:r>
+        <w:rPr>
+          <w:lang w:eastAsia="zh-CN"/>
+        </w:rPr>
+        <w:t>；</w:t>
+      </w:r>
+      <w:r>
+        <w:rPr>
+          <w:lang w:eastAsia="zh-CN"/>
+        </w:rPr>
+        <w:t xml:space="preserve">61 </w:t>
+      </w:r>
+      <w:r>
+        <w:rPr>
+          <w:lang w:eastAsia="zh-CN"/>
+        </w:rPr>
+        <w:t>节点以上的</w:t>
+      </w:r>
+      <w:r>
+        <w:rPr>
+          <w:lang w:eastAsia="zh-CN"/>
+        </w:rPr>
+        <w:t xml:space="preserve"> Search </w:t>
+      </w:r>
+      <w:r>
+        <w:rPr>
+          <w:lang w:eastAsia="zh-CN"/>
+        </w:rPr>
+        <w:t>至少应淡化</w:t>
+      </w:r>
+      <w:r>
+        <w:rPr>
+          <w:lang w:eastAsia="zh-CN"/>
+        </w:rPr>
+        <w:t xml:space="preserve"> 95% </w:t>
+      </w:r>
+      <w:r>
+        <w:rPr>
+          <w:lang w:eastAsia="zh-CN"/>
+        </w:rPr>
+        <w:t>的非目标卡片；</w:t>
+      </w:r>
+      <w:r>
+        <w:rPr>
+          <w:lang w:eastAsia="zh-CN"/>
+        </w:rPr>
+        <w:t xml:space="preserve">121 </w:t>
+      </w:r>
+      <w:r>
+        <w:rPr>
+          <w:lang w:eastAsia="zh-CN"/>
+        </w:rPr>
+        <w:t>节点以上的</w:t>
+      </w:r>
+      <w:r>
+        <w:rPr>
+          <w:lang w:eastAsia="zh-CN"/>
+        </w:rPr>
+        <w:t xml:space="preserve"> Focus </w:t>
+      </w:r>
+      <w:r>
+        <w:rPr>
+          <w:lang w:eastAsia="zh-CN"/>
+        </w:rPr>
+        <w:t>和</w:t>
+      </w:r>
+      <w:r>
+        <w:rPr>
+          <w:lang w:eastAsia="zh-CN"/>
+        </w:rPr>
+        <w:t xml:space="preserve"> Collapse </w:t>
+      </w:r>
+      <w:r>
+        <w:rPr>
+          <w:lang w:eastAsia="zh-CN"/>
+        </w:rPr>
+        <w:t>至少应减少</w:t>
+      </w:r>
+      <w:r>
+        <w:rPr>
+          <w:lang w:eastAsia="zh-CN"/>
+        </w:rPr>
+        <w:t xml:space="preserve"> 70% </w:t>
+      </w:r>
+      <w:r>
+        <w:rPr>
+          <w:lang w:eastAsia="zh-CN"/>
+        </w:rPr>
+        <w:t>的显示卡片。</w:t>
+      </w:r>
+    </w:p>
+    <w:p>
+      <w:pPr>
+        <w:pStyle w:val="21"/>
+        <w:rPr>
+          <w:lang w:eastAsia="zh-CN"/>
+        </w:rPr>
+      </w:pPr>
+      <w:bookmarkStart w:id="19" w:name="_Toc238445395"/>
+      <w:r>
+        <w:rPr>
+          <w:lang w:eastAsia="zh-CN"/>
+        </w:rPr>
+        <w:t>3.4</w:t>
+      </w:r>
+      <w:r>
+        <w:rPr>
+          <w:lang w:eastAsia="zh-CN"/>
+        </w:rPr>
+        <w:t xml:space="preserve">　物理屏幕尺寸实验</w:t>
       </w:r>
       <w:bookmarkEnd w:id="19"/>
     </w:p>
     <w:p>
-      <w:r>
-        <w:t>受控实验使用</w:t>
-      </w:r>
-      <w:r>
-        <w:t xml:space="preserve"> NVIDIA GeForce RTX 5070 Laptop GPU</w:t>
-      </w:r>
-      <w:r>
+      <w:pPr>
+        <w:rPr>
+          <w:lang w:eastAsia="zh-CN"/>
+        </w:rPr>
+      </w:pPr>
+      <w:r>
+        <w:rPr>
+          <w:lang w:eastAsia="zh-CN"/>
+        </w:rPr>
+        <w:t>第二组实验只比较屏幕的物理尺寸，不比较分辨率。</w:t>
+      </w:r>
+      <w:r>
+        <w:rPr>
+          <w:lang w:eastAsia="zh-CN"/>
+        </w:rPr>
+        <w:t xml:space="preserve">Windows </w:t>
+      </w:r>
+      <w:r>
+        <w:rPr>
+          <w:lang w:eastAsia="zh-CN"/>
+        </w:rPr>
+        <w:t>的扩展显示识别数据（</w:t>
+      </w:r>
+      <w:r>
+        <w:rPr>
+          <w:lang w:eastAsia="zh-CN"/>
+        </w:rPr>
+        <w:t>Extended Display Identification Data</w:t>
+      </w:r>
+      <w:r>
+        <w:rPr>
+          <w:lang w:eastAsia="zh-CN"/>
+        </w:rPr>
+        <w:t>，</w:t>
+      </w:r>
+      <w:r>
+        <w:rPr>
+          <w:lang w:eastAsia="zh-CN"/>
+        </w:rPr>
+        <w:t>EDID</w:t>
+      </w:r>
+      <w:r>
+        <w:rPr>
+          <w:lang w:eastAsia="zh-CN"/>
+        </w:rPr>
+        <w:t>）显示，三台屏幕的物理尺寸分别为</w:t>
+      </w:r>
+      <w:r>
+        <w:rPr>
+          <w:lang w:eastAsia="zh-CN"/>
+        </w:rPr>
+        <w:t xml:space="preserve"> 34×22 cm</w:t>
+      </w:r>
+      <w:r>
+        <w:rPr>
+          <w:lang w:eastAsia="zh-CN"/>
+        </w:rPr>
         <w:t>、</w:t>
       </w:r>
       <w:r>
-        <w:t xml:space="preserve">Godot 4.6 OpenGL Compatibility </w:t>
-      </w:r>
-      <w:r>
-        <w:t>渲染器和</w:t>
-      </w:r>
-      <w:r>
-        <w:t xml:space="preserve"> 1600×900 </w:t>
-      </w:r>
-      <w:r>
-        <w:t>的固定测试画布。实验包含五种节点规模和六种显示条件。每一种</w:t>
-      </w:r>
-      <w:r>
-        <w:t>“</w:t>
-      </w:r>
-      <w:r>
-        <w:t>规模</w:t>
-      </w:r>
-      <w:r>
-        <w:t>–</w:t>
-      </w:r>
-      <w:r>
-        <w:t>条件</w:t>
-      </w:r>
-      <w:r>
-        <w:t>”</w:t>
-      </w:r>
-      <w:r>
-        <w:t>组合正式测试</w:t>
-      </w:r>
-      <w:r>
-        <w:t xml:space="preserve"> 30 </w:t>
-      </w:r>
-      <w:r>
-        <w:t>次，因此一共得到</w:t>
-      </w:r>
-      <w:r>
-        <w:t xml:space="preserve"> (5×6×30=900) </w:t>
-      </w:r>
-      <w:r>
-        <w:t>条数据。</w:t>
+        <w:rPr>
+          <w:lang w:eastAsia="zh-CN"/>
+        </w:rPr>
+        <w:t xml:space="preserve">60×33 cm </w:t>
+      </w:r>
+      <w:r>
+        <w:rPr>
+          <w:lang w:eastAsia="zh-CN"/>
+        </w:rPr>
+        <w:t>和</w:t>
+      </w:r>
+      <w:r>
+        <w:rPr>
+          <w:lang w:eastAsia="zh-CN"/>
+        </w:rPr>
+        <w:t xml:space="preserve"> 70×39 cm</w:t>
+      </w:r>
+      <w:r>
+        <w:rPr>
+          <w:lang w:eastAsia="zh-CN"/>
+        </w:rPr>
+        <w:t>。实验把每厘米统一换算为</w:t>
+      </w:r>
+      <w:r>
+        <w:rPr>
+          <w:lang w:eastAsia="zh-CN"/>
+        </w:rPr>
+        <w:t xml:space="preserve"> 35 </w:t>
+      </w:r>
+      <w:r>
+        <w:rPr>
+          <w:lang w:eastAsia="zh-CN"/>
+        </w:rPr>
+        <w:t>个逻辑单位，因此三块屏幕对应</w:t>
+      </w:r>
+      <w:r>
+        <w:rPr>
+          <w:lang w:eastAsia="zh-CN"/>
+        </w:rPr>
+        <w:t xml:space="preserve"> 1190×770</w:t>
+      </w:r>
+      <w:r>
+        <w:rPr>
+          <w:lang w:eastAsia="zh-CN"/>
+        </w:rPr>
+        <w:t>、</w:t>
+      </w:r>
+      <w:r>
+        <w:rPr>
+          <w:lang w:eastAsia="zh-CN"/>
+        </w:rPr>
+        <w:t xml:space="preserve">2100×1155 </w:t>
+      </w:r>
+      <w:r>
+        <w:rPr>
+          <w:lang w:eastAsia="zh-CN"/>
+        </w:rPr>
+        <w:t>和</w:t>
+      </w:r>
+      <w:r>
+        <w:rPr>
+          <w:lang w:eastAsia="zh-CN"/>
+        </w:rPr>
+        <w:t xml:space="preserve"> 2450×1365 </w:t>
+      </w:r>
+      <w:r>
+        <w:rPr>
+          <w:lang w:eastAsia="zh-CN"/>
+        </w:rPr>
+        <w:t>的测试画布。分辨率、刷新率和系统缩放只作为设备记录，不参加比较。</w:t>
       </w:r>
     </w:p>
     <w:p>
@@ -8356,43 +8943,82 @@
         <w:rPr>
           <w:lang w:eastAsia="zh-CN"/>
         </w:rPr>
-        <w:t>每组正式测试前先运行三次，但不记录结果。这一步称为预热，用于减少首次加载和渲染带来的波动。正式测试会轮换树规模和显示条件的顺序，避免某个条件总是先运行或后运行。每次测试都从相同状态开始：展开全部节点、清空搜索、取消聚焦、使用</w:t>
-      </w:r>
-      <w:r>
-        <w:rPr>
-          <w:lang w:eastAsia="zh-CN"/>
-        </w:rPr>
-        <w:t xml:space="preserve"> 100% </w:t>
-      </w:r>
-      <w:r>
-        <w:rPr>
-          <w:lang w:eastAsia="zh-CN"/>
-        </w:rPr>
-        <w:t>缩放，然后只应用当前需要测试的条件。</w:t>
-      </w:r>
-      <w:r>
-        <w:rPr>
-          <w:lang w:eastAsia="zh-CN"/>
-        </w:rPr>
-        <w:t xml:space="preserve">Search </w:t>
-      </w:r>
-      <w:r>
-        <w:rPr>
-          <w:lang w:eastAsia="zh-CN"/>
-        </w:rPr>
-        <w:t>和</w:t>
-      </w:r>
-      <w:r>
-        <w:rPr>
-          <w:lang w:eastAsia="zh-CN"/>
-        </w:rPr>
-        <w:t xml:space="preserve"> Focus </w:t>
-      </w:r>
-      <w:r>
-        <w:rPr>
-          <w:lang w:eastAsia="zh-CN"/>
-        </w:rPr>
-        <w:t>使用预先指定的固定目标，避免人工选择影响结果。</w:t>
+        <w:lastRenderedPageBreak/>
+        <w:t>五棵行为树和六种显示条件都会在每台屏幕上测试。每种</w:t>
+      </w:r>
+      <w:r>
+        <w:rPr>
+          <w:lang w:eastAsia="zh-CN"/>
+        </w:rPr>
+        <w:t>“</w:t>
+      </w:r>
+      <w:r>
+        <w:rPr>
+          <w:lang w:eastAsia="zh-CN"/>
+        </w:rPr>
+        <w:t>屏幕</w:t>
+      </w:r>
+      <w:r>
+        <w:rPr>
+          <w:lang w:eastAsia="zh-CN"/>
+        </w:rPr>
+        <w:t>–</w:t>
+      </w:r>
+      <w:r>
+        <w:rPr>
+          <w:lang w:eastAsia="zh-CN"/>
+        </w:rPr>
+        <w:t>规模</w:t>
+      </w:r>
+      <w:r>
+        <w:rPr>
+          <w:lang w:eastAsia="zh-CN"/>
+        </w:rPr>
+        <w:t>–</w:t>
+      </w:r>
+      <w:r>
+        <w:rPr>
+          <w:lang w:eastAsia="zh-CN"/>
+        </w:rPr>
+        <w:t>条件</w:t>
+      </w:r>
+      <w:r>
+        <w:rPr>
+          <w:lang w:eastAsia="zh-CN"/>
+        </w:rPr>
+        <w:t>”</w:t>
+      </w:r>
+      <w:r>
+        <w:rPr>
+          <w:lang w:eastAsia="zh-CN"/>
+        </w:rPr>
+        <w:t>组合先预热两次，再正式记录三次，因此一共得到</w:t>
+      </w:r>
+      <w:r>
+        <w:rPr>
+          <w:lang w:eastAsia="zh-CN"/>
+        </w:rPr>
+        <w:t xml:space="preserve"> </w:t>
+      </w:r>
+      <w:proofErr w:type="gramStart"/>
+      <w:r>
+        <w:rPr>
+          <w:lang w:eastAsia="zh-CN"/>
+        </w:rPr>
+        <w:t>(3×5×6×3=270)</w:t>
+      </w:r>
+      <w:proofErr w:type="gramEnd"/>
+      <w:r>
+        <w:rPr>
+          <w:lang w:eastAsia="zh-CN"/>
+        </w:rPr>
+        <w:t xml:space="preserve"> </w:t>
+      </w:r>
+      <w:r>
+        <w:rPr>
+          <w:lang w:eastAsia="zh-CN"/>
+        </w:rPr>
+        <w:t>条数据。</w:t>
       </w:r>
     </w:p>
     <w:p>
@@ -8405,115 +9031,7 @@
         <w:rPr>
           <w:lang w:eastAsia="zh-CN"/>
         </w:rPr>
-        <w:t>实验开始前规定了最低合格标准。</w:t>
-      </w:r>
-      <w:r>
-        <w:rPr>
-          <w:lang w:eastAsia="zh-CN"/>
-        </w:rPr>
-        <w:t xml:space="preserve">Baseline </w:t>
-      </w:r>
-      <w:r>
-        <w:rPr>
-          <w:lang w:eastAsia="zh-CN"/>
-        </w:rPr>
-        <w:t>必须显示全部卡片，显示优化不能改变保存位置和执行顺序。</w:t>
-      </w:r>
-      <w:r>
-        <w:rPr>
-          <w:lang w:eastAsia="zh-CN"/>
-        </w:rPr>
-        <w:t xml:space="preserve">Compact </w:t>
-      </w:r>
-      <w:r>
-        <w:rPr>
-          <w:lang w:eastAsia="zh-CN"/>
-        </w:rPr>
-        <w:t>的卡片总面积至少应减少</w:t>
-      </w:r>
-      <w:r>
-        <w:rPr>
-          <w:lang w:eastAsia="zh-CN"/>
-        </w:rPr>
-        <w:t xml:space="preserve"> 40%</w:t>
-      </w:r>
-      <w:r>
-        <w:rPr>
-          <w:lang w:eastAsia="zh-CN"/>
-        </w:rPr>
-        <w:t>，</w:t>
-      </w:r>
-      <w:r>
-        <w:rPr>
-          <w:lang w:eastAsia="zh-CN"/>
-        </w:rPr>
-        <w:t xml:space="preserve">Overview </w:t>
-      </w:r>
-      <w:r>
-        <w:rPr>
-          <w:lang w:eastAsia="zh-CN"/>
-        </w:rPr>
-        <w:t>至少减少</w:t>
-      </w:r>
-      <w:r>
-        <w:rPr>
-          <w:lang w:eastAsia="zh-CN"/>
-        </w:rPr>
-        <w:t xml:space="preserve"> 70%</w:t>
-      </w:r>
-      <w:r>
-        <w:rPr>
-          <w:lang w:eastAsia="zh-CN"/>
-        </w:rPr>
-        <w:t>；</w:t>
-      </w:r>
-      <w:r>
-        <w:rPr>
-          <w:lang w:eastAsia="zh-CN"/>
-        </w:rPr>
-        <w:t xml:space="preserve">61 </w:t>
-      </w:r>
-      <w:r>
-        <w:rPr>
-          <w:lang w:eastAsia="zh-CN"/>
-        </w:rPr>
-        <w:t>节点以上的</w:t>
-      </w:r>
-      <w:r>
-        <w:rPr>
-          <w:lang w:eastAsia="zh-CN"/>
-        </w:rPr>
-        <w:t xml:space="preserve"> Search </w:t>
-      </w:r>
-      <w:r>
-        <w:rPr>
-          <w:lang w:eastAsia="zh-CN"/>
-        </w:rPr>
-        <w:t>至少应淡化</w:t>
-      </w:r>
-      <w:r>
-        <w:rPr>
-          <w:lang w:eastAsia="zh-CN"/>
-        </w:rPr>
-        <w:t xml:space="preserve"> 95% </w:t>
-      </w:r>
-      <w:r>
-        <w:rPr>
-          <w:lang w:eastAsia="zh-CN"/>
-        </w:rPr>
-        <w:t>的非目标卡片；</w:t>
-      </w:r>
-      <w:r>
-        <w:rPr>
-          <w:lang w:eastAsia="zh-CN"/>
-        </w:rPr>
-        <w:t xml:space="preserve">121 </w:t>
-      </w:r>
-      <w:r>
-        <w:rPr>
-          <w:lang w:eastAsia="zh-CN"/>
-        </w:rPr>
-        <w:t>节点以上的</w:t>
+        <w:t>该实验主要记录每块屏幕能够容纳的卡片比例、行为树面积与屏幕面积的比例、卡片面积、搜索目标是否进入视口，以及</w:t>
       </w:r>
       <w:r>
         <w:rPr>
@@ -8537,19 +9055,7 @@
         <w:rPr>
           <w:lang w:eastAsia="zh-CN"/>
         </w:rPr>
-        <w:t>至少应减少</w:t>
-      </w:r>
-      <w:r>
-        <w:rPr>
-          <w:lang w:eastAsia="zh-CN"/>
-        </w:rPr>
-        <w:t xml:space="preserve"> 70% </w:t>
-      </w:r>
-      <w:r>
-        <w:rPr>
-          <w:lang w:eastAsia="zh-CN"/>
-        </w:rPr>
-        <w:t>的显示卡片。</w:t>
+        <w:t>减少的上下文。实验仍然检查节点位置和执行顺序没有改变。</w:t>
       </w:r>
     </w:p>
     <w:p>
@@ -8559,18 +9065,18 @@
           <w:lang w:eastAsia="zh-CN"/>
         </w:rPr>
       </w:pPr>
-      <w:bookmarkStart w:id="20" w:name="_Toc238445395"/>
-      <w:r>
-        <w:rPr>
-          <w:lang w:eastAsia="zh-CN"/>
-        </w:rPr>
-        <w:t>3.4</w:t>
-      </w:r>
-      <w:r>
-        <w:rPr>
-          <w:lang w:eastAsia="zh-CN"/>
-        </w:rPr>
-        <w:t xml:space="preserve">　物理屏幕尺寸实验</w:t>
+      <w:bookmarkStart w:id="20" w:name="_Toc238445396"/>
+      <w:r>
+        <w:rPr>
+          <w:lang w:eastAsia="zh-CN"/>
+        </w:rPr>
+        <w:t>3.5</w:t>
+      </w:r>
+      <w:r>
+        <w:rPr>
+          <w:lang w:eastAsia="zh-CN"/>
+        </w:rPr>
+        <w:t xml:space="preserve">　插件功能与可玩游戏验证</w:t>
       </w:r>
       <w:bookmarkEnd w:id="20"/>
     </w:p>
@@ -8584,49 +9090,13 @@
         <w:rPr>
           <w:lang w:eastAsia="zh-CN"/>
         </w:rPr>
-        <w:t>第二组实验只比较屏幕的物理尺寸，不比较分辨率。</w:t>
-      </w:r>
-      <w:r>
-        <w:rPr>
-          <w:lang w:eastAsia="zh-CN"/>
-        </w:rPr>
-        <w:t xml:space="preserve">Windows </w:t>
-      </w:r>
-      <w:r>
-        <w:rPr>
-          <w:lang w:eastAsia="zh-CN"/>
-        </w:rPr>
-        <w:t>的扩展显示识别数据（</w:t>
-      </w:r>
-      <w:r>
-        <w:rPr>
-          <w:lang w:eastAsia="zh-CN"/>
-        </w:rPr>
-        <w:t>Extended Display Identification Data</w:t>
-      </w:r>
-      <w:r>
-        <w:rPr>
-          <w:lang w:eastAsia="zh-CN"/>
-        </w:rPr>
-        <w:t>，</w:t>
-      </w:r>
-      <w:r>
-        <w:rPr>
-          <w:lang w:eastAsia="zh-CN"/>
-        </w:rPr>
-        <w:t>EDID</w:t>
-      </w:r>
-      <w:r>
-        <w:rPr>
-          <w:lang w:eastAsia="zh-CN"/>
-        </w:rPr>
-        <w:t>）显示，三台屏幕的物理尺寸分别为</w:t>
-      </w:r>
-      <w:r>
-        <w:rPr>
-          <w:lang w:eastAsia="zh-CN"/>
-        </w:rPr>
-        <w:t xml:space="preserve"> 34×22 cm</w:t>
+        <w:t>在进行显示实验前，先确认插件本身能够正常工作。自动测试分为资源与运行时、编辑器界面、基础游戏和复杂竞技场四类，覆盖节点执行、</w:t>
+      </w:r>
+      <w:r>
+        <w:rPr>
+          <w:lang w:eastAsia="zh-CN"/>
+        </w:rPr>
+        <w:t>Decorator</w:t>
       </w:r>
       <w:r>
         <w:rPr>
@@ -8638,73 +9108,13 @@
         <w:rPr>
           <w:lang w:eastAsia="zh-CN"/>
         </w:rPr>
-        <w:t xml:space="preserve">60×33 cm </w:t>
-      </w:r>
-      <w:r>
-        <w:rPr>
-          <w:lang w:eastAsia="zh-CN"/>
-        </w:rPr>
-        <w:t>和</w:t>
-      </w:r>
-      <w:r>
-        <w:rPr>
-          <w:lang w:eastAsia="zh-CN"/>
-        </w:rPr>
-        <w:t xml:space="preserve"> 70×39 cm</w:t>
-      </w:r>
-      <w:r>
-        <w:rPr>
-          <w:lang w:eastAsia="zh-CN"/>
-        </w:rPr>
-        <w:t>。实验把每厘米统一换算为</w:t>
-      </w:r>
-      <w:r>
-        <w:rPr>
-          <w:lang w:eastAsia="zh-CN"/>
-        </w:rPr>
-        <w:t xml:space="preserve"> 35 </w:t>
-      </w:r>
-      <w:r>
-        <w:rPr>
-          <w:lang w:eastAsia="zh-CN"/>
-        </w:rPr>
-        <w:t>个逻辑单位，因此三块屏幕对应</w:t>
-      </w:r>
-      <w:r>
-        <w:rPr>
-          <w:lang w:eastAsia="zh-CN"/>
-        </w:rPr>
-        <w:t xml:space="preserve"> 1190×770</w:t>
-      </w:r>
-      <w:r>
-        <w:rPr>
-          <w:lang w:eastAsia="zh-CN"/>
-        </w:rPr>
-        <w:t>、</w:t>
-      </w:r>
-      <w:r>
-        <w:rPr>
-          <w:lang w:eastAsia="zh-CN"/>
-        </w:rPr>
-        <w:t xml:space="preserve">2100×1155 </w:t>
-      </w:r>
-      <w:r>
-        <w:rPr>
-          <w:lang w:eastAsia="zh-CN"/>
-        </w:rPr>
-        <w:t>和</w:t>
-      </w:r>
-      <w:r>
-        <w:rPr>
-          <w:lang w:eastAsia="zh-CN"/>
-        </w:rPr>
-        <w:t xml:space="preserve"> 2450×1365 </w:t>
-      </w:r>
-      <w:r>
-        <w:rPr>
-          <w:lang w:eastAsia="zh-CN"/>
-        </w:rPr>
-        <w:t>的测试画布。分辨率、刷新率和系统缩放只作为设备记录，不参加比较。</w:t>
+        <w:t xml:space="preserve">Actor </w:t>
+      </w:r>
+      <w:r>
+        <w:rPr>
+          <w:lang w:eastAsia="zh-CN"/>
+        </w:rPr>
+        <w:t>方法调用、创建与连接、保存与重新加载、撤销与重做，以及玩家和敌人的基本交互。</w:t>
       </w:r>
     </w:p>
     <w:p>
@@ -8717,68 +9127,19 @@
         <w:rPr>
           <w:lang w:eastAsia="zh-CN"/>
         </w:rPr>
-        <w:lastRenderedPageBreak/>
-        <w:t>五棵行为树和六种显示条件都会在每台屏幕上测试。每种</w:t>
-      </w:r>
-      <w:r>
-        <w:rPr>
-          <w:lang w:eastAsia="zh-CN"/>
-        </w:rPr>
-        <w:t>“</w:t>
-      </w:r>
-      <w:r>
-        <w:rPr>
-          <w:lang w:eastAsia="zh-CN"/>
-        </w:rPr>
-        <w:t>屏幕</w:t>
-      </w:r>
-      <w:r>
-        <w:rPr>
-          <w:lang w:eastAsia="zh-CN"/>
-        </w:rPr>
-        <w:t>–</w:t>
-      </w:r>
-      <w:r>
-        <w:rPr>
-          <w:lang w:eastAsia="zh-CN"/>
-        </w:rPr>
-        <w:t>规模</w:t>
-      </w:r>
-      <w:r>
-        <w:rPr>
-          <w:lang w:eastAsia="zh-CN"/>
-        </w:rPr>
-        <w:t>–</w:t>
-      </w:r>
-      <w:r>
-        <w:rPr>
-          <w:lang w:eastAsia="zh-CN"/>
-        </w:rPr>
-        <w:t>条件</w:t>
-      </w:r>
-      <w:r>
-        <w:rPr>
-          <w:lang w:eastAsia="zh-CN"/>
-        </w:rPr>
-        <w:t>”</w:t>
-      </w:r>
-      <w:r>
-        <w:rPr>
-          <w:lang w:eastAsia="zh-CN"/>
-        </w:rPr>
-        <w:t>组合先预热两次，再正式记录三次，因此一共得到</w:t>
-      </w:r>
-      <w:r>
-        <w:rPr>
-          <w:lang w:eastAsia="zh-CN"/>
-        </w:rPr>
-        <w:t xml:space="preserve"> (3×5×6×3=270) </w:t>
-      </w:r>
-      <w:r>
-        <w:rPr>
-          <w:lang w:eastAsia="zh-CN"/>
-        </w:rPr>
-        <w:t>条数据。</w:t>
+        <w:t>可玩场景还用于确认</w:t>
+      </w:r>
+      <w:r>
+        <w:rPr>
+          <w:lang w:eastAsia="zh-CN"/>
+        </w:rPr>
+        <w:t xml:space="preserve"> 241 </w:t>
+      </w:r>
+      <w:r>
+        <w:rPr>
+          <w:lang w:eastAsia="zh-CN"/>
+        </w:rPr>
+        <w:t>节点行为树能够实际控制敌人的索敌、防御、近战、远程攻击、跳跃、攀爬、搜索、撤退和治疗。该部分只说明插件功能正确，并且能够用于非简单游戏场景，不作为显示优化效果的独立实验。</w:t>
       </w:r>
     </w:p>
     <w:p>
@@ -8791,168 +9152,73 @@
         <w:rPr>
           <w:lang w:eastAsia="zh-CN"/>
         </w:rPr>
-        <w:t>该实验主要记录每块屏幕能够容纳的卡片比例、行为树面积与屏幕面积的比例、卡片面积、搜索目标是否进入视口，以及</w:t>
-      </w:r>
-      <w:r>
-        <w:rPr>
-          <w:lang w:eastAsia="zh-CN"/>
-        </w:rPr>
-        <w:t xml:space="preserve"> Focus </w:t>
-      </w:r>
-      <w:r>
-        <w:rPr>
-          <w:lang w:eastAsia="zh-CN"/>
-        </w:rPr>
-        <w:t>和</w:t>
-      </w:r>
-      <w:r>
-        <w:rPr>
-          <w:lang w:eastAsia="zh-CN"/>
-        </w:rPr>
-        <w:t xml:space="preserve"> Collapse </w:t>
-      </w:r>
-      <w:r>
-        <w:rPr>
-          <w:lang w:eastAsia="zh-CN"/>
-        </w:rPr>
-        <w:t>减少的上下文。实验仍然检查节点位置和执行顺序没有改变。</w:t>
+        <w:t>如果测试出现非零退出码、失败信息、脚本错误、内存泄漏、非法访问或程序崩溃，则整组测试判定为失败。只有测试中特意触发且结果符合预期的警告可以接受。</w:t>
       </w:r>
     </w:p>
     <w:p>
       <w:pPr>
-        <w:pStyle w:val="21"/>
-        <w:rPr>
-          <w:lang w:eastAsia="zh-CN"/>
-        </w:rPr>
-      </w:pPr>
-      <w:bookmarkStart w:id="21" w:name="_Toc238445396"/>
-      <w:r>
-        <w:rPr>
-          <w:lang w:eastAsia="zh-CN"/>
-        </w:rPr>
-        <w:t>3.5</w:t>
-      </w:r>
-      <w:r>
-        <w:rPr>
-          <w:lang w:eastAsia="zh-CN"/>
-        </w:rPr>
-        <w:t xml:space="preserve">　插件功能与可玩游戏验证</w:t>
+        <w:pStyle w:val="1"/>
+        <w:pageBreakBefore/>
+        <w:rPr>
+          <w:lang w:eastAsia="zh-CN"/>
+        </w:rPr>
+      </w:pPr>
+      <w:bookmarkStart w:id="21" w:name="_Toc238445397"/>
+      <w:r>
+        <w:rPr>
+          <w:lang w:eastAsia="zh-CN"/>
+        </w:rPr>
+        <w:lastRenderedPageBreak/>
+        <w:t>第</w:t>
+      </w:r>
+      <w:r>
+        <w:rPr>
+          <w:lang w:eastAsia="zh-CN"/>
+        </w:rPr>
+        <w:t>4</w:t>
+      </w:r>
+      <w:r>
+        <w:rPr>
+          <w:lang w:eastAsia="zh-CN"/>
+        </w:rPr>
+        <w:t>章　系统设计与实现</w:t>
       </w:r>
       <w:bookmarkEnd w:id="21"/>
     </w:p>
     <w:p>
       <w:pPr>
-        <w:rPr>
-          <w:lang w:eastAsia="zh-CN"/>
-        </w:rPr>
-      </w:pPr>
-      <w:r>
-        <w:rPr>
-          <w:lang w:eastAsia="zh-CN"/>
-        </w:rPr>
-        <w:t>在进行显示实验前，先确认插件本身能够正常工作。自动测试分为资源与运行时、编辑器界面、基础游戏和复杂竞技场四类，覆盖节点执行、</w:t>
-      </w:r>
-      <w:r>
-        <w:rPr>
-          <w:lang w:eastAsia="zh-CN"/>
-        </w:rPr>
-        <w:t>Decorator</w:t>
-      </w:r>
-      <w:r>
-        <w:rPr>
-          <w:lang w:eastAsia="zh-CN"/>
-        </w:rPr>
-        <w:t>、</w:t>
-      </w:r>
-      <w:r>
-        <w:rPr>
-          <w:lang w:eastAsia="zh-CN"/>
-        </w:rPr>
-        <w:t xml:space="preserve">Actor </w:t>
-      </w:r>
-      <w:r>
-        <w:rPr>
-          <w:lang w:eastAsia="zh-CN"/>
-        </w:rPr>
-        <w:t>方法调用、创建与连接、保存与重新加载、撤销与重做，以及玩家和敌人的基本交互。</w:t>
-      </w:r>
-    </w:p>
-    <w:p>
-      <w:pPr>
-        <w:rPr>
-          <w:lang w:eastAsia="zh-CN"/>
-        </w:rPr>
-      </w:pPr>
-      <w:r>
-        <w:rPr>
-          <w:lang w:eastAsia="zh-CN"/>
-        </w:rPr>
-        <w:t>可玩场景还用于确认</w:t>
-      </w:r>
-      <w:r>
-        <w:rPr>
-          <w:lang w:eastAsia="zh-CN"/>
-        </w:rPr>
-        <w:t xml:space="preserve"> 241 </w:t>
-      </w:r>
-      <w:r>
-        <w:rPr>
-          <w:lang w:eastAsia="zh-CN"/>
-        </w:rPr>
-        <w:t>节点行为树能够实际控制敌人的索敌、防御、近战、远程攻击、跳跃、攀爬、搜索、撤退和治疗。该部分只说明插件功能正确，并且能够用于非简单游戏场景，不作为显示优化效果的独立实验。</w:t>
-      </w:r>
-    </w:p>
-    <w:p>
-      <w:pPr>
-        <w:rPr>
-          <w:lang w:eastAsia="zh-CN"/>
-        </w:rPr>
-      </w:pPr>
-      <w:r>
-        <w:rPr>
-          <w:lang w:eastAsia="zh-CN"/>
-        </w:rPr>
-        <w:t>如果测试出现非零退出码、失败信息、脚本错误、内存泄漏、非法访问或程序崩溃，则整组测试判定为失败。只有测试中特意触发且结果符合预期的警告可以接受。</w:t>
-      </w:r>
-    </w:p>
-    <w:p>
-      <w:pPr>
-        <w:pStyle w:val="1"/>
-        <w:pageBreakBefore/>
-        <w:rPr>
-          <w:lang w:eastAsia="zh-CN"/>
-        </w:rPr>
-      </w:pPr>
-      <w:bookmarkStart w:id="22" w:name="_Toc238445397"/>
-      <w:r>
-        <w:rPr>
-          <w:lang w:eastAsia="zh-CN"/>
-        </w:rPr>
-        <w:lastRenderedPageBreak/>
-        <w:t>第</w:t>
-      </w:r>
-      <w:r>
-        <w:rPr>
-          <w:lang w:eastAsia="zh-CN"/>
-        </w:rPr>
-        <w:t>4</w:t>
-      </w:r>
-      <w:r>
-        <w:rPr>
-          <w:lang w:eastAsia="zh-CN"/>
-        </w:rPr>
-        <w:t>章　系统设计与实现</w:t>
+        <w:pStyle w:val="21"/>
+        <w:rPr>
+          <w:lang w:eastAsia="zh-CN"/>
+        </w:rPr>
+      </w:pPr>
+      <w:bookmarkStart w:id="22" w:name="_Toc238445398"/>
+      <w:r>
+        <w:rPr>
+          <w:lang w:eastAsia="zh-CN"/>
+        </w:rPr>
+        <w:t>4.1</w:t>
+      </w:r>
+      <w:r>
+        <w:rPr>
+          <w:lang w:eastAsia="zh-CN"/>
+        </w:rPr>
+        <w:t xml:space="preserve">　架构与项目边界</w:t>
       </w:r>
       <w:bookmarkEnd w:id="22"/>
     </w:p>
     <w:p>
       <w:pPr>
-        <w:pStyle w:val="21"/>
-        <w:rPr>
-          <w:lang w:eastAsia="zh-CN"/>
-        </w:rPr>
-      </w:pPr>
-      <w:bookmarkStart w:id="23" w:name="_Toc238445398"/>
+        <w:rPr>
+          <w:lang w:eastAsia="zh-CN"/>
+        </w:rPr>
+      </w:pPr>
+      <w:r>
+        <w:rPr>
+          <w:lang w:eastAsia="zh-CN"/>
+        </w:rPr>
+        <w:t>系统分为编辑器、资源、运行时和测试四个部分，如图</w:t>
+      </w:r>
       <w:r>
         <w:rPr>
           <w:lang w:eastAsia="zh-CN"/>
@@ -8963,59 +9229,78 @@
         <w:rPr>
           <w:lang w:eastAsia="zh-CN"/>
         </w:rPr>
-        <w:t xml:space="preserve">　架构与项目边界</w:t>
-      </w:r>
-      <w:bookmarkEnd w:id="23"/>
-    </w:p>
-    <w:p>
-      <w:pPr>
-        <w:rPr>
-          <w:lang w:eastAsia="zh-CN"/>
-        </w:rPr>
-      </w:pPr>
-      <w:r>
-        <w:t>系统分为编辑器、资源、运行时和测试四个部分，如图</w:t>
-      </w:r>
-      <w:r>
-        <w:t>4.1</w:t>
-      </w:r>
-      <w:r>
         <w:t>所示。游戏通过资源文件和运行组件执行行为树，不依赖编辑器界面。</w:t>
       </w:r>
       <w:r>
+        <w:rPr>
+          <w:lang w:eastAsia="zh-CN"/>
+        </w:rPr>
         <w:t xml:space="preserve">Live Debug </w:t>
       </w:r>
       <w:r>
+        <w:rPr>
+          <w:lang w:eastAsia="zh-CN"/>
+        </w:rPr>
         <w:t>也只出现在</w:t>
       </w:r>
       <w:r>
+        <w:rPr>
+          <w:lang w:eastAsia="zh-CN"/>
+        </w:rPr>
         <w:t xml:space="preserve"> Godot </w:t>
       </w:r>
       <w:r>
+        <w:rPr>
+          <w:lang w:eastAsia="zh-CN"/>
+        </w:rPr>
         <w:t>编辑器中，不会加入最终游戏画面。编辑器界面通过</w:t>
       </w:r>
       <w:r>
+        <w:rPr>
+          <w:lang w:eastAsia="zh-CN"/>
+        </w:rPr>
         <w:t xml:space="preserve"> Godot </w:t>
       </w:r>
       <w:r>
+        <w:rPr>
+          <w:lang w:eastAsia="zh-CN"/>
+        </w:rPr>
         <w:t>的</w:t>
       </w:r>
       <w:r>
+        <w:rPr>
+          <w:lang w:eastAsia="zh-CN"/>
+        </w:rPr>
         <w:t xml:space="preserve"> EditorPlugin </w:t>
       </w:r>
       <w:r>
+        <w:rPr>
+          <w:lang w:eastAsia="zh-CN"/>
+        </w:rPr>
         <w:t>扩展机制集成，节点画布以</w:t>
       </w:r>
       <w:r>
+        <w:rPr>
+          <w:lang w:eastAsia="zh-CN"/>
+        </w:rPr>
         <w:t xml:space="preserve"> GraphEdit </w:t>
       </w:r>
       <w:r>
+        <w:rPr>
+          <w:lang w:eastAsia="zh-CN"/>
+        </w:rPr>
         <w:t>为基础</w:t>
       </w:r>
       <w:r>
+        <w:rPr>
+          <w:lang w:eastAsia="zh-CN"/>
+        </w:rPr>
         <w:t>(Godot Engine contributors, n.d.-a, n.d.-b)</w:t>
       </w:r>
       <w:r>
+        <w:rPr>
+          <w:lang w:eastAsia="zh-CN"/>
+        </w:rPr>
         <w:t>。</w:t>
       </w:r>
     </w:p>
@@ -9070,7 +9355,7 @@
       <w:pPr>
         <w:pStyle w:val="FigureCaption"/>
       </w:pPr>
-      <w:bookmarkStart w:id="24" w:name="_Toc238445425"/>
+      <w:bookmarkStart w:id="23" w:name="_Toc238445425"/>
       <w:r>
         <w:t>图</w:t>
       </w:r>
@@ -9097,6 +9382,98 @@
       </w:r>
       <w:r>
         <w:t>之间的插件架构和数据流</w:t>
+      </w:r>
+      <w:bookmarkEnd w:id="23"/>
+    </w:p>
+    <w:p>
+      <w:pPr>
+        <w:rPr>
+          <w:lang w:eastAsia="zh-CN"/>
+        </w:rPr>
+      </w:pPr>
+      <w:r>
+        <w:rPr>
+          <w:lang w:eastAsia="zh-CN"/>
+        </w:rPr>
+        <w:t xml:space="preserve">BTTreeResource </w:t>
+      </w:r>
+      <w:r>
+        <w:rPr>
+          <w:lang w:eastAsia="zh-CN"/>
+        </w:rPr>
+        <w:t>保存整棵树，</w:t>
+      </w:r>
+      <w:r>
+        <w:rPr>
+          <w:lang w:eastAsia="zh-CN"/>
+        </w:rPr>
+        <w:t xml:space="preserve">BTNodeResource </w:t>
+      </w:r>
+      <w:r>
+        <w:rPr>
+          <w:lang w:eastAsia="zh-CN"/>
+        </w:rPr>
+        <w:t>保存单个节点的类型、参数、位置和父级关系。</w:t>
+      </w:r>
+      <w:r>
+        <w:rPr>
+          <w:lang w:eastAsia="zh-CN"/>
+        </w:rPr>
+        <w:t xml:space="preserve">BehaviorTreeRunner </w:t>
+      </w:r>
+      <w:r>
+        <w:rPr>
+          <w:lang w:eastAsia="zh-CN"/>
+        </w:rPr>
+        <w:t>负责执行行为树，</w:t>
+      </w:r>
+      <w:r>
+        <w:rPr>
+          <w:lang w:eastAsia="zh-CN"/>
+        </w:rPr>
+        <w:t xml:space="preserve">BehaviorTreeComponent </w:t>
+      </w:r>
+      <w:r>
+        <w:rPr>
+          <w:lang w:eastAsia="zh-CN"/>
+        </w:rPr>
+        <w:t>则把行为树连接到场景中的</w:t>
+      </w:r>
+      <w:r>
+        <w:rPr>
+          <w:lang w:eastAsia="zh-CN"/>
+        </w:rPr>
+        <w:t xml:space="preserve"> Actor</w:t>
+      </w:r>
+      <w:r>
+        <w:rPr>
+          <w:lang w:eastAsia="zh-CN"/>
+        </w:rPr>
+        <w:t>。编辑器主界面负责画布、属性编辑、黑板、历史记录和</w:t>
+      </w:r>
+      <w:r>
+        <w:rPr>
+          <w:lang w:eastAsia="zh-CN"/>
+        </w:rPr>
+        <w:t xml:space="preserve"> Live Debug</w:t>
+      </w:r>
+      <w:r>
+        <w:rPr>
+          <w:lang w:eastAsia="zh-CN"/>
+        </w:rPr>
+        <w:t>。这样的分工使资源、执行逻辑和显示界面可以分别测试。</w:t>
+      </w:r>
+    </w:p>
+    <w:p>
+      <w:pPr>
+        <w:pStyle w:val="21"/>
+      </w:pPr>
+      <w:bookmarkStart w:id="24" w:name="_Toc238445399"/>
+      <w:r>
+        <w:t>4.2</w:t>
+      </w:r>
+      <w:r>
+        <w:t xml:space="preserve">　资源模型与校验</w:t>
       </w:r>
       <w:bookmarkEnd w:id="24"/>
     </w:p>
@@ -9107,88 +9484,220 @@
         </w:rPr>
       </w:pPr>
       <w:r>
-        <w:rPr>
-          <w:lang w:eastAsia="zh-CN"/>
-        </w:rPr>
-        <w:t xml:space="preserve">BTTreeResource </w:t>
-      </w:r>
-      <w:r>
-        <w:rPr>
-          <w:lang w:eastAsia="zh-CN"/>
-        </w:rPr>
-        <w:t>保存整棵树，</w:t>
-      </w:r>
-      <w:r>
-        <w:rPr>
-          <w:lang w:eastAsia="zh-CN"/>
-        </w:rPr>
-        <w:t xml:space="preserve">BTNodeResource </w:t>
-      </w:r>
-      <w:r>
-        <w:rPr>
-          <w:lang w:eastAsia="zh-CN"/>
-        </w:rPr>
-        <w:t>保存单个节点的类型、参数、位置和父级关系。</w:t>
-      </w:r>
-      <w:r>
-        <w:rPr>
-          <w:lang w:eastAsia="zh-CN"/>
-        </w:rPr>
-        <w:t xml:space="preserve">BehaviorTreeRunner </w:t>
-      </w:r>
-      <w:r>
-        <w:rPr>
-          <w:lang w:eastAsia="zh-CN"/>
-        </w:rPr>
-        <w:t>负责执行行为树，</w:t>
-      </w:r>
-      <w:r>
-        <w:rPr>
-          <w:lang w:eastAsia="zh-CN"/>
-        </w:rPr>
-        <w:t xml:space="preserve">BehaviorTreeComponent </w:t>
-      </w:r>
-      <w:r>
-        <w:rPr>
-          <w:lang w:eastAsia="zh-CN"/>
-        </w:rPr>
-        <w:t>则把行为树连接到场景中的</w:t>
-      </w:r>
-      <w:r>
-        <w:rPr>
-          <w:lang w:eastAsia="zh-CN"/>
-        </w:rPr>
-        <w:t xml:space="preserve"> Actor</w:t>
-      </w:r>
-      <w:r>
-        <w:rPr>
-          <w:lang w:eastAsia="zh-CN"/>
-        </w:rPr>
-        <w:t>。编辑器主界面负责画布、属性编辑、黑板、历史记录和</w:t>
-      </w:r>
-      <w:r>
-        <w:rPr>
-          <w:lang w:eastAsia="zh-CN"/>
-        </w:rPr>
-        <w:t xml:space="preserve"> Live Debug</w:t>
-      </w:r>
-      <w:r>
-        <w:rPr>
-          <w:lang w:eastAsia="zh-CN"/>
-        </w:rPr>
-        <w:t>。这样的分工使资源、执行逻辑和显示界面可以分别测试。</w:t>
+        <w:t>普通节点使用</w:t>
+      </w:r>
+      <w:r>
+        <w:t xml:space="preserve"> parent_id </w:t>
+      </w:r>
+      <w:r>
+        <w:t>记录父节点，</w:t>
+      </w:r>
+      <w:r>
+        <w:t xml:space="preserve">Decorator </w:t>
+      </w:r>
+      <w:r>
+        <w:t>使用单独的</w:t>
+      </w:r>
+      <w:r>
+        <w:t xml:space="preserve"> decorator_parent_id</w:t>
+      </w:r>
+      <w:r>
+        <w:t>。因此</w:t>
+      </w:r>
+      <w:r>
+        <w:t xml:space="preserve"> Decorator </w:t>
+      </w:r>
+      <w:r>
+        <w:t>不会被错误地当作普通子节点执行。同级子节点按画布上的横向位置排序，所以从左到右的显示顺序就是执行顺序。</w:t>
+      </w:r>
+      <w:r>
+        <w:rPr>
+          <w:lang w:eastAsia="zh-CN"/>
+        </w:rPr>
+        <w:t>保存资源时，节点位置和这个顺序都会被保留。</w:t>
       </w:r>
     </w:p>
     <w:p>
       <w:pPr>
+        <w:rPr>
+          <w:lang w:eastAsia="zh-CN"/>
+        </w:rPr>
+      </w:pPr>
+      <w:r>
+        <w:lastRenderedPageBreak/>
+        <w:t>保存前会检查</w:t>
+      </w:r>
+      <w:r>
+        <w:t xml:space="preserve"> Root </w:t>
+      </w:r>
+      <w:r>
+        <w:t>是否存在、节点</w:t>
+      </w:r>
+      <w:r>
+        <w:t xml:space="preserve"> ID </w:t>
+      </w:r>
+      <w:r>
+        <w:t>是否重复、父级是否有效、</w:t>
+      </w:r>
+      <w:r>
+        <w:t xml:space="preserve">Decorator </w:t>
+      </w:r>
+      <w:r>
+        <w:t>是否正确附着，以及节点参数是否完整。例如，</w:t>
+      </w:r>
+      <w:r>
+        <w:t xml:space="preserve">Root </w:t>
+      </w:r>
+      <w:r>
+        <w:t>不能有父级，</w:t>
+      </w:r>
+      <w:r>
+        <w:t xml:space="preserve">Action </w:t>
+      </w:r>
+      <w:r>
+        <w:t>和</w:t>
+      </w:r>
+      <w:r>
+        <w:t xml:space="preserve"> Condition </w:t>
+      </w:r>
+      <w:r>
+        <w:t>不能拥有普通子节点。</w:t>
+      </w:r>
+      <w:r>
+        <w:rPr>
+          <w:lang w:eastAsia="zh-CN"/>
+        </w:rPr>
+        <w:t>编辑器保存和自动测试使用同一套检查规则。</w:t>
+      </w:r>
+    </w:p>
+    <w:p>
+      <w:pPr>
+        <w:rPr>
+          <w:lang w:eastAsia="zh-CN"/>
+        </w:rPr>
+      </w:pPr>
+      <w:r>
+        <w:rPr>
+          <w:lang w:eastAsia="zh-CN"/>
+        </w:rPr>
+        <w:t>黑板</w:t>
+      </w:r>
+      <w:r>
+        <w:rPr>
+          <w:lang w:eastAsia="zh-CN"/>
+        </w:rPr>
+        <w:t xml:space="preserve"> Schema </w:t>
+      </w:r>
+      <w:r>
+        <w:rPr>
+          <w:lang w:eastAsia="zh-CN"/>
+        </w:rPr>
+        <w:t>可以声明</w:t>
+      </w:r>
+      <w:r>
+        <w:rPr>
+          <w:lang w:eastAsia="zh-CN"/>
+        </w:rPr>
+        <w:t xml:space="preserve"> Bool</w:t>
+      </w:r>
+      <w:r>
+        <w:rPr>
+          <w:lang w:eastAsia="zh-CN"/>
+        </w:rPr>
+        <w:t>、</w:t>
+      </w:r>
+      <w:r>
+        <w:rPr>
+          <w:lang w:eastAsia="zh-CN"/>
+        </w:rPr>
+        <w:t>Int</w:t>
+      </w:r>
+      <w:r>
+        <w:rPr>
+          <w:lang w:eastAsia="zh-CN"/>
+        </w:rPr>
+        <w:t>、</w:t>
+      </w:r>
+      <w:r>
+        <w:rPr>
+          <w:lang w:eastAsia="zh-CN"/>
+        </w:rPr>
+        <w:t>Float</w:t>
+      </w:r>
+      <w:r>
+        <w:rPr>
+          <w:lang w:eastAsia="zh-CN"/>
+        </w:rPr>
+        <w:t>、</w:t>
+      </w:r>
+      <w:r>
+        <w:rPr>
+          <w:lang w:eastAsia="zh-CN"/>
+        </w:rPr>
+        <w:t xml:space="preserve">String </w:t>
+      </w:r>
+      <w:r>
+        <w:rPr>
+          <w:lang w:eastAsia="zh-CN"/>
+        </w:rPr>
+        <w:t>和</w:t>
+      </w:r>
+      <w:r>
+        <w:rPr>
+          <w:lang w:eastAsia="zh-CN"/>
+        </w:rPr>
+        <w:t xml:space="preserve"> Vector2 </w:t>
+      </w:r>
+      <w:r>
+        <w:rPr>
+          <w:lang w:eastAsia="zh-CN"/>
+        </w:rPr>
+        <w:t>类型，并为每个键设置默认值。严格模式会报告未声明或无效的键。</w:t>
+      </w:r>
+      <w:r>
+        <w:rPr>
+          <w:lang w:eastAsia="zh-CN"/>
+        </w:rPr>
+        <w:t xml:space="preserve">Inspector </w:t>
+      </w:r>
+      <w:r>
+        <w:rPr>
+          <w:lang w:eastAsia="zh-CN"/>
+        </w:rPr>
+        <w:t>提供键选择器，同时保留自由输入方式。</w:t>
+      </w:r>
+      <w:r>
+        <w:rPr>
+          <w:lang w:eastAsia="zh-CN"/>
+        </w:rPr>
+        <w:t xml:space="preserve">Schema </w:t>
+      </w:r>
+      <w:r>
+        <w:rPr>
+          <w:lang w:eastAsia="zh-CN"/>
+        </w:rPr>
+        <w:t>修改也进入撤销和重做历史。</w:t>
+      </w:r>
+    </w:p>
+    <w:p>
+      <w:pPr>
         <w:pStyle w:val="21"/>
-      </w:pPr>
-      <w:bookmarkStart w:id="25" w:name="_Toc238445399"/>
-      <w:r>
-        <w:t>4.2</w:t>
-      </w:r>
-      <w:r>
-        <w:t xml:space="preserve">　资源模型与校验</w:t>
+        <w:rPr>
+          <w:lang w:eastAsia="zh-CN"/>
+        </w:rPr>
+      </w:pPr>
+      <w:bookmarkStart w:id="25" w:name="_Toc238445400"/>
+      <w:r>
+        <w:rPr>
+          <w:lang w:eastAsia="zh-CN"/>
+        </w:rPr>
+        <w:t>4.3</w:t>
+      </w:r>
+      <w:r>
+        <w:rPr>
+          <w:lang w:eastAsia="zh-CN"/>
+        </w:rPr>
+        <w:t xml:space="preserve">　运行时语义</w:t>
       </w:r>
       <w:bookmarkEnd w:id="25"/>
     </w:p>
@@ -9199,312 +9708,100 @@
         </w:rPr>
       </w:pPr>
       <w:r>
-        <w:t>普通节点使用</w:t>
-      </w:r>
-      <w:r>
-        <w:t xml:space="preserve"> parent_id </w:t>
-      </w:r>
-      <w:r>
-        <w:t>记录父节点，</w:t>
-      </w:r>
-      <w:r>
-        <w:t xml:space="preserve">Decorator </w:t>
-      </w:r>
-      <w:r>
-        <w:t>使用单独的</w:t>
-      </w:r>
-      <w:r>
-        <w:t xml:space="preserve"> decorator_parent_id</w:t>
-      </w:r>
-      <w:r>
-        <w:t>。因此</w:t>
-      </w:r>
-      <w:r>
-        <w:t xml:space="preserve"> Decorator </w:t>
-      </w:r>
-      <w:r>
-        <w:t>不会被错误地当作普通子节点执行。同级子节点按画布上的横向位置排序，所以从左到右的显示顺序就是执行顺序。</w:t>
-      </w:r>
-      <w:r>
-        <w:rPr>
-          <w:lang w:eastAsia="zh-CN"/>
-        </w:rPr>
-        <w:t>保存资源时，节点位置和这个顺序都会被保留。</w:t>
+        <w:rPr>
+          <w:lang w:eastAsia="zh-CN"/>
+        </w:rPr>
+        <w:t>行为树每次更新都会返回</w:t>
+      </w:r>
+      <w:r>
+        <w:rPr>
+          <w:lang w:eastAsia="zh-CN"/>
+        </w:rPr>
+        <w:t xml:space="preserve"> success</w:t>
+      </w:r>
+      <w:r>
+        <w:rPr>
+          <w:lang w:eastAsia="zh-CN"/>
+        </w:rPr>
+        <w:t>、</w:t>
+      </w:r>
+      <w:r>
+        <w:rPr>
+          <w:lang w:eastAsia="zh-CN"/>
+        </w:rPr>
+        <w:t xml:space="preserve">failure </w:t>
+      </w:r>
+      <w:r>
+        <w:rPr>
+          <w:lang w:eastAsia="zh-CN"/>
+        </w:rPr>
+        <w:t>或</w:t>
+      </w:r>
+      <w:r>
+        <w:rPr>
+          <w:lang w:eastAsia="zh-CN"/>
+        </w:rPr>
+        <w:t xml:space="preserve"> running</w:t>
+      </w:r>
+      <w:r>
+        <w:rPr>
+          <w:lang w:eastAsia="zh-CN"/>
+        </w:rPr>
+        <w:t>。需要跨帧继续执行的节点会按</w:t>
+      </w:r>
+      <w:r>
+        <w:rPr>
+          <w:lang w:eastAsia="zh-CN"/>
+        </w:rPr>
+        <w:t xml:space="preserve"> ID </w:t>
+      </w:r>
+      <w:r>
+        <w:rPr>
+          <w:lang w:eastAsia="zh-CN"/>
+        </w:rPr>
+        <w:t>保存进度；重启、切换行为树或中断分支时会清除这些记录。表</w:t>
+      </w:r>
+      <w:r>
+        <w:rPr>
+          <w:lang w:eastAsia="zh-CN"/>
+        </w:rPr>
+        <w:t>4.1</w:t>
+      </w:r>
+      <w:r>
+        <w:rPr>
+          <w:lang w:eastAsia="zh-CN"/>
+        </w:rPr>
+        <w:t>概括各类节点的行为。</w:t>
       </w:r>
     </w:p>
     <w:p>
       <w:pPr>
-        <w:rPr>
-          <w:lang w:eastAsia="zh-CN"/>
-        </w:rPr>
-      </w:pPr>
-      <w:r>
-        <w:lastRenderedPageBreak/>
-        <w:t>保存前会检查</w:t>
-      </w:r>
-      <w:r>
-        <w:t xml:space="preserve"> Root </w:t>
-      </w:r>
-      <w:r>
-        <w:t>是否存在、节点</w:t>
-      </w:r>
-      <w:r>
-        <w:t xml:space="preserve"> ID </w:t>
-      </w:r>
-      <w:r>
-        <w:t>是否重复、父级是否有效、</w:t>
-      </w:r>
-      <w:r>
-        <w:t xml:space="preserve">Decorator </w:t>
-      </w:r>
-      <w:r>
-        <w:t>是否正确附着，以及节点参数是否完整。例如，</w:t>
-      </w:r>
-      <w:r>
-        <w:t xml:space="preserve">Root </w:t>
-      </w:r>
-      <w:r>
-        <w:t>不能有父级，</w:t>
-      </w:r>
-      <w:r>
-        <w:t xml:space="preserve">Action </w:t>
-      </w:r>
-      <w:r>
-        <w:t>和</w:t>
-      </w:r>
-      <w:r>
-        <w:t xml:space="preserve"> Condition </w:t>
-      </w:r>
-      <w:r>
-        <w:t>不能拥有普通子节点。</w:t>
-      </w:r>
-      <w:r>
-        <w:rPr>
-          <w:lang w:eastAsia="zh-CN"/>
-        </w:rPr>
-        <w:t>编辑器保存和自动测试使用同一套检查规则。</w:t>
-      </w:r>
-    </w:p>
-    <w:p>
-      <w:pPr>
-        <w:rPr>
-          <w:lang w:eastAsia="zh-CN"/>
-        </w:rPr>
-      </w:pPr>
-      <w:r>
-        <w:rPr>
-          <w:lang w:eastAsia="zh-CN"/>
-        </w:rPr>
-        <w:t>黑板</w:t>
-      </w:r>
-      <w:r>
-        <w:rPr>
-          <w:lang w:eastAsia="zh-CN"/>
-        </w:rPr>
-        <w:t xml:space="preserve"> Schema </w:t>
-      </w:r>
-      <w:r>
-        <w:rPr>
-          <w:lang w:eastAsia="zh-CN"/>
-        </w:rPr>
-        <w:t>可以声明</w:t>
-      </w:r>
-      <w:r>
-        <w:rPr>
-          <w:lang w:eastAsia="zh-CN"/>
-        </w:rPr>
-        <w:t xml:space="preserve"> Bool</w:t>
-      </w:r>
-      <w:r>
-        <w:rPr>
-          <w:lang w:eastAsia="zh-CN"/>
-        </w:rPr>
-        <w:t>、</w:t>
-      </w:r>
-      <w:r>
-        <w:rPr>
-          <w:lang w:eastAsia="zh-CN"/>
-        </w:rPr>
-        <w:t>Int</w:t>
-      </w:r>
-      <w:r>
-        <w:rPr>
-          <w:lang w:eastAsia="zh-CN"/>
-        </w:rPr>
-        <w:t>、</w:t>
-      </w:r>
-      <w:r>
-        <w:rPr>
-          <w:lang w:eastAsia="zh-CN"/>
-        </w:rPr>
-        <w:t>Float</w:t>
-      </w:r>
-      <w:r>
-        <w:rPr>
-          <w:lang w:eastAsia="zh-CN"/>
-        </w:rPr>
-        <w:t>、</w:t>
-      </w:r>
-      <w:r>
-        <w:rPr>
-          <w:lang w:eastAsia="zh-CN"/>
-        </w:rPr>
-        <w:t xml:space="preserve">String </w:t>
-      </w:r>
-      <w:r>
-        <w:rPr>
-          <w:lang w:eastAsia="zh-CN"/>
-        </w:rPr>
-        <w:t>和</w:t>
-      </w:r>
-      <w:r>
-        <w:rPr>
-          <w:lang w:eastAsia="zh-CN"/>
-        </w:rPr>
-        <w:t xml:space="preserve"> Vector2 </w:t>
-      </w:r>
-      <w:r>
-        <w:rPr>
-          <w:lang w:eastAsia="zh-CN"/>
-        </w:rPr>
-        <w:t>类型，并为每个键设置默认值。严格模式会报告未声明或无效的键。</w:t>
-      </w:r>
-      <w:r>
-        <w:rPr>
-          <w:lang w:eastAsia="zh-CN"/>
-        </w:rPr>
-        <w:t xml:space="preserve">Inspector </w:t>
-      </w:r>
-      <w:r>
-        <w:rPr>
-          <w:lang w:eastAsia="zh-CN"/>
-        </w:rPr>
-        <w:t>提供键选择器，同时保留自由输入方式。</w:t>
-      </w:r>
-      <w:r>
-        <w:rPr>
-          <w:lang w:eastAsia="zh-CN"/>
-        </w:rPr>
-        <w:t xml:space="preserve">Schema </w:t>
-      </w:r>
-      <w:r>
-        <w:rPr>
-          <w:lang w:eastAsia="zh-CN"/>
-        </w:rPr>
-        <w:t>修改也进入撤销和重做历史。</w:t>
-      </w:r>
-    </w:p>
-    <w:p>
-      <w:pPr>
-        <w:pStyle w:val="21"/>
-        <w:rPr>
-          <w:lang w:eastAsia="zh-CN"/>
-        </w:rPr>
-      </w:pPr>
-      <w:bookmarkStart w:id="26" w:name="_Toc238445400"/>
-      <w:r>
-        <w:rPr>
-          <w:lang w:eastAsia="zh-CN"/>
-        </w:rPr>
-        <w:t>4.3</w:t>
-      </w:r>
-      <w:r>
-        <w:rPr>
-          <w:lang w:eastAsia="zh-CN"/>
-        </w:rPr>
-        <w:t xml:space="preserve">　运行时语义</w:t>
-      </w:r>
-      <w:bookmarkEnd w:id="26"/>
-    </w:p>
-    <w:p>
-      <w:pPr>
-        <w:rPr>
-          <w:lang w:eastAsia="zh-CN"/>
-        </w:rPr>
-      </w:pPr>
-      <w:r>
-        <w:rPr>
-          <w:lang w:eastAsia="zh-CN"/>
-        </w:rPr>
-        <w:t>行为树每次更新都会返回</w:t>
-      </w:r>
-      <w:r>
-        <w:rPr>
-          <w:lang w:eastAsia="zh-CN"/>
-        </w:rPr>
-        <w:t xml:space="preserve"> success</w:t>
-      </w:r>
-      <w:r>
-        <w:rPr>
-          <w:lang w:eastAsia="zh-CN"/>
-        </w:rPr>
-        <w:t>、</w:t>
-      </w:r>
-      <w:r>
-        <w:rPr>
-          <w:lang w:eastAsia="zh-CN"/>
-        </w:rPr>
-        <w:t xml:space="preserve">failure </w:t>
-      </w:r>
-      <w:r>
-        <w:rPr>
-          <w:lang w:eastAsia="zh-CN"/>
-        </w:rPr>
-        <w:t>或</w:t>
-      </w:r>
-      <w:r>
-        <w:rPr>
-          <w:lang w:eastAsia="zh-CN"/>
-        </w:rPr>
-        <w:t xml:space="preserve"> running</w:t>
-      </w:r>
-      <w:r>
-        <w:rPr>
-          <w:lang w:eastAsia="zh-CN"/>
-        </w:rPr>
-        <w:t>。需要跨帧继续执行的节点会按</w:t>
-      </w:r>
-      <w:r>
-        <w:rPr>
-          <w:lang w:eastAsia="zh-CN"/>
-        </w:rPr>
-        <w:t xml:space="preserve"> ID </w:t>
-      </w:r>
-      <w:r>
-        <w:rPr>
-          <w:lang w:eastAsia="zh-CN"/>
-        </w:rPr>
-        <w:t>保存进度；重启、切换行为树或中断分支时会清除这些记录。表</w:t>
-      </w:r>
-      <w:r>
-        <w:rPr>
-          <w:lang w:eastAsia="zh-CN"/>
-        </w:rPr>
-        <w:t>4.1</w:t>
-      </w:r>
-      <w:r>
-        <w:rPr>
-          <w:lang w:eastAsia="zh-CN"/>
-        </w:rPr>
-        <w:t>概括各类节点的行为。</w:t>
-      </w:r>
-    </w:p>
-    <w:p>
-      <w:pPr>
         <w:pStyle w:val="TableCaption"/>
         <w:keepNext/>
-      </w:pPr>
-      <w:bookmarkStart w:id="27" w:name="_Toc238445433"/>
-      <w:r>
+        <w:rPr>
+          <w:lang w:eastAsia="zh-CN"/>
+        </w:rPr>
+      </w:pPr>
+      <w:bookmarkStart w:id="26" w:name="_Toc238445433"/>
+      <w:r>
+        <w:rPr>
+          <w:lang w:eastAsia="zh-CN"/>
+        </w:rPr>
         <w:t>表</w:t>
       </w:r>
       <w:r>
+        <w:rPr>
+          <w:lang w:eastAsia="zh-CN"/>
+        </w:rPr>
         <w:t xml:space="preserve"> 4.1</w:t>
       </w:r>
       <w:r>
+        <w:rPr>
+          <w:lang w:eastAsia="zh-CN"/>
+        </w:rPr>
         <w:t xml:space="preserve">　已实现的运行时节点语义</w:t>
       </w:r>
-      <w:bookmarkEnd w:id="27"/>
+      <w:bookmarkEnd w:id="26"/>
     </w:p>
     <w:tbl>
       <w:tblPr>
@@ -9590,10 +9887,14 @@
           <w:p>
             <w:pPr>
               <w:ind w:firstLine="0"/>
+              <w:rPr>
+                <w:lang w:eastAsia="zh-CN"/>
+              </w:rPr>
             </w:pPr>
             <w:r>
               <w:rPr>
                 <w:sz w:val="17"/>
+                <w:lang w:eastAsia="zh-CN"/>
               </w:rPr>
               <w:t>执行唯一普通子节点。</w:t>
             </w:r>
@@ -9755,22 +10056,28 @@
           <w:p>
             <w:pPr>
               <w:ind w:firstLine="0"/>
+              <w:rPr>
+                <w:lang w:eastAsia="zh-CN"/>
+              </w:rPr>
             </w:pPr>
             <w:r>
               <w:rPr>
                 <w:sz w:val="17"/>
+                <w:lang w:eastAsia="zh-CN"/>
               </w:rPr>
               <w:t>每个</w:t>
             </w:r>
             <w:r>
               <w:rPr>
                 <w:sz w:val="17"/>
+                <w:lang w:eastAsia="zh-CN"/>
               </w:rPr>
               <w:t xml:space="preserve"> Tick </w:t>
             </w:r>
             <w:r>
               <w:rPr>
                 <w:sz w:val="17"/>
+                <w:lang w:eastAsia="zh-CN"/>
               </w:rPr>
               <w:t>从高优先级重新检查，可以中断低优先级分支。</w:t>
             </w:r>
@@ -9806,10 +10113,14 @@
           <w:p>
             <w:pPr>
               <w:ind w:firstLine="0"/>
+              <w:rPr>
+                <w:lang w:eastAsia="zh-CN"/>
+              </w:rPr>
             </w:pPr>
             <w:r>
               <w:rPr>
                 <w:sz w:val="17"/>
+                <w:lang w:eastAsia="zh-CN"/>
               </w:rPr>
               <w:t>使用可设种子的随机选择，运行期间保持同一子节点。</w:t>
             </w:r>
@@ -9908,22 +10219,28 @@
           <w:p>
             <w:pPr>
               <w:ind w:firstLine="0"/>
+              <w:rPr>
+                <w:lang w:eastAsia="zh-CN"/>
+              </w:rPr>
             </w:pPr>
             <w:r>
               <w:rPr>
                 <w:sz w:val="17"/>
+                <w:lang w:eastAsia="zh-CN"/>
               </w:rPr>
               <w:t>按固定次数或无限重复，跨</w:t>
             </w:r>
             <w:r>
               <w:rPr>
                 <w:sz w:val="17"/>
+                <w:lang w:eastAsia="zh-CN"/>
               </w:rPr>
               <w:t xml:space="preserve"> Tick </w:t>
             </w:r>
             <w:r>
               <w:rPr>
                 <w:sz w:val="17"/>
+                <w:lang w:eastAsia="zh-CN"/>
               </w:rPr>
               <w:t>保存计数。</w:t>
             </w:r>
@@ -9959,22 +10276,28 @@
           <w:p>
             <w:pPr>
               <w:ind w:firstLine="0"/>
+              <w:rPr>
+                <w:lang w:eastAsia="zh-CN"/>
+              </w:rPr>
             </w:pPr>
             <w:r>
               <w:rPr>
                 <w:sz w:val="17"/>
+                <w:lang w:eastAsia="zh-CN"/>
               </w:rPr>
               <w:t>累积经过时间，到达设定时长后返回</w:t>
             </w:r>
             <w:r>
               <w:rPr>
                 <w:sz w:val="17"/>
+                <w:lang w:eastAsia="zh-CN"/>
               </w:rPr>
               <w:t xml:space="preserve"> success</w:t>
             </w:r>
             <w:r>
               <w:rPr>
                 <w:sz w:val="17"/>
+                <w:lang w:eastAsia="zh-CN"/>
               </w:rPr>
               <w:t>。</w:t>
             </w:r>
@@ -10061,34 +10384,42 @@
           <w:p>
             <w:pPr>
               <w:ind w:firstLine="0"/>
+              <w:rPr>
+                <w:lang w:eastAsia="zh-CN"/>
+              </w:rPr>
             </w:pPr>
             <w:r>
               <w:rPr>
                 <w:sz w:val="17"/>
+                <w:lang w:eastAsia="zh-CN"/>
               </w:rPr>
               <w:t>调用</w:t>
             </w:r>
             <w:r>
               <w:rPr>
                 <w:sz w:val="17"/>
+                <w:lang w:eastAsia="zh-CN"/>
               </w:rPr>
               <w:t xml:space="preserve"> Actor </w:t>
             </w:r>
             <w:r>
               <w:rPr>
                 <w:sz w:val="17"/>
+                <w:lang w:eastAsia="zh-CN"/>
               </w:rPr>
               <w:t>方法，并把</w:t>
             </w:r>
             <w:r>
               <w:rPr>
                 <w:sz w:val="17"/>
+                <w:lang w:eastAsia="zh-CN"/>
               </w:rPr>
               <w:t xml:space="preserve"> Bool </w:t>
             </w:r>
             <w:r>
               <w:rPr>
                 <w:sz w:val="17"/>
+                <w:lang w:eastAsia="zh-CN"/>
               </w:rPr>
               <w:t>或状态转换为行为树状态。</w:t>
             </w:r>
@@ -10190,7 +10521,7 @@
           <w:lang w:eastAsia="zh-CN"/>
         </w:rPr>
       </w:pPr>
-      <w:bookmarkStart w:id="28" w:name="_Toc238445401"/>
+      <w:bookmarkStart w:id="27" w:name="_Toc238445401"/>
       <w:r>
         <w:rPr>
           <w:lang w:eastAsia="zh-CN"/>
@@ -10202,6 +10533,205 @@
           <w:lang w:eastAsia="zh-CN"/>
         </w:rPr>
         <w:t xml:space="preserve">　编辑器编写工作流</w:t>
+      </w:r>
+      <w:bookmarkEnd w:id="27"/>
+    </w:p>
+    <w:p>
+      <w:pPr>
+        <w:rPr>
+          <w:lang w:eastAsia="zh-CN"/>
+        </w:rPr>
+      </w:pPr>
+      <w:r>
+        <w:rPr>
+          <w:lang w:eastAsia="zh-CN"/>
+        </w:rPr>
+        <w:t>插件显示在</w:t>
+      </w:r>
+      <w:r>
+        <w:rPr>
+          <w:lang w:eastAsia="zh-CN"/>
+        </w:rPr>
+        <w:t xml:space="preserve"> Godot </w:t>
+      </w:r>
+      <w:r>
+        <w:rPr>
+          <w:lang w:eastAsia="zh-CN"/>
+        </w:rPr>
+        <w:t>编辑器底部。用户在画布上点击右键创建节点，不需要在菜单栏中面对一排创建按钮。节点可以移动、连接、断开、复制和删除。行为树选择器只显示资源名称，用户不需要手动查看或输入完整文件路径。创建、删除、移动、连线、参数修改、</w:t>
+      </w:r>
+      <w:r>
+        <w:rPr>
+          <w:lang w:eastAsia="zh-CN"/>
+        </w:rPr>
+        <w:t xml:space="preserve">Schema </w:t>
+      </w:r>
+      <w:r>
+        <w:rPr>
+          <w:lang w:eastAsia="zh-CN"/>
+        </w:rPr>
+        <w:t>修改和折叠状态都支持撤销与重做。</w:t>
+      </w:r>
+    </w:p>
+    <w:p>
+      <w:pPr>
+        <w:rPr>
+          <w:lang w:eastAsia="zh-CN"/>
+        </w:rPr>
+      </w:pPr>
+      <w:r>
+        <w:t xml:space="preserve">Inspector </w:t>
+      </w:r>
+      <w:r>
+        <w:t>使用与字段类型对应的控件。例如，</w:t>
+      </w:r>
+      <w:r>
+        <w:t xml:space="preserve">Action </w:t>
+      </w:r>
+      <w:r>
+        <w:t>直接填写方法名，</w:t>
+      </w:r>
+      <w:r>
+        <w:t xml:space="preserve">Condition </w:t>
+      </w:r>
+      <w:r>
+        <w:t>选择</w:t>
+      </w:r>
+      <w:r>
+        <w:t xml:space="preserve"> Actor </w:t>
+      </w:r>
+      <w:r>
+        <w:t>或黑板模式并设置键、比较方式和值。</w:t>
+      </w:r>
+      <w:r>
+        <w:t>Random</w:t>
+      </w:r>
+      <w:r>
+        <w:t>、</w:t>
+      </w:r>
+      <w:r>
+        <w:t>Parallel</w:t>
+      </w:r>
+      <w:r>
+        <w:t>、</w:t>
+      </w:r>
+      <w:r>
+        <w:t>Repeat</w:t>
+      </w:r>
+      <w:r>
+        <w:t>、</w:t>
+      </w:r>
+      <w:r>
+        <w:t xml:space="preserve">Wait </w:t>
+      </w:r>
+      <w:r>
+        <w:t>和</w:t>
+      </w:r>
+      <w:r>
+        <w:t xml:space="preserve"> Decorator </w:t>
+      </w:r>
+      <w:r>
+        <w:t>也有自己的设置项。</w:t>
+      </w:r>
+      <w:r>
+        <w:rPr>
+          <w:lang w:eastAsia="zh-CN"/>
+        </w:rPr>
+        <w:t>高级</w:t>
+      </w:r>
+      <w:r>
+        <w:rPr>
+          <w:lang w:eastAsia="zh-CN"/>
+        </w:rPr>
+        <w:t xml:space="preserve"> JSON </w:t>
+      </w:r>
+      <w:r>
+        <w:rPr>
+          <w:lang w:eastAsia="zh-CN"/>
+        </w:rPr>
+        <w:t>只作为兼容入口，不是正常操作的必需步骤。</w:t>
+      </w:r>
+    </w:p>
+    <w:p>
+      <w:pPr>
+        <w:rPr>
+          <w:lang w:eastAsia="zh-CN"/>
+        </w:rPr>
+      </w:pPr>
+      <w:r>
+        <w:rPr>
+          <w:lang w:eastAsia="zh-CN"/>
+        </w:rPr>
+        <w:t>本插件使用节点上方和下方的连接端口，而</w:t>
+      </w:r>
+      <w:r>
+        <w:rPr>
+          <w:lang w:eastAsia="zh-CN"/>
+        </w:rPr>
+        <w:t xml:space="preserve"> Godot </w:t>
+      </w:r>
+      <w:r>
+        <w:rPr>
+          <w:lang w:eastAsia="zh-CN"/>
+        </w:rPr>
+        <w:t>默认连线主要面向左右端口。因此插件自行绘制正式连线，并在用户拖动连线时使用</w:t>
+      </w:r>
+      <w:r>
+        <w:rPr>
+          <w:lang w:eastAsia="zh-CN"/>
+        </w:rPr>
+        <w:t xml:space="preserve"> Godot </w:t>
+      </w:r>
+      <w:r>
+        <w:rPr>
+          <w:lang w:eastAsia="zh-CN"/>
+        </w:rPr>
+        <w:t>的预览。自定义连线仍可通过右键断开，并支持撤销和重做。关闭自定义显示后可以恢复</w:t>
+      </w:r>
+      <w:r>
+        <w:rPr>
+          <w:lang w:eastAsia="zh-CN"/>
+        </w:rPr>
+        <w:t xml:space="preserve"> Godot </w:t>
+      </w:r>
+      <w:r>
+        <w:rPr>
+          <w:lang w:eastAsia="zh-CN"/>
+        </w:rPr>
+        <w:t>原生连线。</w:t>
+      </w:r>
+    </w:p>
+    <w:p>
+      <w:pPr>
+        <w:pStyle w:val="21"/>
+        <w:rPr>
+          <w:lang w:eastAsia="zh-CN"/>
+        </w:rPr>
+      </w:pPr>
+      <w:bookmarkStart w:id="28" w:name="_Toc238445402"/>
+      <w:r>
+        <w:rPr>
+          <w:lang w:eastAsia="zh-CN"/>
+        </w:rPr>
+        <w:t>4.5</w:t>
+      </w:r>
+      <w:r>
+        <w:rPr>
+          <w:lang w:eastAsia="zh-CN"/>
+        </w:rPr>
+        <w:t xml:space="preserve">　</w:t>
+      </w:r>
+      <w:r>
+        <w:rPr>
+          <w:lang w:eastAsia="zh-CN"/>
+        </w:rPr>
+        <w:t xml:space="preserve">Live Debug </w:t>
+      </w:r>
+      <w:r>
+        <w:rPr>
+          <w:lang w:eastAsia="zh-CN"/>
+        </w:rPr>
+        <w:t>与黑板检查</w:t>
       </w:r>
       <w:bookmarkEnd w:id="28"/>
     </w:p>
@@ -10215,31 +10745,19 @@
         <w:rPr>
           <w:lang w:eastAsia="zh-CN"/>
         </w:rPr>
-        <w:t>插件显示在</w:t>
-      </w:r>
-      <w:r>
-        <w:rPr>
-          <w:lang w:eastAsia="zh-CN"/>
-        </w:rPr>
-        <w:t xml:space="preserve"> Godot </w:t>
-      </w:r>
-      <w:r>
-        <w:rPr>
-          <w:lang w:eastAsia="zh-CN"/>
-        </w:rPr>
-        <w:t>编辑器底部。用户在画布上点击右键创建节点，不需要在菜单栏中面对一排创建按钮。节点可以移动、连接、断开、复制和删除。行为树选择器只显示资源名称，用户不需要手动查看或输入完整文件路径。创建、删除、移动、连线、参数修改、</w:t>
-      </w:r>
-      <w:r>
-        <w:rPr>
-          <w:lang w:eastAsia="zh-CN"/>
-        </w:rPr>
-        <w:t xml:space="preserve">Schema </w:t>
-      </w:r>
-      <w:r>
-        <w:rPr>
-          <w:lang w:eastAsia="zh-CN"/>
-        </w:rPr>
-        <w:t>修改和折叠状态都支持撤销与重做。</w:t>
+        <w:t>运行时会把当前</w:t>
+      </w:r>
+      <w:r>
+        <w:rPr>
+          <w:lang w:eastAsia="zh-CN"/>
+        </w:rPr>
+        <w:t xml:space="preserve"> Actor</w:t>
+      </w:r>
+      <w:r>
+        <w:rPr>
+          <w:lang w:eastAsia="zh-CN"/>
+        </w:rPr>
+        <w:t>、行为树、活动节点、执行路径、失败原因和黑板值写入调试文件。文件写完后才会替换旧版本，避免编辑器读到不完整内容。如果一次读取失败，编辑器保留上一份完整状态，并在下一次更新时重试。</w:t>
       </w:r>
     </w:p>
     <w:p>
@@ -10249,205 +10767,21 @@
         </w:rPr>
       </w:pPr>
       <w:r>
-        <w:t xml:space="preserve">Inspector </w:t>
-      </w:r>
-      <w:r>
-        <w:t>使用与字段类型对应的控件。例如，</w:t>
-      </w:r>
-      <w:r>
-        <w:t xml:space="preserve">Action </w:t>
-      </w:r>
-      <w:r>
-        <w:t>直接填写方法名，</w:t>
-      </w:r>
-      <w:r>
-        <w:t xml:space="preserve">Condition </w:t>
-      </w:r>
-      <w:r>
-        <w:t>选择</w:t>
-      </w:r>
-      <w:r>
-        <w:t xml:space="preserve"> Actor </w:t>
-      </w:r>
-      <w:r>
-        <w:t>或黑板模式并设置键、比较方式和值。</w:t>
-      </w:r>
-      <w:r>
-        <w:t>Random</w:t>
-      </w:r>
-      <w:r>
-        <w:t>、</w:t>
-      </w:r>
-      <w:r>
-        <w:t>Parallel</w:t>
-      </w:r>
-      <w:r>
-        <w:t>、</w:t>
-      </w:r>
-      <w:r>
-        <w:t>Repeat</w:t>
-      </w:r>
-      <w:r>
-        <w:t>、</w:t>
-      </w:r>
-      <w:r>
-        <w:t xml:space="preserve">Wait </w:t>
-      </w:r>
-      <w:r>
-        <w:t>和</w:t>
-      </w:r>
-      <w:r>
-        <w:t xml:space="preserve"> Decorator </w:t>
-      </w:r>
-      <w:r>
-        <w:t>也有自己的设置项。</w:t>
-      </w:r>
-      <w:r>
-        <w:rPr>
-          <w:lang w:eastAsia="zh-CN"/>
-        </w:rPr>
-        <w:t>高级</w:t>
-      </w:r>
-      <w:r>
-        <w:rPr>
-          <w:lang w:eastAsia="zh-CN"/>
-        </w:rPr>
-        <w:t xml:space="preserve"> JSON </w:t>
-      </w:r>
-      <w:r>
-        <w:rPr>
-          <w:lang w:eastAsia="zh-CN"/>
-        </w:rPr>
-        <w:t>只作为兼容入口，不是正常操作的必需步骤。</w:t>
-      </w:r>
-    </w:p>
-    <w:p>
-      <w:pPr>
-        <w:rPr>
-          <w:lang w:eastAsia="zh-CN"/>
-        </w:rPr>
-      </w:pPr>
-      <w:r>
-        <w:rPr>
-          <w:lang w:eastAsia="zh-CN"/>
-        </w:rPr>
-        <w:t>本插件使用节点上方和下方的连接端口，而</w:t>
-      </w:r>
-      <w:r>
-        <w:rPr>
-          <w:lang w:eastAsia="zh-CN"/>
-        </w:rPr>
-        <w:t xml:space="preserve"> Godot </w:t>
-      </w:r>
-      <w:r>
-        <w:rPr>
-          <w:lang w:eastAsia="zh-CN"/>
-        </w:rPr>
-        <w:t>默认连线主要面向左右端口。因此插件自行绘制正式连线，并在用户拖动连线时使用</w:t>
-      </w:r>
-      <w:r>
-        <w:rPr>
-          <w:lang w:eastAsia="zh-CN"/>
-        </w:rPr>
-        <w:t xml:space="preserve"> Godot </w:t>
-      </w:r>
-      <w:r>
-        <w:rPr>
-          <w:lang w:eastAsia="zh-CN"/>
-        </w:rPr>
-        <w:t>的预览。自定义连线仍可通过右键断开，并支持撤销和重做。关闭自定义显示后可以恢复</w:t>
-      </w:r>
-      <w:r>
-        <w:rPr>
-          <w:lang w:eastAsia="zh-CN"/>
-        </w:rPr>
-        <w:t xml:space="preserve"> Godot </w:t>
-      </w:r>
-      <w:r>
-        <w:rPr>
-          <w:lang w:eastAsia="zh-CN"/>
-        </w:rPr>
-        <w:t>原生连线。</w:t>
-      </w:r>
-    </w:p>
-    <w:p>
-      <w:pPr>
-        <w:pStyle w:val="21"/>
-        <w:rPr>
-          <w:lang w:eastAsia="zh-CN"/>
-        </w:rPr>
-      </w:pPr>
-      <w:bookmarkStart w:id="29" w:name="_Toc238445402"/>
-      <w:r>
-        <w:rPr>
-          <w:lang w:eastAsia="zh-CN"/>
-        </w:rPr>
-        <w:t>4.5</w:t>
-      </w:r>
-      <w:r>
-        <w:rPr>
-          <w:lang w:eastAsia="zh-CN"/>
-        </w:rPr>
-        <w:t xml:space="preserve">　</w:t>
-      </w:r>
-      <w:r>
-        <w:rPr>
-          <w:lang w:eastAsia="zh-CN"/>
-        </w:rPr>
-        <w:t xml:space="preserve">Live Debug </w:t>
-      </w:r>
-      <w:r>
-        <w:rPr>
-          <w:lang w:eastAsia="zh-CN"/>
-        </w:rPr>
-        <w:t>与黑板检查</w:t>
-      </w:r>
-      <w:bookmarkEnd w:id="29"/>
-    </w:p>
-    <w:p>
-      <w:pPr>
-        <w:rPr>
-          <w:lang w:eastAsia="zh-CN"/>
-        </w:rPr>
-      </w:pPr>
-      <w:r>
-        <w:rPr>
-          <w:lang w:eastAsia="zh-CN"/>
-        </w:rPr>
-        <w:t>运行时会把当前</w:t>
-      </w:r>
-      <w:r>
-        <w:rPr>
-          <w:lang w:eastAsia="zh-CN"/>
-        </w:rPr>
-        <w:t xml:space="preserve"> Actor</w:t>
-      </w:r>
-      <w:r>
-        <w:rPr>
-          <w:lang w:eastAsia="zh-CN"/>
-        </w:rPr>
-        <w:t>、行为树、活动节点、执行路径、失败原因和黑板值写入调试文件。文件写完后才会替换旧版本，避免编辑器读到不完整内容。如果一次读取失败，编辑器保留上一份完整状态，并在下一次更新时重试。</w:t>
-      </w:r>
-    </w:p>
-    <w:p>
-      <w:pPr>
-        <w:rPr>
-          <w:lang w:eastAsia="zh-CN"/>
-        </w:rPr>
-      </w:pPr>
-      <w:r>
-        <w:rPr>
-          <w:lang w:eastAsia="zh-CN"/>
-        </w:rPr>
-        <w:t>编辑器只显示当前行为树的调试信息。活动路径使用明显边框，非活动分支可以淡化，失败节点会显示原因，黑板面板显示当前键和值。较长的路径放在可滚动区域中，避免遮挡主画布。游戏画面中不会出现这些调试内容。</w:t>
-      </w:r>
-      <w:r>
-        <w:t>该显示示例见图</w:t>
-      </w:r>
-      <w:r>
+        <w:rPr>
+          <w:lang w:eastAsia="zh-CN"/>
+        </w:rPr>
+        <w:t>编辑器只显示当前行为树的调试信息。活动路径使用明显边框，非活动分支可以淡化，失败节点会显示原因，黑板面板显示当前键和值。较长的路径放在可滚动区域中，避免遮挡主画布。游戏画面中不会出现这些调试内容。该显示示例见图</w:t>
+      </w:r>
+      <w:r>
+        <w:rPr>
+          <w:lang w:eastAsia="zh-CN"/>
+        </w:rPr>
         <w:t>4.2</w:t>
       </w:r>
       <w:r>
+        <w:rPr>
+          <w:lang w:eastAsia="zh-CN"/>
+        </w:rPr>
         <w:t>。</w:t>
       </w:r>
     </w:p>
@@ -10502,62 +10836,74 @@
     <w:p>
       <w:pPr>
         <w:pStyle w:val="FigureCaption"/>
-      </w:pPr>
-      <w:bookmarkStart w:id="30" w:name="_Toc238445426"/>
-      <w:r>
+        <w:rPr>
+          <w:lang w:eastAsia="zh-CN"/>
+        </w:rPr>
+      </w:pPr>
+      <w:bookmarkStart w:id="29" w:name="_Toc238445426"/>
+      <w:r>
+        <w:rPr>
+          <w:lang w:eastAsia="zh-CN"/>
+        </w:rPr>
         <w:t>图</w:t>
       </w:r>
       <w:r>
+        <w:rPr>
+          <w:lang w:eastAsia="zh-CN"/>
+        </w:rPr>
         <w:t xml:space="preserve"> 4.2</w:t>
       </w:r>
       <w:r>
+        <w:rPr>
+          <w:lang w:eastAsia="zh-CN"/>
+        </w:rPr>
         <w:t xml:space="preserve">　仅位于编辑器中的活动路径和失败原因显示</w:t>
+      </w:r>
+      <w:bookmarkEnd w:id="29"/>
+    </w:p>
+    <w:p>
+      <w:pPr>
+        <w:pStyle w:val="21"/>
+        <w:rPr>
+          <w:lang w:eastAsia="zh-CN"/>
+        </w:rPr>
+      </w:pPr>
+      <w:bookmarkStart w:id="30" w:name="_Toc238445403"/>
+      <w:r>
+        <w:rPr>
+          <w:lang w:eastAsia="zh-CN"/>
+        </w:rPr>
+        <w:t>4.6</w:t>
+      </w:r>
+      <w:r>
+        <w:rPr>
+          <w:lang w:eastAsia="zh-CN"/>
+        </w:rPr>
+        <w:t xml:space="preserve">　大型树显示机制</w:t>
       </w:r>
       <w:bookmarkEnd w:id="30"/>
     </w:p>
     <w:p>
       <w:pPr>
-        <w:pStyle w:val="21"/>
-        <w:rPr>
-          <w:lang w:eastAsia="zh-CN"/>
-        </w:rPr>
-      </w:pPr>
-      <w:bookmarkStart w:id="31" w:name="_Toc238445403"/>
-      <w:r>
-        <w:rPr>
-          <w:lang w:eastAsia="zh-CN"/>
-        </w:rPr>
-        <w:t>4.6</w:t>
-      </w:r>
-      <w:r>
-        <w:rPr>
-          <w:lang w:eastAsia="zh-CN"/>
-        </w:rPr>
-        <w:t xml:space="preserve">　大型树显示机制</w:t>
-      </w:r>
-      <w:bookmarkEnd w:id="31"/>
+        <w:rPr>
+          <w:lang w:eastAsia="zh-CN"/>
+        </w:rPr>
+      </w:pPr>
+      <w:r>
+        <w:rPr>
+          <w:lang w:eastAsia="zh-CN"/>
+        </w:rPr>
+        <w:t>大型行为树的问题不只来自节点数量，还来自卡片信息、连线密度、导航距离和运行状态同时增加。为此，插件从信息密度、焦点与结构裁剪、导航与概览、连线与运行表示四个方面提供显示功能。</w:t>
+      </w:r>
     </w:p>
     <w:p>
       <w:pPr>
-        <w:rPr>
-          <w:lang w:eastAsia="zh-CN"/>
-        </w:rPr>
-      </w:pPr>
-      <w:r>
-        <w:rPr>
-          <w:lang w:eastAsia="zh-CN"/>
-        </w:rPr>
-        <w:t>大型行为树的问题不只来自节点数量，还来自卡片信息、连线密度、导航距离和运行状态同时增加。为此，插件从信息密度、焦点与结构裁剪、导航与概览、连线与运行表示四个方面提供显示功能。</w:t>
-      </w:r>
-    </w:p>
-    <w:p>
-      <w:pPr>
         <w:pStyle w:val="31"/>
         <w:rPr>
           <w:lang w:eastAsia="zh-CN"/>
         </w:rPr>
       </w:pPr>
-      <w:bookmarkStart w:id="32" w:name="_Toc238445404"/>
+      <w:bookmarkStart w:id="31" w:name="_Toc238445404"/>
       <w:r>
         <w:rPr>
           <w:lang w:eastAsia="zh-CN"/>
@@ -10570,7 +10916,7 @@
         </w:rPr>
         <w:t xml:space="preserve">　信息密度控制</w:t>
       </w:r>
-      <w:bookmarkEnd w:id="32"/>
+      <w:bookmarkEnd w:id="31"/>
     </w:p>
     <w:p>
       <w:pPr>
@@ -10824,7 +11170,7 @@
       <w:pPr>
         <w:pStyle w:val="FigureCaption"/>
       </w:pPr>
-      <w:bookmarkStart w:id="33" w:name="_Toc238445427"/>
+      <w:bookmarkStart w:id="32" w:name="_Toc238445427"/>
       <w:r>
         <w:t>图</w:t>
       </w:r>
@@ -10843,7 +11189,7 @@
       <w:r>
         <w:t xml:space="preserve"> Compact Cards</w:t>
       </w:r>
-      <w:bookmarkEnd w:id="33"/>
+      <w:bookmarkEnd w:id="32"/>
     </w:p>
     <w:p>
       <w:pPr>
@@ -10852,7 +11198,7 @@
           <w:lang w:eastAsia="zh-CN"/>
         </w:rPr>
       </w:pPr>
-      <w:bookmarkStart w:id="34" w:name="_Toc238445405"/>
+      <w:bookmarkStart w:id="33" w:name="_Toc238445405"/>
       <w:r>
         <w:rPr>
           <w:lang w:eastAsia="zh-CN"/>
@@ -10865,7 +11211,7 @@
         </w:rPr>
         <w:t xml:space="preserve">　焦点与结构裁剪</w:t>
       </w:r>
-      <w:bookmarkEnd w:id="34"/>
+      <w:bookmarkEnd w:id="33"/>
     </w:p>
     <w:p>
       <w:pPr>
@@ -11046,22 +11392,28 @@
         <w:spacing w:after="60"/>
         <w:ind w:firstLine="0"/>
         <w:jc w:val="center"/>
+        <w:rPr>
+          <w:lang w:eastAsia="zh-CN"/>
+        </w:rPr>
       </w:pPr>
       <w:r>
         <w:rPr>
           <w:sz w:val="18"/>
+          <w:lang w:eastAsia="zh-CN"/>
         </w:rPr>
         <w:t>（</w:t>
       </w:r>
       <w:r>
         <w:rPr>
           <w:sz w:val="18"/>
+          <w:lang w:eastAsia="zh-CN"/>
         </w:rPr>
         <w:t>a</w:t>
       </w:r>
       <w:r>
         <w:rPr>
           <w:sz w:val="18"/>
+          <w:lang w:eastAsia="zh-CN"/>
         </w:rPr>
         <w:t>）鱼眼焦点与上下文</w:t>
       </w:r>
@@ -11119,22 +11471,28 @@
         <w:spacing w:after="60"/>
         <w:ind w:firstLine="0"/>
         <w:jc w:val="center"/>
+        <w:rPr>
+          <w:lang w:eastAsia="zh-CN"/>
+        </w:rPr>
       </w:pPr>
       <w:r>
         <w:rPr>
           <w:sz w:val="18"/>
+          <w:lang w:eastAsia="zh-CN"/>
         </w:rPr>
         <w:t>（</w:t>
       </w:r>
       <w:r>
         <w:rPr>
           <w:sz w:val="18"/>
+          <w:lang w:eastAsia="zh-CN"/>
         </w:rPr>
         <w:t>b</w:t>
       </w:r>
       <w:r>
         <w:rPr>
           <w:sz w:val="18"/>
+          <w:lang w:eastAsia="zh-CN"/>
         </w:rPr>
         <w:t>）子树折叠与摘要</w:t>
       </w:r>
@@ -11142,18 +11500,30 @@
     <w:p>
       <w:pPr>
         <w:pStyle w:val="FigureCaption"/>
-      </w:pPr>
-      <w:bookmarkStart w:id="35" w:name="_Toc238445428"/>
-      <w:r>
+        <w:rPr>
+          <w:lang w:eastAsia="zh-CN"/>
+        </w:rPr>
+      </w:pPr>
+      <w:bookmarkStart w:id="34" w:name="_Toc238445428"/>
+      <w:r>
+        <w:rPr>
+          <w:lang w:eastAsia="zh-CN"/>
+        </w:rPr>
         <w:t>图</w:t>
       </w:r>
       <w:r>
+        <w:rPr>
+          <w:lang w:eastAsia="zh-CN"/>
+        </w:rPr>
         <w:t xml:space="preserve"> 4.4</w:t>
       </w:r>
       <w:r>
+        <w:rPr>
+          <w:lang w:eastAsia="zh-CN"/>
+        </w:rPr>
         <w:t xml:space="preserve">　局部放大和结构裁剪的两种实现</w:t>
       </w:r>
-      <w:bookmarkEnd w:id="35"/>
+      <w:bookmarkEnd w:id="34"/>
     </w:p>
     <w:p>
       <w:pPr>
@@ -11162,7 +11532,7 @@
           <w:lang w:eastAsia="zh-CN"/>
         </w:rPr>
       </w:pPr>
-      <w:bookmarkStart w:id="36" w:name="_Toc238445406"/>
+      <w:bookmarkStart w:id="35" w:name="_Toc238445406"/>
       <w:r>
         <w:rPr>
           <w:lang w:eastAsia="zh-CN"/>
@@ -11175,7 +11545,7 @@
         </w:rPr>
         <w:t xml:space="preserve">　导航与概览</w:t>
       </w:r>
-      <w:bookmarkEnd w:id="36"/>
+      <w:bookmarkEnd w:id="35"/>
     </w:p>
     <w:p>
       <w:pPr>
@@ -11329,18 +11699,30 @@
     <w:p>
       <w:pPr>
         <w:pStyle w:val="FigureCaption"/>
-      </w:pPr>
-      <w:bookmarkStart w:id="37" w:name="_Toc238445429"/>
-      <w:r>
+        <w:rPr>
+          <w:lang w:eastAsia="zh-CN"/>
+        </w:rPr>
+      </w:pPr>
+      <w:bookmarkStart w:id="36" w:name="_Toc238445429"/>
+      <w:r>
+        <w:rPr>
+          <w:lang w:eastAsia="zh-CN"/>
+        </w:rPr>
         <w:t>图</w:t>
       </w:r>
       <w:r>
+        <w:rPr>
+          <w:lang w:eastAsia="zh-CN"/>
+        </w:rPr>
         <w:t xml:space="preserve"> 4.5</w:t>
       </w:r>
       <w:r>
+        <w:rPr>
+          <w:lang w:eastAsia="zh-CN"/>
+        </w:rPr>
         <w:t xml:space="preserve">　复杂树中的小地图、路径摘要、导航控件和自动布局</w:t>
       </w:r>
-      <w:bookmarkEnd w:id="37"/>
+      <w:bookmarkEnd w:id="36"/>
     </w:p>
     <w:p>
       <w:pPr>
@@ -11349,7 +11731,7 @@
           <w:lang w:eastAsia="zh-CN"/>
         </w:rPr>
       </w:pPr>
-      <w:bookmarkStart w:id="38" w:name="_Toc238445407"/>
+      <w:bookmarkStart w:id="37" w:name="_Toc238445407"/>
       <w:r>
         <w:rPr>
           <w:lang w:eastAsia="zh-CN"/>
@@ -11362,7 +11744,7 @@
         </w:rPr>
         <w:t xml:space="preserve">　连线与运行表示</w:t>
       </w:r>
-      <w:bookmarkEnd w:id="38"/>
+      <w:bookmarkEnd w:id="37"/>
     </w:p>
     <w:p>
       <w:pPr>
@@ -11501,22 +11883,28 @@
         <w:spacing w:after="60"/>
         <w:ind w:firstLine="0"/>
         <w:jc w:val="center"/>
+        <w:rPr>
+          <w:lang w:eastAsia="zh-CN"/>
+        </w:rPr>
       </w:pPr>
       <w:r>
         <w:rPr>
           <w:sz w:val="18"/>
+          <w:lang w:eastAsia="zh-CN"/>
         </w:rPr>
         <w:t>（</w:t>
       </w:r>
       <w:r>
         <w:rPr>
           <w:sz w:val="18"/>
+          <w:lang w:eastAsia="zh-CN"/>
         </w:rPr>
         <w:t>a</w:t>
       </w:r>
       <w:r>
         <w:rPr>
           <w:sz w:val="18"/>
+          <w:lang w:eastAsia="zh-CN"/>
         </w:rPr>
         <w:t>）正交连线与活动路径</w:t>
       </w:r>
@@ -11574,22 +11962,28 @@
         <w:spacing w:after="60"/>
         <w:ind w:firstLine="0"/>
         <w:jc w:val="center"/>
+        <w:rPr>
+          <w:lang w:eastAsia="zh-CN"/>
+        </w:rPr>
       </w:pPr>
       <w:r>
         <w:rPr>
           <w:sz w:val="18"/>
+          <w:lang w:eastAsia="zh-CN"/>
         </w:rPr>
         <w:t>（</w:t>
       </w:r>
       <w:r>
         <w:rPr>
           <w:sz w:val="18"/>
+          <w:lang w:eastAsia="zh-CN"/>
         </w:rPr>
         <w:t>b</w:t>
       </w:r>
       <w:r>
         <w:rPr>
           <w:sz w:val="18"/>
+          <w:lang w:eastAsia="zh-CN"/>
         </w:rPr>
         <w:t>）边捆绑与失败标注</w:t>
       </w:r>
@@ -11597,38 +11991,217 @@
     <w:p>
       <w:pPr>
         <w:pStyle w:val="FigureCaption"/>
-      </w:pPr>
-      <w:bookmarkStart w:id="39" w:name="_Toc238445430"/>
-      <w:r>
+        <w:rPr>
+          <w:lang w:eastAsia="zh-CN"/>
+        </w:rPr>
+      </w:pPr>
+      <w:bookmarkStart w:id="38" w:name="_Toc238445430"/>
+      <w:r>
+        <w:rPr>
+          <w:lang w:eastAsia="zh-CN"/>
+        </w:rPr>
         <w:t>图</w:t>
       </w:r>
       <w:r>
+        <w:rPr>
+          <w:lang w:eastAsia="zh-CN"/>
+        </w:rPr>
         <w:t xml:space="preserve"> 4.6</w:t>
       </w:r>
       <w:r>
+        <w:rPr>
+          <w:lang w:eastAsia="zh-CN"/>
+        </w:rPr>
         <w:t xml:space="preserve">　连线组织和运行状态表示</w:t>
+      </w:r>
+      <w:bookmarkEnd w:id="38"/>
+    </w:p>
+    <w:p>
+      <w:pPr>
+        <w:pStyle w:val="21"/>
+        <w:rPr>
+          <w:lang w:eastAsia="zh-CN"/>
+        </w:rPr>
+      </w:pPr>
+      <w:bookmarkStart w:id="39" w:name="_Toc238445408"/>
+      <w:r>
+        <w:rPr>
+          <w:lang w:eastAsia="zh-CN"/>
+        </w:rPr>
+        <w:t>4.7</w:t>
+      </w:r>
+      <w:r>
+        <w:rPr>
+          <w:lang w:eastAsia="zh-CN"/>
+        </w:rPr>
+        <w:t xml:space="preserve">　物理屏幕实验基础设施</w:t>
       </w:r>
       <w:bookmarkEnd w:id="39"/>
     </w:p>
     <w:p>
       <w:pPr>
+        <w:rPr>
+          <w:lang w:eastAsia="zh-CN"/>
+        </w:rPr>
+      </w:pPr>
+      <w:r>
+        <w:rPr>
+          <w:lang w:eastAsia="zh-CN"/>
+        </w:rPr>
+        <w:t>屏幕测试工具读取</w:t>
+      </w:r>
+      <w:r>
+        <w:rPr>
+          <w:lang w:eastAsia="zh-CN"/>
+        </w:rPr>
+        <w:t xml:space="preserve"> EDID </w:t>
+      </w:r>
+      <w:r>
+        <w:rPr>
+          <w:lang w:eastAsia="zh-CN"/>
+        </w:rPr>
+        <w:t>中的物理宽高，并将它与分辨率分开记录。对于宽</w:t>
+      </w:r>
+      <w:r>
+        <w:rPr>
+          <w:lang w:eastAsia="zh-CN"/>
+        </w:rPr>
+        <w:t xml:space="preserve"> W_cm</w:t>
+      </w:r>
+      <w:r>
+        <w:rPr>
+          <w:lang w:eastAsia="zh-CN"/>
+        </w:rPr>
+        <w:t>、高</w:t>
+      </w:r>
+      <w:r>
+        <w:rPr>
+          <w:lang w:eastAsia="zh-CN"/>
+        </w:rPr>
+        <w:t xml:space="preserve"> H_cm </w:t>
+      </w:r>
+      <w:r>
+        <w:rPr>
+          <w:lang w:eastAsia="zh-CN"/>
+        </w:rPr>
+        <w:t>的屏幕，测试画布为</w:t>
+      </w:r>
+    </w:p>
+    <w:p>
+      <w:pPr>
+        <w:ind w:firstLine="0"/>
+        <w:jc w:val="center"/>
+      </w:pPr>
+      <w:r>
+        <w:t>W_c=35W_cm, H_c=35H_cm,</w:t>
+      </w:r>
+    </w:p>
+    <w:p>
+      <w:pPr>
+        <w:rPr>
+          <w:lang w:eastAsia="zh-CN"/>
+        </w:rPr>
+      </w:pPr>
+      <w:r>
+        <w:rPr>
+          <w:lang w:eastAsia="zh-CN"/>
+        </w:rPr>
+        <w:t>其中</w:t>
+      </w:r>
+      <w:r>
+        <w:rPr>
+          <w:lang w:eastAsia="zh-CN"/>
+        </w:rPr>
+        <w:t xml:space="preserve"> W_c </w:t>
+      </w:r>
+      <w:r>
+        <w:rPr>
+          <w:lang w:eastAsia="zh-CN"/>
+        </w:rPr>
+        <w:t>和</w:t>
+      </w:r>
+      <w:r>
+        <w:rPr>
+          <w:lang w:eastAsia="zh-CN"/>
+        </w:rPr>
+        <w:t xml:space="preserve"> H_c </w:t>
+      </w:r>
+      <w:r>
+        <w:rPr>
+          <w:lang w:eastAsia="zh-CN"/>
+        </w:rPr>
+        <w:t>是画布的逻辑宽高。所有屏幕都使用每厘米</w:t>
+      </w:r>
+      <w:r>
+        <w:rPr>
+          <w:lang w:eastAsia="zh-CN"/>
+        </w:rPr>
+        <w:t xml:space="preserve"> 35 </w:t>
+      </w:r>
+      <w:r>
+        <w:rPr>
+          <w:lang w:eastAsia="zh-CN"/>
+        </w:rPr>
+        <w:t>个逻辑单位，因此实验比较的是物理显示面积，而不是不同设备的像素密度。</w:t>
+      </w:r>
+    </w:p>
+    <w:p>
+      <w:pPr>
+        <w:rPr>
+          <w:lang w:eastAsia="zh-CN"/>
+        </w:rPr>
+      </w:pPr>
+      <w:r>
+        <w:rPr>
+          <w:lang w:eastAsia="zh-CN"/>
+        </w:rPr>
+        <w:t>测试窗口会移动到指定屏幕，然后加载同一棵行为树和同一种显示条件。每次测试都会保存设备信息和原始</w:t>
+      </w:r>
+      <w:r>
+        <w:rPr>
+          <w:lang w:eastAsia="zh-CN"/>
+        </w:rPr>
+        <w:t xml:space="preserve"> CSV</w:t>
+      </w:r>
+      <w:r>
+        <w:rPr>
+          <w:lang w:eastAsia="zh-CN"/>
+        </w:rPr>
+        <w:t>。以后接入新屏幕时，新数据写入新的</w:t>
+      </w:r>
+      <w:r>
+        <w:rPr>
+          <w:lang w:eastAsia="zh-CN"/>
+        </w:rPr>
+        <w:t xml:space="preserve"> Session</w:t>
+      </w:r>
+      <w:r>
+        <w:rPr>
+          <w:lang w:eastAsia="zh-CN"/>
+        </w:rPr>
+        <w:t>，不覆盖现有结果。</w:t>
+      </w:r>
+    </w:p>
+    <w:p>
+      <w:pPr>
         <w:pStyle w:val="21"/>
         <w:rPr>
           <w:lang w:eastAsia="zh-CN"/>
         </w:rPr>
       </w:pPr>
-      <w:bookmarkStart w:id="40" w:name="_Toc238445408"/>
-      <w:r>
-        <w:rPr>
-          <w:lang w:eastAsia="zh-CN"/>
-        </w:rPr>
-        <w:t>4.7</w:t>
-      </w:r>
-      <w:r>
-        <w:rPr>
-          <w:lang w:eastAsia="zh-CN"/>
-        </w:rPr>
-        <w:t xml:space="preserve">　物理屏幕实验基础设施</w:t>
+      <w:bookmarkStart w:id="40" w:name="_Toc238445409"/>
+      <w:r>
+        <w:rPr>
+          <w:lang w:eastAsia="zh-CN"/>
+        </w:rPr>
+        <w:lastRenderedPageBreak/>
+        <w:t>4.8</w:t>
+      </w:r>
+      <w:r>
+        <w:rPr>
+          <w:lang w:eastAsia="zh-CN"/>
+        </w:rPr>
+        <w:t xml:space="preserve">　演示游戏</w:t>
       </w:r>
       <w:bookmarkEnd w:id="40"/>
     </w:p>
@@ -11642,263 +12215,134 @@
         <w:rPr>
           <w:lang w:eastAsia="zh-CN"/>
         </w:rPr>
-        <w:t>屏幕测试工具读取</w:t>
-      </w:r>
-      <w:r>
-        <w:rPr>
-          <w:lang w:eastAsia="zh-CN"/>
-        </w:rPr>
-        <w:t xml:space="preserve"> EDID </w:t>
-      </w:r>
-      <w:r>
-        <w:rPr>
-          <w:lang w:eastAsia="zh-CN"/>
-        </w:rPr>
-        <w:t>中的物理宽高，并将它与分辨率分开记录。对于宽</w:t>
-      </w:r>
-      <w:r>
-        <w:rPr>
-          <w:lang w:eastAsia="zh-CN"/>
-        </w:rPr>
-        <w:t xml:space="preserve"> W_cm</w:t>
-      </w:r>
-      <w:r>
-        <w:rPr>
-          <w:lang w:eastAsia="zh-CN"/>
-        </w:rPr>
-        <w:t>、高</w:t>
-      </w:r>
-      <w:r>
-        <w:rPr>
-          <w:lang w:eastAsia="zh-CN"/>
-        </w:rPr>
-        <w:t xml:space="preserve"> H_cm </w:t>
-      </w:r>
-      <w:r>
-        <w:rPr>
-          <w:lang w:eastAsia="zh-CN"/>
-        </w:rPr>
-        <w:t>的屏幕，测试画布为</w:t>
+        <w:t>复杂二维竞技场用于确认行为树能够控制实际游戏敌人。玩家可以移动、跳跃、攀爬、近战、冲刺、治疗和短暂隐身。三个守卫共享同一棵</w:t>
+      </w:r>
+      <w:r>
+        <w:rPr>
+          <w:lang w:eastAsia="zh-CN"/>
+        </w:rPr>
+        <w:t xml:space="preserve"> 241 </w:t>
+      </w:r>
+      <w:r>
+        <w:rPr>
+          <w:lang w:eastAsia="zh-CN"/>
+        </w:rPr>
+        <w:t>节点行为树。守卫会根据距离、血量、障碍物和玩家状态选择防御、近战、远程攻击、跳跃、攀爬、追击、搜索、撤退、治疗、巡逻或待机。</w:t>
       </w:r>
     </w:p>
     <w:p>
       <w:pPr>
-        <w:ind w:firstLine="0"/>
-        <w:jc w:val="center"/>
-      </w:pPr>
-      <w:r>
-        <w:t>W_c=35W_cm, H_c=35H_cm,</w:t>
+        <w:rPr>
+          <w:lang w:eastAsia="zh-CN"/>
+        </w:rPr>
+      </w:pPr>
+      <w:r>
+        <w:rPr>
+          <w:lang w:eastAsia="zh-CN"/>
+        </w:rPr>
+        <w:t>敌人在</w:t>
+      </w:r>
+      <w:r>
+        <w:rPr>
+          <w:lang w:eastAsia="zh-CN"/>
+        </w:rPr>
+        <w:t xml:space="preserve"> 330 </w:t>
+      </w:r>
+      <w:r>
+        <w:rPr>
+          <w:lang w:eastAsia="zh-CN"/>
+        </w:rPr>
+        <w:t>像素内发现玩家，只有距离超过</w:t>
+      </w:r>
+      <w:r>
+        <w:rPr>
+          <w:lang w:eastAsia="zh-CN"/>
+        </w:rPr>
+        <w:t xml:space="preserve"> 460 </w:t>
+      </w:r>
+      <w:r>
+        <w:rPr>
+          <w:lang w:eastAsia="zh-CN"/>
+        </w:rPr>
+        <w:t>像素后才会放弃目标。两个不同距离可以避免敌人在边界附近频繁切换状态。游戏使用简单图形，把开发重点放在行为逻辑和测试稳定性上。</w:t>
       </w:r>
     </w:p>
     <w:p>
       <w:pPr>
-        <w:rPr>
-          <w:lang w:eastAsia="zh-CN"/>
-        </w:rPr>
-      </w:pPr>
-      <w:r>
-        <w:rPr>
-          <w:lang w:eastAsia="zh-CN"/>
-        </w:rPr>
-        <w:t>其中</w:t>
-      </w:r>
-      <w:r>
-        <w:rPr>
-          <w:lang w:eastAsia="zh-CN"/>
-        </w:rPr>
-        <w:t xml:space="preserve"> W_c </w:t>
-      </w:r>
-      <w:r>
-        <w:rPr>
-          <w:lang w:eastAsia="zh-CN"/>
-        </w:rPr>
-        <w:t>和</w:t>
-      </w:r>
-      <w:r>
-        <w:rPr>
-          <w:lang w:eastAsia="zh-CN"/>
-        </w:rPr>
-        <w:t xml:space="preserve"> H_c </w:t>
-      </w:r>
-      <w:r>
-        <w:rPr>
-          <w:lang w:eastAsia="zh-CN"/>
-        </w:rPr>
-        <w:t>是画布的逻辑宽高。所有屏幕都使用每厘米</w:t>
-      </w:r>
-      <w:r>
-        <w:rPr>
-          <w:lang w:eastAsia="zh-CN"/>
-        </w:rPr>
-        <w:t xml:space="preserve"> 35 </w:t>
-      </w:r>
-      <w:r>
-        <w:rPr>
-          <w:lang w:eastAsia="zh-CN"/>
-        </w:rPr>
-        <w:t>个逻辑单位，因此实验比较的是物理显示面积，而不是不同设备的像素密度。</w:t>
-      </w:r>
-    </w:p>
-    <w:p>
-      <w:pPr>
-        <w:rPr>
-          <w:lang w:eastAsia="zh-CN"/>
-        </w:rPr>
-      </w:pPr>
-      <w:r>
-        <w:rPr>
-          <w:lang w:eastAsia="zh-CN"/>
-        </w:rPr>
-        <w:t>测试窗口会移动到指定屏幕，然后加载同一棵行为树和同一种显示条件。每次测试都会保存设备信息和原始</w:t>
-      </w:r>
-      <w:r>
-        <w:rPr>
-          <w:lang w:eastAsia="zh-CN"/>
-        </w:rPr>
-        <w:t xml:space="preserve"> CSV</w:t>
-      </w:r>
-      <w:r>
-        <w:rPr>
-          <w:lang w:eastAsia="zh-CN"/>
-        </w:rPr>
-        <w:t>。以后接入新屏幕时，新数据写入新的</w:t>
-      </w:r>
-      <w:r>
-        <w:rPr>
-          <w:lang w:eastAsia="zh-CN"/>
-        </w:rPr>
-        <w:t xml:space="preserve"> Session</w:t>
-      </w:r>
-      <w:r>
-        <w:rPr>
-          <w:lang w:eastAsia="zh-CN"/>
-        </w:rPr>
-        <w:t>，不覆盖现有结果。</w:t>
-      </w:r>
-    </w:p>
-    <w:p>
-      <w:pPr>
-        <w:pStyle w:val="21"/>
-        <w:rPr>
-          <w:lang w:eastAsia="zh-CN"/>
-        </w:rPr>
-      </w:pPr>
-      <w:bookmarkStart w:id="41" w:name="_Toc238445409"/>
+        <w:pStyle w:val="1"/>
+        <w:pageBreakBefore/>
+        <w:rPr>
+          <w:lang w:eastAsia="zh-CN"/>
+        </w:rPr>
+      </w:pPr>
+      <w:bookmarkStart w:id="41" w:name="_Toc238445410"/>
       <w:r>
         <w:rPr>
           <w:lang w:eastAsia="zh-CN"/>
         </w:rPr>
         <w:lastRenderedPageBreak/>
-        <w:t>4.8</w:t>
-      </w:r>
-      <w:r>
-        <w:rPr>
-          <w:lang w:eastAsia="zh-CN"/>
-        </w:rPr>
-        <w:t xml:space="preserve">　演示游戏</w:t>
+        <w:t>第</w:t>
+      </w:r>
+      <w:r>
+        <w:rPr>
+          <w:lang w:eastAsia="zh-CN"/>
+        </w:rPr>
+        <w:t>5</w:t>
+      </w:r>
+      <w:r>
+        <w:rPr>
+          <w:lang w:eastAsia="zh-CN"/>
+        </w:rPr>
+        <w:t>章　结果与分析</w:t>
       </w:r>
       <w:bookmarkEnd w:id="41"/>
     </w:p>
     <w:p>
       <w:pPr>
-        <w:rPr>
-          <w:lang w:eastAsia="zh-CN"/>
-        </w:rPr>
-      </w:pPr>
-      <w:r>
-        <w:rPr>
-          <w:lang w:eastAsia="zh-CN"/>
-        </w:rPr>
-        <w:t>复杂二维竞技场用于确认行为树能够控制实际游戏敌人。玩家可以移动、跳跃、攀爬、近战、冲刺、治疗和短暂隐身。三个守卫共享同一棵</w:t>
-      </w:r>
-      <w:r>
-        <w:rPr>
-          <w:lang w:eastAsia="zh-CN"/>
-        </w:rPr>
-        <w:t xml:space="preserve"> 241 </w:t>
-      </w:r>
-      <w:r>
-        <w:rPr>
-          <w:lang w:eastAsia="zh-CN"/>
-        </w:rPr>
-        <w:t>节点行为树。守卫会根据距离、血量、障碍物和玩家状态选择防御、近战、远程攻击、跳跃、攀爬、追击、搜索、撤退、治疗、巡逻或待机。</w:t>
-      </w:r>
-    </w:p>
-    <w:p>
-      <w:pPr>
-        <w:rPr>
-          <w:lang w:eastAsia="zh-CN"/>
-        </w:rPr>
-      </w:pPr>
-      <w:r>
-        <w:rPr>
-          <w:lang w:eastAsia="zh-CN"/>
-        </w:rPr>
-        <w:t>敌人在</w:t>
-      </w:r>
-      <w:r>
-        <w:rPr>
-          <w:lang w:eastAsia="zh-CN"/>
-        </w:rPr>
-        <w:t xml:space="preserve"> 330 </w:t>
-      </w:r>
-      <w:r>
-        <w:rPr>
-          <w:lang w:eastAsia="zh-CN"/>
-        </w:rPr>
-        <w:t>像素内发现玩家，只有距离超过</w:t>
-      </w:r>
-      <w:r>
-        <w:rPr>
-          <w:lang w:eastAsia="zh-CN"/>
-        </w:rPr>
-        <w:t xml:space="preserve"> 460 </w:t>
-      </w:r>
-      <w:r>
-        <w:rPr>
-          <w:lang w:eastAsia="zh-CN"/>
-        </w:rPr>
-        <w:t>像素后才会放弃目标。两个不同距离可以避免敌人在边界附近频繁切换状态。游戏使用简单图形，把开发重点放在行为逻辑和测试稳定性上。</w:t>
-      </w:r>
-    </w:p>
-    <w:p>
-      <w:pPr>
-        <w:pStyle w:val="1"/>
-        <w:pageBreakBefore/>
-        <w:rPr>
-          <w:lang w:eastAsia="zh-CN"/>
-        </w:rPr>
-      </w:pPr>
-      <w:bookmarkStart w:id="42" w:name="_Toc238445410"/>
-      <w:r>
-        <w:rPr>
-          <w:lang w:eastAsia="zh-CN"/>
-        </w:rPr>
-        <w:lastRenderedPageBreak/>
-        <w:t>第</w:t>
-      </w:r>
-      <w:r>
-        <w:rPr>
-          <w:lang w:eastAsia="zh-CN"/>
-        </w:rPr>
-        <w:t>5</w:t>
-      </w:r>
-      <w:r>
-        <w:rPr>
-          <w:lang w:eastAsia="zh-CN"/>
-        </w:rPr>
-        <w:t>章　结果与分析</w:t>
+        <w:pStyle w:val="21"/>
+        <w:rPr>
+          <w:lang w:eastAsia="zh-CN"/>
+        </w:rPr>
+      </w:pPr>
+      <w:bookmarkStart w:id="42" w:name="_Toc238445411"/>
+      <w:r>
+        <w:rPr>
+          <w:lang w:eastAsia="zh-CN"/>
+        </w:rPr>
+        <w:t>5.1</w:t>
+      </w:r>
+      <w:r>
+        <w:rPr>
+          <w:lang w:eastAsia="zh-CN"/>
+        </w:rPr>
+        <w:t xml:space="preserve">　插件功能与可玩游戏验证</w:t>
       </w:r>
       <w:bookmarkEnd w:id="42"/>
     </w:p>
     <w:p>
       <w:pPr>
-        <w:pStyle w:val="21"/>
-        <w:rPr>
-          <w:lang w:eastAsia="zh-CN"/>
-        </w:rPr>
-      </w:pPr>
-      <w:bookmarkStart w:id="43" w:name="_Toc238445411"/>
+        <w:rPr>
+          <w:lang w:eastAsia="zh-CN"/>
+        </w:rPr>
+      </w:pPr>
+      <w:r>
+        <w:rPr>
+          <w:lang w:eastAsia="zh-CN"/>
+        </w:rPr>
+        <w:t>插件功能测试共有</w:t>
+      </w:r>
+      <w:r>
+        <w:rPr>
+          <w:lang w:eastAsia="zh-CN"/>
+        </w:rPr>
+        <w:t xml:space="preserve"> 450 </w:t>
+      </w:r>
+      <w:r>
+        <w:rPr>
+          <w:lang w:eastAsia="zh-CN"/>
+        </w:rPr>
+        <w:t>项检查，全部通过，如表</w:t>
+      </w:r>
       <w:r>
         <w:rPr>
           <w:lang w:eastAsia="zh-CN"/>
@@ -11909,53 +12353,15 @@
         <w:rPr>
           <w:lang w:eastAsia="zh-CN"/>
         </w:rPr>
-        <w:t xml:space="preserve">　插件功能与可玩游戏验证</w:t>
-      </w:r>
-      <w:bookmarkEnd w:id="43"/>
+        <w:t>所示。日志中没有脚本错误、内存泄漏、非法访问或程序崩溃。因此，后续显示实验使用的是一个功能正确的行为树插件。</w:t>
+      </w:r>
     </w:p>
     <w:p>
       <w:pPr>
-        <w:rPr>
-          <w:lang w:eastAsia="zh-CN"/>
-        </w:rPr>
-      </w:pPr>
-      <w:r>
-        <w:rPr>
-          <w:lang w:eastAsia="zh-CN"/>
-        </w:rPr>
-        <w:t>插件功能测试共有</w:t>
-      </w:r>
-      <w:r>
-        <w:rPr>
-          <w:lang w:eastAsia="zh-CN"/>
-        </w:rPr>
-        <w:t xml:space="preserve"> 450 </w:t>
-      </w:r>
-      <w:r>
-        <w:rPr>
-          <w:lang w:eastAsia="zh-CN"/>
-        </w:rPr>
-        <w:t>项检查，全部通过，如表</w:t>
-      </w:r>
-      <w:r>
-        <w:rPr>
-          <w:lang w:eastAsia="zh-CN"/>
-        </w:rPr>
-        <w:t>5.1</w:t>
-      </w:r>
-      <w:r>
-        <w:rPr>
-          <w:lang w:eastAsia="zh-CN"/>
-        </w:rPr>
-        <w:t>所示。日志中没有脚本错误、内存泄漏、非法访问或程序崩溃。因此，后续显示实验使用的是一个功能正确的行为树插件。</w:t>
-      </w:r>
-    </w:p>
-    <w:p>
-      <w:pPr>
         <w:pStyle w:val="TableCaption"/>
         <w:keepNext/>
       </w:pPr>
-      <w:bookmarkStart w:id="44" w:name="_Toc238445434"/>
+      <w:bookmarkStart w:id="43" w:name="_Toc238445434"/>
       <w:r>
         <w:t>表</w:t>
       </w:r>
@@ -11965,7 +12371,7 @@
       <w:r>
         <w:t xml:space="preserve">　最终核心自动回归</w:t>
       </w:r>
-      <w:bookmarkEnd w:id="44"/>
+      <w:bookmarkEnd w:id="43"/>
     </w:p>
     <w:tbl>
       <w:tblPr>
@@ -12240,22 +12646,28 @@
           <w:p>
             <w:pPr>
               <w:ind w:firstLine="0"/>
+              <w:rPr>
+                <w:lang w:eastAsia="zh-CN"/>
+              </w:rPr>
             </w:pPr>
             <w:r>
               <w:rPr>
                 <w:sz w:val="16"/>
+                <w:lang w:eastAsia="zh-CN"/>
               </w:rPr>
               <w:t>简化菜单、右键创建、图编辑、历史、</w:t>
             </w:r>
             <w:r>
               <w:rPr>
                 <w:sz w:val="16"/>
+                <w:lang w:eastAsia="zh-CN"/>
               </w:rPr>
               <w:t xml:space="preserve">Schema </w:t>
             </w:r>
             <w:r>
               <w:rPr>
                 <w:sz w:val="16"/>
+                <w:lang w:eastAsia="zh-CN"/>
               </w:rPr>
               <w:t>与显示条件复位</w:t>
             </w:r>
@@ -12325,10 +12737,14 @@
           <w:p>
             <w:pPr>
               <w:ind w:firstLine="0"/>
+              <w:rPr>
+                <w:lang w:eastAsia="zh-CN"/>
+              </w:rPr>
             </w:pPr>
             <w:r>
               <w:rPr>
                 <w:sz w:val="16"/>
+                <w:lang w:eastAsia="zh-CN"/>
               </w:rPr>
               <w:t>三个敌人、移动、伤害、巡逻、死亡重启与生命周期</w:t>
             </w:r>
@@ -12398,22 +12814,28 @@
           <w:p>
             <w:pPr>
               <w:ind w:firstLine="0"/>
+              <w:rPr>
+                <w:lang w:eastAsia="zh-CN"/>
+              </w:rPr>
             </w:pPr>
             <w:r>
               <w:rPr>
                 <w:sz w:val="16"/>
+                <w:lang w:eastAsia="zh-CN"/>
               </w:rPr>
               <w:t>索敌、响应式防御、近</w:t>
             </w:r>
             <w:r>
               <w:rPr>
                 <w:sz w:val="16"/>
+                <w:lang w:eastAsia="zh-CN"/>
               </w:rPr>
               <w:t>/</w:t>
             </w:r>
             <w:r>
               <w:rPr>
                 <w:sz w:val="16"/>
+                <w:lang w:eastAsia="zh-CN"/>
               </w:rPr>
               <w:t>远程攻击、跳跃、攀爬、搜索、撤退和恢复</w:t>
             </w:r>
@@ -12483,10 +12905,14 @@
           <w:p>
             <w:pPr>
               <w:ind w:firstLine="0"/>
+              <w:rPr>
+                <w:lang w:eastAsia="zh-CN"/>
+              </w:rPr>
             </w:pPr>
             <w:r>
               <w:rPr>
                 <w:sz w:val="16"/>
+                <w:lang w:eastAsia="zh-CN"/>
               </w:rPr>
               <w:t>功能与游戏断言全部通过</w:t>
             </w:r>
@@ -12538,7 +12964,7 @@
           <w:lang w:eastAsia="zh-CN"/>
         </w:rPr>
       </w:pPr>
-      <w:bookmarkStart w:id="45" w:name="_Toc238445412"/>
+      <w:bookmarkStart w:id="44" w:name="_Toc238445412"/>
       <w:r>
         <w:rPr>
           <w:lang w:eastAsia="zh-CN"/>
@@ -12551,7 +12977,7 @@
         </w:rPr>
         <w:t xml:space="preserve">　受控多规模显示结果</w:t>
       </w:r>
-      <w:bookmarkEnd w:id="45"/>
+      <w:bookmarkEnd w:id="44"/>
     </w:p>
     <w:p>
       <w:pPr>
@@ -12650,7 +13076,7 @@
         <w:pStyle w:val="TableCaption"/>
         <w:keepNext/>
       </w:pPr>
-      <w:bookmarkStart w:id="46" w:name="_Toc238445435"/>
+      <w:bookmarkStart w:id="45" w:name="_Toc238445435"/>
       <w:r>
         <w:t>表</w:t>
       </w:r>
@@ -12666,7 +13092,7 @@
       <w:r>
         <w:t>）</w:t>
       </w:r>
-      <w:bookmarkEnd w:id="46"/>
+      <w:bookmarkEnd w:id="45"/>
     </w:p>
     <w:tbl>
       <w:tblPr>
@@ -13650,27 +14076,77 @@
     <w:p>
       <w:pPr>
         <w:pStyle w:val="FigureCaption"/>
-      </w:pPr>
-      <w:bookmarkStart w:id="47" w:name="_Toc238445431"/>
-      <w:r>
+        <w:rPr>
+          <w:lang w:eastAsia="zh-CN"/>
+        </w:rPr>
+      </w:pPr>
+      <w:bookmarkStart w:id="46" w:name="_Toc238445431"/>
+      <w:r>
+        <w:rPr>
+          <w:lang w:eastAsia="zh-CN"/>
+        </w:rPr>
         <w:t>图</w:t>
       </w:r>
       <w:r>
+        <w:rPr>
+          <w:lang w:eastAsia="zh-CN"/>
+        </w:rPr>
         <w:t xml:space="preserve"> 5.1</w:t>
       </w:r>
       <w:r>
+        <w:rPr>
+          <w:lang w:eastAsia="zh-CN"/>
+        </w:rPr>
         <w:t xml:space="preserve">　五种受控规模下的密度、显著性和上下文降低</w:t>
+      </w:r>
+      <w:bookmarkEnd w:id="46"/>
+    </w:p>
+    <w:p>
+      <w:pPr>
+        <w:pStyle w:val="21"/>
+        <w:rPr>
+          <w:lang w:eastAsia="zh-CN"/>
+        </w:rPr>
+      </w:pPr>
+      <w:bookmarkStart w:id="47" w:name="_Toc238445413"/>
+      <w:r>
+        <w:rPr>
+          <w:lang w:eastAsia="zh-CN"/>
+        </w:rPr>
+        <w:t>5.3</w:t>
+      </w:r>
+      <w:r>
+        <w:rPr>
+          <w:lang w:eastAsia="zh-CN"/>
+        </w:rPr>
+        <w:t xml:space="preserve">　物理屏幕尺寸结果</w:t>
       </w:r>
       <w:bookmarkEnd w:id="47"/>
     </w:p>
     <w:p>
       <w:pPr>
-        <w:pStyle w:val="21"/>
-        <w:rPr>
-          <w:lang w:eastAsia="zh-CN"/>
-        </w:rPr>
-      </w:pPr>
-      <w:bookmarkStart w:id="48" w:name="_Toc238445413"/>
+        <w:rPr>
+          <w:lang w:eastAsia="zh-CN"/>
+        </w:rPr>
+      </w:pPr>
+      <w:r>
+        <w:rPr>
+          <w:lang w:eastAsia="zh-CN"/>
+        </w:rPr>
+        <w:t>三块屏幕上的</w:t>
+      </w:r>
+      <w:r>
+        <w:rPr>
+          <w:lang w:eastAsia="zh-CN"/>
+        </w:rPr>
+        <w:t xml:space="preserve"> 270 </w:t>
+      </w:r>
+      <w:r>
+        <w:rPr>
+          <w:lang w:eastAsia="zh-CN"/>
+        </w:rPr>
+        <w:t>次测试全部完成，没有失败。表</w:t>
+      </w:r>
       <w:r>
         <w:rPr>
           <w:lang w:eastAsia="zh-CN"/>
@@ -13681,148 +14157,122 @@
         <w:rPr>
           <w:lang w:eastAsia="zh-CN"/>
         </w:rPr>
-        <w:t xml:space="preserve">　物理屏幕尺寸结果</w:t>
-      </w:r>
-      <w:bookmarkEnd w:id="48"/>
+        <w:t>列出</w:t>
+      </w:r>
+      <w:r>
+        <w:rPr>
+          <w:lang w:eastAsia="zh-CN"/>
+        </w:rPr>
+        <w:t xml:space="preserve"> 241 </w:t>
+      </w:r>
+      <w:r>
+        <w:rPr>
+          <w:lang w:eastAsia="zh-CN"/>
+        </w:rPr>
+        <w:t>和</w:t>
+      </w:r>
+      <w:r>
+        <w:rPr>
+          <w:lang w:eastAsia="zh-CN"/>
+        </w:rPr>
+        <w:t xml:space="preserve"> 364 </w:t>
+      </w:r>
+      <w:r>
+        <w:rPr>
+          <w:lang w:eastAsia="zh-CN"/>
+        </w:rPr>
+        <w:t>节点树的结果。</w:t>
+      </w:r>
+      <w:r>
+        <w:rPr>
+          <w:lang w:eastAsia="zh-CN"/>
+        </w:rPr>
+        <w:t>“</w:t>
+      </w:r>
+      <w:r>
+        <w:rPr>
+          <w:lang w:eastAsia="zh-CN"/>
+        </w:rPr>
+        <w:t>覆盖率</w:t>
+      </w:r>
+      <w:r>
+        <w:rPr>
+          <w:lang w:eastAsia="zh-CN"/>
+        </w:rPr>
+        <w:t>”</w:t>
+      </w:r>
+      <w:r>
+        <w:rPr>
+          <w:lang w:eastAsia="zh-CN"/>
+        </w:rPr>
+        <w:t>表示画布能够容纳的卡片中心比例；</w:t>
+      </w:r>
+      <w:r>
+        <w:rPr>
+          <w:lang w:eastAsia="zh-CN"/>
+        </w:rPr>
+        <w:t>“</w:t>
+      </w:r>
+      <w:r>
+        <w:rPr>
+          <w:lang w:eastAsia="zh-CN"/>
+        </w:rPr>
+        <w:t>图</w:t>
+      </w:r>
+      <w:r>
+        <w:rPr>
+          <w:lang w:eastAsia="zh-CN"/>
+        </w:rPr>
+        <w:t>/</w:t>
+      </w:r>
+      <w:r>
+        <w:rPr>
+          <w:lang w:eastAsia="zh-CN"/>
+        </w:rPr>
+        <w:t>屏幕</w:t>
+      </w:r>
+      <w:r>
+        <w:rPr>
+          <w:lang w:eastAsia="zh-CN"/>
+        </w:rPr>
+        <w:t>”</w:t>
+      </w:r>
+      <w:r>
+        <w:rPr>
+          <w:lang w:eastAsia="zh-CN"/>
+        </w:rPr>
+        <w:t>表示完整行为树面积是屏幕测试面积的多少倍。</w:t>
+      </w:r>
     </w:p>
     <w:p>
       <w:pPr>
-        <w:rPr>
-          <w:lang w:eastAsia="zh-CN"/>
-        </w:rPr>
-      </w:pPr>
-      <w:r>
-        <w:rPr>
-          <w:lang w:eastAsia="zh-CN"/>
-        </w:rPr>
-        <w:t>三块屏幕上的</w:t>
-      </w:r>
-      <w:r>
-        <w:rPr>
-          <w:lang w:eastAsia="zh-CN"/>
-        </w:rPr>
-        <w:t xml:space="preserve"> 270 </w:t>
-      </w:r>
-      <w:r>
-        <w:rPr>
-          <w:lang w:eastAsia="zh-CN"/>
-        </w:rPr>
-        <w:t>次测试全部完成，没有失败。表</w:t>
-      </w:r>
-      <w:r>
-        <w:rPr>
-          <w:lang w:eastAsia="zh-CN"/>
-        </w:rPr>
-        <w:t>5.3</w:t>
-      </w:r>
-      <w:r>
-        <w:rPr>
-          <w:lang w:eastAsia="zh-CN"/>
-        </w:rPr>
-        <w:t>列出</w:t>
-      </w:r>
-      <w:r>
-        <w:rPr>
-          <w:lang w:eastAsia="zh-CN"/>
-        </w:rPr>
-        <w:t xml:space="preserve"> 241 </w:t>
-      </w:r>
-      <w:r>
-        <w:rPr>
-          <w:lang w:eastAsia="zh-CN"/>
-        </w:rPr>
-        <w:t>和</w:t>
-      </w:r>
-      <w:r>
-        <w:rPr>
-          <w:lang w:eastAsia="zh-CN"/>
-        </w:rPr>
-        <w:t xml:space="preserve"> 364 </w:t>
-      </w:r>
-      <w:r>
-        <w:rPr>
-          <w:lang w:eastAsia="zh-CN"/>
-        </w:rPr>
-        <w:t>节点树的结果。</w:t>
-      </w:r>
-      <w:r>
-        <w:rPr>
-          <w:lang w:eastAsia="zh-CN"/>
-        </w:rPr>
-        <w:t>“</w:t>
-      </w:r>
-      <w:r>
-        <w:rPr>
-          <w:lang w:eastAsia="zh-CN"/>
-        </w:rPr>
-        <w:t>覆盖率</w:t>
-      </w:r>
-      <w:r>
-        <w:rPr>
-          <w:lang w:eastAsia="zh-CN"/>
-        </w:rPr>
-        <w:t>”</w:t>
-      </w:r>
-      <w:r>
-        <w:rPr>
-          <w:lang w:eastAsia="zh-CN"/>
-        </w:rPr>
-        <w:t>表示画布能够容纳的卡片中心比例；</w:t>
-      </w:r>
-      <w:r>
-        <w:rPr>
-          <w:lang w:eastAsia="zh-CN"/>
-        </w:rPr>
-        <w:t>“</w:t>
-      </w:r>
-      <w:r>
-        <w:rPr>
-          <w:lang w:eastAsia="zh-CN"/>
-        </w:rPr>
-        <w:t>图</w:t>
-      </w:r>
-      <w:r>
-        <w:rPr>
-          <w:lang w:eastAsia="zh-CN"/>
-        </w:rPr>
-        <w:t>/</w:t>
-      </w:r>
-      <w:r>
-        <w:rPr>
-          <w:lang w:eastAsia="zh-CN"/>
-        </w:rPr>
-        <w:t>屏幕</w:t>
-      </w:r>
-      <w:r>
-        <w:rPr>
-          <w:lang w:eastAsia="zh-CN"/>
-        </w:rPr>
-        <w:t>”</w:t>
-      </w:r>
-      <w:r>
-        <w:rPr>
-          <w:lang w:eastAsia="zh-CN"/>
-        </w:rPr>
-        <w:t>表示完整行为树面积是屏幕测试面积的多少倍。</w:t>
-      </w:r>
-    </w:p>
-    <w:p>
-      <w:pPr>
         <w:pStyle w:val="TableCaption"/>
         <w:keepNext/>
-      </w:pPr>
-      <w:bookmarkStart w:id="49" w:name="_Toc238445436"/>
-      <w:r>
+        <w:rPr>
+          <w:lang w:eastAsia="zh-CN"/>
+        </w:rPr>
+      </w:pPr>
+      <w:bookmarkStart w:id="48" w:name="_Toc238445436"/>
+      <w:r>
+        <w:rPr>
+          <w:lang w:eastAsia="zh-CN"/>
+        </w:rPr>
         <w:lastRenderedPageBreak/>
         <w:t>表</w:t>
       </w:r>
       <w:r>
+        <w:rPr>
+          <w:lang w:eastAsia="zh-CN"/>
+        </w:rPr>
         <w:t xml:space="preserve"> 5.3</w:t>
       </w:r>
       <w:r>
+        <w:rPr>
+          <w:lang w:eastAsia="zh-CN"/>
+        </w:rPr>
         <w:t xml:space="preserve">　三种物理屏幕尺寸下的复杂树覆盖率</w:t>
       </w:r>
-      <w:bookmarkEnd w:id="49"/>
+      <w:bookmarkEnd w:id="48"/>
     </w:p>
     <w:tbl>
       <w:tblPr>
@@ -14979,7 +15429,7 @@
           <w:lang w:eastAsia="zh-CN"/>
         </w:rPr>
       </w:pPr>
-      <w:bookmarkStart w:id="50" w:name="_Toc238445414"/>
+      <w:bookmarkStart w:id="49" w:name="_Toc238445414"/>
       <w:r>
         <w:rPr>
           <w:lang w:eastAsia="zh-CN"/>
@@ -14998,146 +15448,576 @@
           <w:lang w:eastAsia="zh-CN"/>
         </w:rPr>
         <w:t>章　讨论</w:t>
+      </w:r>
+      <w:bookmarkEnd w:id="49"/>
+    </w:p>
+    <w:p>
+      <w:pPr>
+        <w:pStyle w:val="21"/>
+        <w:rPr>
+          <w:lang w:eastAsia="zh-CN"/>
+        </w:rPr>
+      </w:pPr>
+      <w:bookmarkStart w:id="50" w:name="_Toc238445415"/>
+      <w:r>
+        <w:rPr>
+          <w:lang w:eastAsia="zh-CN"/>
+        </w:rPr>
+        <w:t>6.1</w:t>
+      </w:r>
+      <w:r>
+        <w:rPr>
+          <w:lang w:eastAsia="zh-CN"/>
+        </w:rPr>
+        <w:t xml:space="preserve">　实验平台的功能正确性</w:t>
       </w:r>
       <w:bookmarkEnd w:id="50"/>
     </w:p>
     <w:p>
       <w:pPr>
+        <w:rPr>
+          <w:lang w:eastAsia="zh-CN"/>
+        </w:rPr>
+      </w:pPr>
+      <w:r>
+        <w:rPr>
+          <w:lang w:eastAsia="zh-CN"/>
+        </w:rPr>
+        <w:t>完整插件是显示优化实验的平台，不是单独的研究对象。它能够保存和运行行为树，也支持</w:t>
+      </w:r>
+      <w:r>
+        <w:rPr>
+          <w:lang w:eastAsia="zh-CN"/>
+        </w:rPr>
+        <w:t xml:space="preserve"> Actor</w:t>
+      </w:r>
+      <w:r>
+        <w:rPr>
+          <w:lang w:eastAsia="zh-CN"/>
+        </w:rPr>
+        <w:t>、复合节点、条件、动作、</w:t>
+      </w:r>
+      <w:r>
+        <w:rPr>
+          <w:lang w:eastAsia="zh-CN"/>
+        </w:rPr>
+        <w:t>Decorator</w:t>
+      </w:r>
+      <w:r>
+        <w:rPr>
+          <w:lang w:eastAsia="zh-CN"/>
+        </w:rPr>
+        <w:t>、黑板和实时调试。因此，实验使用的是真正能够运行的行为树，而不是只画在画布上的静态节点图。</w:t>
+      </w:r>
+    </w:p>
+    <w:p>
+      <w:pPr>
+        <w:rPr>
+          <w:lang w:eastAsia="zh-CN"/>
+        </w:rPr>
+      </w:pPr>
+      <w:r>
+        <w:rPr>
+          <w:lang w:eastAsia="zh-CN"/>
+        </w:rPr>
+        <w:t>资源与运行时、编辑器界面、基础游戏和复杂竞技场共</w:t>
+      </w:r>
+      <w:r>
+        <w:rPr>
+          <w:lang w:eastAsia="zh-CN"/>
+        </w:rPr>
+        <w:t xml:space="preserve"> 450 </w:t>
+      </w:r>
+      <w:r>
+        <w:rPr>
+          <w:lang w:eastAsia="zh-CN"/>
+        </w:rPr>
+        <w:t>项检查全部通过。</w:t>
+      </w:r>
+      <w:r>
+        <w:rPr>
+          <w:lang w:eastAsia="zh-CN"/>
+        </w:rPr>
+        <w:t xml:space="preserve">241 </w:t>
+      </w:r>
+      <w:r>
+        <w:rPr>
+          <w:lang w:eastAsia="zh-CN"/>
+        </w:rPr>
+        <w:t>节点行为树能够控制敌人的索敌、防御、近战、远程攻击、跳跃、攀爬、搜索、撤退和治疗。这些结果说明插件能够为显示优化实验提供功能正确、具有实际游戏行为的测试平台。</w:t>
+      </w:r>
+    </w:p>
+    <w:p>
+      <w:pPr>
         <w:pStyle w:val="21"/>
         <w:rPr>
           <w:lang w:eastAsia="zh-CN"/>
         </w:rPr>
       </w:pPr>
-      <w:bookmarkStart w:id="51" w:name="_Toc238445415"/>
-      <w:r>
-        <w:rPr>
-          <w:lang w:eastAsia="zh-CN"/>
-        </w:rPr>
-        <w:t>6.1</w:t>
-      </w:r>
-      <w:r>
-        <w:rPr>
-          <w:lang w:eastAsia="zh-CN"/>
-        </w:rPr>
-        <w:t xml:space="preserve">　实验平台的功能正确性</w:t>
+      <w:bookmarkStart w:id="51" w:name="_Toc238445416"/>
+      <w:r>
+        <w:rPr>
+          <w:lang w:eastAsia="zh-CN"/>
+        </w:rPr>
+        <w:t>6.2</w:t>
+      </w:r>
+      <w:r>
+        <w:rPr>
+          <w:lang w:eastAsia="zh-CN"/>
+        </w:rPr>
+        <w:t xml:space="preserve">　显示优化效果评估</w:t>
       </w:r>
       <w:bookmarkEnd w:id="51"/>
     </w:p>
     <w:p>
       <w:pPr>
-        <w:rPr>
-          <w:lang w:eastAsia="zh-CN"/>
-        </w:rPr>
-      </w:pPr>
-      <w:r>
-        <w:rPr>
-          <w:lang w:eastAsia="zh-CN"/>
-        </w:rPr>
-        <w:t>完整插件是显示优化实验的平台，不是单独的研究对象。它能够保存和运行行为树，也支持</w:t>
-      </w:r>
-      <w:r>
-        <w:rPr>
-          <w:lang w:eastAsia="zh-CN"/>
-        </w:rPr>
-        <w:t xml:space="preserve"> Actor</w:t>
-      </w:r>
-      <w:r>
-        <w:rPr>
-          <w:lang w:eastAsia="zh-CN"/>
-        </w:rPr>
-        <w:t>、复合节点、条件、动作、</w:t>
-      </w:r>
-      <w:r>
-        <w:rPr>
-          <w:lang w:eastAsia="zh-CN"/>
-        </w:rPr>
-        <w:t>Decorator</w:t>
-      </w:r>
-      <w:r>
-        <w:rPr>
-          <w:lang w:eastAsia="zh-CN"/>
-        </w:rPr>
-        <w:t>、黑板和实时调试。因此，实验使用的是真正能够运行的行为树，而不是只画在画布上的静态节点图。</w:t>
-      </w:r>
-    </w:p>
-    <w:p>
-      <w:pPr>
-        <w:rPr>
-          <w:lang w:eastAsia="zh-CN"/>
-        </w:rPr>
-      </w:pPr>
-      <w:r>
-        <w:rPr>
-          <w:lang w:eastAsia="zh-CN"/>
-        </w:rPr>
-        <w:t>资源与运行时、编辑器界面、基础游戏和复杂竞技场共</w:t>
-      </w:r>
-      <w:r>
-        <w:rPr>
-          <w:lang w:eastAsia="zh-CN"/>
-        </w:rPr>
-        <w:t xml:space="preserve"> 450 </w:t>
-      </w:r>
-      <w:r>
-        <w:rPr>
-          <w:lang w:eastAsia="zh-CN"/>
-        </w:rPr>
-        <w:t>项检查全部通过。</w:t>
-      </w:r>
-      <w:r>
-        <w:rPr>
-          <w:lang w:eastAsia="zh-CN"/>
-        </w:rPr>
-        <w:t xml:space="preserve">241 </w:t>
-      </w:r>
-      <w:r>
-        <w:rPr>
-          <w:lang w:eastAsia="zh-CN"/>
-        </w:rPr>
-        <w:t>节点行为树能够控制敌人的索敌、防御、近战、远程攻击、跳跃、攀爬、搜索、撤退和治疗。这些结果说明插件能够为显示优化实验提供功能正确、具有实际游戏行为的测试平台。</w:t>
-      </w:r>
-    </w:p>
-    <w:p>
-      <w:pPr>
-        <w:pStyle w:val="21"/>
-        <w:rPr>
-          <w:lang w:eastAsia="zh-CN"/>
-        </w:rPr>
-      </w:pPr>
-      <w:bookmarkStart w:id="52" w:name="_Toc238445416"/>
-      <w:r>
-        <w:rPr>
-          <w:lang w:eastAsia="zh-CN"/>
-        </w:rPr>
-        <w:t>6.2</w:t>
-      </w:r>
-      <w:r>
-        <w:rPr>
-          <w:lang w:eastAsia="zh-CN"/>
-        </w:rPr>
-        <w:t xml:space="preserve">　显示优化效果评估</w:t>
+        <w:pStyle w:val="31"/>
+        <w:rPr>
+          <w:lang w:eastAsia="zh-CN"/>
+        </w:rPr>
+      </w:pPr>
+      <w:bookmarkStart w:id="52" w:name="_Toc238445417"/>
+      <w:r>
+        <w:rPr>
+          <w:lang w:eastAsia="zh-CN"/>
+        </w:rPr>
+        <w:t>6.2.1</w:t>
+      </w:r>
+      <w:r>
+        <w:rPr>
+          <w:lang w:eastAsia="zh-CN"/>
+        </w:rPr>
+        <w:t xml:space="preserve">　不同节点规模下的优化效果</w:t>
       </w:r>
       <w:bookmarkEnd w:id="52"/>
     </w:p>
     <w:p>
       <w:pPr>
+        <w:rPr>
+          <w:lang w:eastAsia="zh-CN"/>
+        </w:rPr>
+      </w:pPr>
+      <w:r>
+        <w:rPr>
+          <w:lang w:eastAsia="zh-CN"/>
+        </w:rPr>
+        <w:t xml:space="preserve">Compact </w:t>
+      </w:r>
+      <w:r>
+        <w:rPr>
+          <w:lang w:eastAsia="zh-CN"/>
+        </w:rPr>
+        <w:t>在五种规模下保留全部卡片，同时把卡片总面积减少</w:t>
+      </w:r>
+      <w:r>
+        <w:rPr>
+          <w:lang w:eastAsia="zh-CN"/>
+        </w:rPr>
+        <w:t xml:space="preserve"> 61.09–61.35%</w:t>
+      </w:r>
+      <w:r>
+        <w:rPr>
+          <w:lang w:eastAsia="zh-CN"/>
+        </w:rPr>
+        <w:t>。各规模的降低比例非常接近，说明紧凑卡片的效果不会随着节点数量增加而明显减弱。它适合在仍需查看全部节点时减少单张卡片占用的空间。</w:t>
+      </w:r>
+    </w:p>
+    <w:p>
+      <w:pPr>
+        <w:rPr>
+          <w:lang w:eastAsia="zh-CN"/>
+        </w:rPr>
+      </w:pPr>
+      <w:r>
+        <w:rPr>
+          <w:lang w:eastAsia="zh-CN"/>
+        </w:rPr>
+        <w:t xml:space="preserve">Optimized Overview </w:t>
+      </w:r>
+      <w:r>
+        <w:rPr>
+          <w:lang w:eastAsia="zh-CN"/>
+        </w:rPr>
+        <w:t>同样保留全部卡片，面积降低稳定在</w:t>
+      </w:r>
+      <w:r>
+        <w:rPr>
+          <w:lang w:eastAsia="zh-CN"/>
+        </w:rPr>
+        <w:t xml:space="preserve"> 90.27–90.34%</w:t>
+      </w:r>
+      <w:r>
+        <w:rPr>
+          <w:lang w:eastAsia="zh-CN"/>
+        </w:rPr>
+        <w:t>。与</w:t>
+      </w:r>
+      <w:r>
+        <w:rPr>
+          <w:lang w:eastAsia="zh-CN"/>
+        </w:rPr>
+        <w:t xml:space="preserve"> Compact </w:t>
+      </w:r>
+      <w:r>
+        <w:rPr>
+          <w:lang w:eastAsia="zh-CN"/>
+        </w:rPr>
+        <w:t>相比，它进一步减少卡片内部信息，因此更适合查看大型行为树的整体分支结构。</w:t>
+      </w:r>
+      <w:r>
+        <w:rPr>
+          <w:lang w:eastAsia="zh-CN"/>
+        </w:rPr>
+        <w:t xml:space="preserve">31 </w:t>
+      </w:r>
+      <w:r>
+        <w:rPr>
+          <w:lang w:eastAsia="zh-CN"/>
+        </w:rPr>
+        <w:t>到</w:t>
+      </w:r>
+      <w:r>
+        <w:rPr>
+          <w:lang w:eastAsia="zh-CN"/>
+        </w:rPr>
+        <w:t xml:space="preserve"> 364 </w:t>
+      </w:r>
+      <w:r>
+        <w:rPr>
+          <w:lang w:eastAsia="zh-CN"/>
+        </w:rPr>
+        <w:t>节点之间的结果变化很小，说明该组合在不同树规模下都能保持相近的信息密度改善。</w:t>
+      </w:r>
+    </w:p>
+    <w:p>
+      <w:pPr>
+        <w:rPr>
+          <w:lang w:eastAsia="zh-CN"/>
+        </w:rPr>
+      </w:pPr>
+      <w:r>
+        <w:rPr>
+          <w:lang w:eastAsia="zh-CN"/>
+        </w:rPr>
+        <w:t xml:space="preserve">Optimized Search </w:t>
+      </w:r>
+      <w:r>
+        <w:rPr>
+          <w:lang w:eastAsia="zh-CN"/>
+        </w:rPr>
+        <w:t>的非目标淡化比例从</w:t>
+      </w:r>
+      <w:r>
+        <w:rPr>
+          <w:lang w:eastAsia="zh-CN"/>
+        </w:rPr>
+        <w:t xml:space="preserve"> 31 </w:t>
+      </w:r>
+      <w:r>
+        <w:rPr>
+          <w:lang w:eastAsia="zh-CN"/>
+        </w:rPr>
+        <w:t>节点树的</w:t>
+      </w:r>
+      <w:r>
+        <w:rPr>
+          <w:lang w:eastAsia="zh-CN"/>
+        </w:rPr>
+        <w:t xml:space="preserve"> 96.15% </w:t>
+      </w:r>
+      <w:r>
+        <w:rPr>
+          <w:lang w:eastAsia="zh-CN"/>
+        </w:rPr>
+        <w:t>增加到</w:t>
+      </w:r>
+      <w:r>
+        <w:rPr>
+          <w:lang w:eastAsia="zh-CN"/>
+        </w:rPr>
+        <w:t xml:space="preserve"> 364 </w:t>
+      </w:r>
+      <w:r>
+        <w:rPr>
+          <w:lang w:eastAsia="zh-CN"/>
+        </w:rPr>
+        <w:t>节点树的</w:t>
+      </w:r>
+      <w:r>
+        <w:rPr>
+          <w:lang w:eastAsia="zh-CN"/>
+        </w:rPr>
+        <w:t xml:space="preserve"> 99.67%</w:t>
+      </w:r>
+      <w:r>
+        <w:rPr>
+          <w:lang w:eastAsia="zh-CN"/>
+        </w:rPr>
+        <w:t>。随着行为树变大，画面中的非目标节点更多，搜索对目标显著性的提升也更明显。实验中的固定目标在所有规模下都能进入视口，说明</w:t>
+      </w:r>
+      <w:r>
+        <w:rPr>
+          <w:lang w:eastAsia="zh-CN"/>
+        </w:rPr>
+        <w:t xml:space="preserve"> Search </w:t>
+      </w:r>
+      <w:r>
+        <w:rPr>
+          <w:lang w:eastAsia="zh-CN"/>
+        </w:rPr>
+        <w:t>能够在大型树中稳定完成已知节点定位。</w:t>
+      </w:r>
+    </w:p>
+    <w:p>
+      <w:pPr>
+        <w:rPr>
+          <w:lang w:eastAsia="zh-CN"/>
+        </w:rPr>
+      </w:pPr>
+      <w:r>
+        <w:rPr>
+          <w:lang w:eastAsia="zh-CN"/>
+        </w:rPr>
+        <w:t xml:space="preserve">Subtree Focus </w:t>
+      </w:r>
+      <w:r>
+        <w:rPr>
+          <w:lang w:eastAsia="zh-CN"/>
+        </w:rPr>
+        <w:t>在五种规模下减少了</w:t>
+      </w:r>
+      <w:r>
+        <w:rPr>
+          <w:lang w:eastAsia="zh-CN"/>
+        </w:rPr>
+        <w:t xml:space="preserve"> 76.92–91.58% </w:t>
+      </w:r>
+      <w:r>
+        <w:rPr>
+          <w:lang w:eastAsia="zh-CN"/>
+        </w:rPr>
+        <w:t>的显示卡片，</w:t>
+      </w:r>
+      <w:r>
+        <w:rPr>
+          <w:lang w:eastAsia="zh-CN"/>
+        </w:rPr>
+        <w:t xml:space="preserve">364 </w:t>
+      </w:r>
+      <w:r>
+        <w:rPr>
+          <w:lang w:eastAsia="zh-CN"/>
+        </w:rPr>
+        <w:t>节点树为</w:t>
+      </w:r>
+      <w:r>
+        <w:rPr>
+          <w:lang w:eastAsia="zh-CN"/>
+        </w:rPr>
+        <w:t xml:space="preserve"> 85.90%</w:t>
+      </w:r>
+      <w:r>
+        <w:rPr>
+          <w:lang w:eastAsia="zh-CN"/>
+        </w:rPr>
+        <w:t>。该比例由目标分支本身的大小决定，所以不会随总节点数严格递增。</w:t>
+      </w:r>
+      <w:r>
+        <w:rPr>
+          <w:lang w:eastAsia="zh-CN"/>
+        </w:rPr>
+        <w:t xml:space="preserve">Context Collapse </w:t>
+      </w:r>
+      <w:r>
+        <w:rPr>
+          <w:lang w:eastAsia="zh-CN"/>
+        </w:rPr>
+        <w:t>的卡片减少比例从</w:t>
+      </w:r>
+      <w:r>
+        <w:rPr>
+          <w:lang w:eastAsia="zh-CN"/>
+        </w:rPr>
+        <w:t xml:space="preserve"> 69.23% </w:t>
+      </w:r>
+      <w:r>
+        <w:rPr>
+          <w:lang w:eastAsia="zh-CN"/>
+        </w:rPr>
+        <w:t>增加到</w:t>
+      </w:r>
+      <w:r>
+        <w:rPr>
+          <w:lang w:eastAsia="zh-CN"/>
+        </w:rPr>
+        <w:t xml:space="preserve"> 96.39%</w:t>
+      </w:r>
+      <w:r>
+        <w:rPr>
+          <w:lang w:eastAsia="zh-CN"/>
+        </w:rPr>
+        <w:t>，说明树越</w:t>
+      </w:r>
+      <w:r>
+        <w:rPr>
+          <w:lang w:eastAsia="zh-CN"/>
+        </w:rPr>
+        <w:lastRenderedPageBreak/>
+        <w:t>大，可折叠的非目标分支越多。两种方法都能减少当前画面中的无关上下文，但</w:t>
+      </w:r>
+      <w:r>
+        <w:rPr>
+          <w:lang w:eastAsia="zh-CN"/>
+        </w:rPr>
+        <w:t xml:space="preserve"> Focus </w:t>
+      </w:r>
+      <w:r>
+        <w:rPr>
+          <w:lang w:eastAsia="zh-CN"/>
+        </w:rPr>
+        <w:t>面向指定分支，</w:t>
+      </w:r>
+      <w:r>
+        <w:rPr>
+          <w:lang w:eastAsia="zh-CN"/>
+        </w:rPr>
+        <w:t xml:space="preserve">Collapse </w:t>
+      </w:r>
+      <w:r>
+        <w:rPr>
+          <w:lang w:eastAsia="zh-CN"/>
+        </w:rPr>
+        <w:t>则保留更多整体结构位置。</w:t>
+      </w:r>
+    </w:p>
+    <w:p>
+      <w:pPr>
+        <w:rPr>
+          <w:lang w:eastAsia="zh-CN"/>
+        </w:rPr>
+      </w:pPr>
+      <w:r>
+        <w:rPr>
+          <w:lang w:eastAsia="zh-CN"/>
+        </w:rPr>
+        <w:t>综合五种规模的数据，</w:t>
+      </w:r>
+      <w:r>
+        <w:rPr>
+          <w:lang w:eastAsia="zh-CN"/>
+        </w:rPr>
+        <w:t xml:space="preserve">Compact </w:t>
+      </w:r>
+      <w:r>
+        <w:rPr>
+          <w:lang w:eastAsia="zh-CN"/>
+        </w:rPr>
+        <w:t>和</w:t>
+      </w:r>
+      <w:r>
+        <w:rPr>
+          <w:lang w:eastAsia="zh-CN"/>
+        </w:rPr>
+        <w:t xml:space="preserve"> Overview </w:t>
+      </w:r>
+      <w:r>
+        <w:rPr>
+          <w:lang w:eastAsia="zh-CN"/>
+        </w:rPr>
+        <w:t>的面积降低保持稳定，</w:t>
+      </w:r>
+      <w:r>
+        <w:rPr>
+          <w:lang w:eastAsia="zh-CN"/>
+        </w:rPr>
+        <w:t xml:space="preserve">Search </w:t>
+      </w:r>
+      <w:r>
+        <w:rPr>
+          <w:lang w:eastAsia="zh-CN"/>
+        </w:rPr>
+        <w:t>的目标突出效果随规模增加，</w:t>
+      </w:r>
+      <w:r>
+        <w:rPr>
+          <w:lang w:eastAsia="zh-CN"/>
+        </w:rPr>
+        <w:t xml:space="preserve">Focus </w:t>
+      </w:r>
+      <w:r>
+        <w:rPr>
+          <w:lang w:eastAsia="zh-CN"/>
+        </w:rPr>
+        <w:t>和</w:t>
+      </w:r>
+      <w:r>
+        <w:rPr>
+          <w:lang w:eastAsia="zh-CN"/>
+        </w:rPr>
+        <w:t xml:space="preserve"> Collapse </w:t>
+      </w:r>
+      <w:r>
+        <w:rPr>
+          <w:lang w:eastAsia="zh-CN"/>
+        </w:rPr>
+        <w:t>则直接减少同时显示的上下文。这些结果说明显示优化在小型树中已经有效，在</w:t>
+      </w:r>
+      <w:r>
+        <w:rPr>
+          <w:lang w:eastAsia="zh-CN"/>
+        </w:rPr>
+        <w:t xml:space="preserve"> 121</w:t>
+      </w:r>
+      <w:r>
+        <w:rPr>
+          <w:lang w:eastAsia="zh-CN"/>
+        </w:rPr>
+        <w:t>、</w:t>
+      </w:r>
+      <w:r>
+        <w:rPr>
+          <w:lang w:eastAsia="zh-CN"/>
+        </w:rPr>
+        <w:t xml:space="preserve">241 </w:t>
+      </w:r>
+      <w:r>
+        <w:rPr>
+          <w:lang w:eastAsia="zh-CN"/>
+        </w:rPr>
+        <w:t>和</w:t>
+      </w:r>
+      <w:r>
+        <w:rPr>
+          <w:lang w:eastAsia="zh-CN"/>
+        </w:rPr>
+        <w:t xml:space="preserve"> 364 </w:t>
+      </w:r>
+      <w:r>
+        <w:rPr>
+          <w:lang w:eastAsia="zh-CN"/>
+        </w:rPr>
+        <w:t>节点的大型树中作用更加明显。</w:t>
+      </w:r>
+    </w:p>
+    <w:p>
+      <w:pPr>
         <w:pStyle w:val="31"/>
         <w:rPr>
           <w:lang w:eastAsia="zh-CN"/>
         </w:rPr>
       </w:pPr>
-      <w:bookmarkStart w:id="53" w:name="_Toc238445417"/>
-      <w:r>
-        <w:rPr>
-          <w:lang w:eastAsia="zh-CN"/>
-        </w:rPr>
-        <w:t>6.2.1</w:t>
-      </w:r>
-      <w:r>
-        <w:rPr>
-          <w:lang w:eastAsia="zh-CN"/>
-        </w:rPr>
-        <w:t xml:space="preserve">　不同节点规模下的优化效果</w:t>
+      <w:bookmarkStart w:id="53" w:name="_Toc238445418"/>
+      <w:r>
+        <w:rPr>
+          <w:lang w:eastAsia="zh-CN"/>
+        </w:rPr>
+        <w:t>6.2.2</w:t>
+      </w:r>
+      <w:r>
+        <w:rPr>
+          <w:lang w:eastAsia="zh-CN"/>
+        </w:rPr>
+        <w:t xml:space="preserve">　不同物理屏幕尺寸下的优化效果</w:t>
       </w:r>
       <w:bookmarkEnd w:id="53"/>
     </w:p>
@@ -15151,57 +16031,224 @@
         <w:rPr>
           <w:lang w:eastAsia="zh-CN"/>
         </w:rPr>
-        <w:t xml:space="preserve">Compact </w:t>
-      </w:r>
-      <w:r>
-        <w:rPr>
-          <w:lang w:eastAsia="zh-CN"/>
-        </w:rPr>
-        <w:t>在五种规模下保留全部卡片，同时把卡片总面积减少</w:t>
-      </w:r>
-      <w:r>
-        <w:rPr>
-          <w:lang w:eastAsia="zh-CN"/>
-        </w:rPr>
-        <w:t xml:space="preserve"> 61.09–61.35%</w:t>
-      </w:r>
-      <w:r>
-        <w:rPr>
-          <w:lang w:eastAsia="zh-CN"/>
-        </w:rPr>
-        <w:t>。各规模的降低比例非常接近，说明紧凑卡片的效果不会随着节点数量增加而明显减弱。它适合在仍需查看全部节点时减少单张卡片占用的空间。</w:t>
+        <w:t>屏幕尺寸实验显示，物理显示面积会直接影响大型树能够呈现的上下文。屏幕从</w:t>
+      </w:r>
+      <w:r>
+        <w:rPr>
+          <w:lang w:eastAsia="zh-CN"/>
+        </w:rPr>
+        <w:t xml:space="preserve"> 15.94 </w:t>
+      </w:r>
+      <w:r>
+        <w:rPr>
+          <w:lang w:eastAsia="zh-CN"/>
+        </w:rPr>
+        <w:t>英寸增大到</w:t>
+      </w:r>
+      <w:r>
+        <w:rPr>
+          <w:lang w:eastAsia="zh-CN"/>
+        </w:rPr>
+        <w:t xml:space="preserve"> 31.55 </w:t>
+      </w:r>
+      <w:r>
+        <w:rPr>
+          <w:lang w:eastAsia="zh-CN"/>
+        </w:rPr>
+        <w:t>英寸后，</w:t>
+      </w:r>
+      <w:r>
+        <w:rPr>
+          <w:lang w:eastAsia="zh-CN"/>
+        </w:rPr>
+        <w:t xml:space="preserve">241 </w:t>
+      </w:r>
+      <w:r>
+        <w:rPr>
+          <w:lang w:eastAsia="zh-CN"/>
+        </w:rPr>
+        <w:t>节点树的</w:t>
+      </w:r>
+      <w:r>
+        <w:rPr>
+          <w:lang w:eastAsia="zh-CN"/>
+        </w:rPr>
+        <w:t xml:space="preserve"> Baseline </w:t>
+      </w:r>
+      <w:r>
+        <w:rPr>
+          <w:lang w:eastAsia="zh-CN"/>
+        </w:rPr>
+        <w:t>覆盖率从</w:t>
+      </w:r>
+      <w:r>
+        <w:rPr>
+          <w:lang w:eastAsia="zh-CN"/>
+        </w:rPr>
+        <w:t xml:space="preserve"> 18.32% </w:t>
+      </w:r>
+      <w:r>
+        <w:rPr>
+          <w:lang w:eastAsia="zh-CN"/>
+        </w:rPr>
+        <w:t>增加到</w:t>
+      </w:r>
+      <w:r>
+        <w:rPr>
+          <w:lang w:eastAsia="zh-CN"/>
+        </w:rPr>
+        <w:t xml:space="preserve"> 46.53%</w:t>
+      </w:r>
+      <w:r>
+        <w:rPr>
+          <w:lang w:eastAsia="zh-CN"/>
+        </w:rPr>
+        <w:t>，</w:t>
+      </w:r>
+      <w:r>
+        <w:rPr>
+          <w:lang w:eastAsia="zh-CN"/>
+        </w:rPr>
+        <w:t xml:space="preserve">364 </w:t>
+      </w:r>
+      <w:r>
+        <w:rPr>
+          <w:lang w:eastAsia="zh-CN"/>
+        </w:rPr>
+        <w:t>节点树从</w:t>
+      </w:r>
+      <w:r>
+        <w:rPr>
+          <w:lang w:eastAsia="zh-CN"/>
+        </w:rPr>
+        <w:t xml:space="preserve"> 12.13% </w:t>
+      </w:r>
+      <w:r>
+        <w:rPr>
+          <w:lang w:eastAsia="zh-CN"/>
+        </w:rPr>
+        <w:t>增加到</w:t>
+      </w:r>
+      <w:r>
+        <w:rPr>
+          <w:lang w:eastAsia="zh-CN"/>
+        </w:rPr>
+        <w:t xml:space="preserve"> 30.82%</w:t>
+      </w:r>
+      <w:r>
+        <w:rPr>
+          <w:lang w:eastAsia="zh-CN"/>
+        </w:rPr>
+        <w:t>。两种复杂树的覆盖率都变为小屏幕的</w:t>
+      </w:r>
+      <w:r>
+        <w:rPr>
+          <w:lang w:eastAsia="zh-CN"/>
+        </w:rPr>
+        <w:t xml:space="preserve"> 2.54 </w:t>
+      </w:r>
+      <w:r>
+        <w:rPr>
+          <w:lang w:eastAsia="zh-CN"/>
+        </w:rPr>
+        <w:t>倍，说明更大的物理屏幕能够同时容纳更多节点。</w:t>
       </w:r>
     </w:p>
     <w:p>
-      <w:r>
-        <w:t xml:space="preserve">Optimized Overview </w:t>
-      </w:r>
-      <w:r>
-        <w:t>同样保留全部卡片，面积降低稳定在</w:t>
-      </w:r>
-      <w:r>
+      <w:pPr>
+        <w:rPr>
+          <w:lang w:eastAsia="zh-CN"/>
+        </w:rPr>
+      </w:pPr>
+      <w:r>
+        <w:rPr>
+          <w:lang w:eastAsia="zh-CN"/>
+        </w:rPr>
+        <w:t>不同功能对屏幕尺寸的反应并不相同。</w:t>
+      </w:r>
+      <w:r>
+        <w:rPr>
+          <w:lang w:eastAsia="zh-CN"/>
+        </w:rPr>
+        <w:t xml:space="preserve">Compact </w:t>
+      </w:r>
+      <w:r>
+        <w:rPr>
+          <w:lang w:eastAsia="zh-CN"/>
+        </w:rPr>
+        <w:t>在三块屏幕上的卡片面积降低均为</w:t>
+      </w:r>
+      <w:r>
+        <w:rPr>
+          <w:lang w:eastAsia="zh-CN"/>
+        </w:rPr>
+        <w:t xml:space="preserve"> 61.09–61.35%</w:t>
+      </w:r>
+      <w:r>
+        <w:rPr>
+          <w:lang w:eastAsia="zh-CN"/>
+        </w:rPr>
+        <w:t>，</w:t>
+      </w:r>
+      <w:r>
+        <w:rPr>
+          <w:lang w:eastAsia="zh-CN"/>
+        </w:rPr>
+        <w:t xml:space="preserve">Overview </w:t>
+      </w:r>
+      <w:r>
+        <w:rPr>
+          <w:lang w:eastAsia="zh-CN"/>
+        </w:rPr>
+        <w:t>均为</w:t>
+      </w:r>
+      <w:r>
+        <w:rPr>
+          <w:lang w:eastAsia="zh-CN"/>
+        </w:rPr>
         <w:t xml:space="preserve"> 90.27–90.34%</w:t>
       </w:r>
       <w:r>
-        <w:t>。与</w:t>
-      </w:r>
-      <w:r>
-        <w:t xml:space="preserve"> Compact </w:t>
-      </w:r>
-      <w:r>
-        <w:t>相比，它进一步减少卡片内部信息，因此更适合查看大型行为树的整体分支结构。</w:t>
-      </w:r>
-      <w:r>
-        <w:t xml:space="preserve">31 </w:t>
-      </w:r>
-      <w:r>
-        <w:t>到</w:t>
-      </w:r>
-      <w:r>
+        <w:rPr>
+          <w:lang w:eastAsia="zh-CN"/>
+        </w:rPr>
+        <w:t>。两者在小屏和大屏上的相对效果几乎相同，因此提供的是不依赖屏幕尺寸的信息密度改进，没有额外放大大屏幕优势。由于</w:t>
+      </w:r>
+      <w:r>
+        <w:rPr>
+          <w:lang w:eastAsia="zh-CN"/>
+        </w:rPr>
+        <w:t xml:space="preserve"> 241 </w:t>
+      </w:r>
+      <w:r>
+        <w:rPr>
+          <w:lang w:eastAsia="zh-CN"/>
+        </w:rPr>
+        <w:t>和</w:t>
+      </w:r>
+      <w:r>
+        <w:rPr>
+          <w:lang w:eastAsia="zh-CN"/>
+        </w:rPr>
         <w:t xml:space="preserve"> 364 </w:t>
       </w:r>
       <w:r>
-        <w:t>节点之间的结果变化很小，说明该组合在不同树规模下都能保持相近的信息密度改善。</w:t>
+        <w:rPr>
+          <w:lang w:eastAsia="zh-CN"/>
+        </w:rPr>
+        <w:t>节点树已经达到</w:t>
+      </w:r>
+      <w:r>
+        <w:rPr>
+          <w:lang w:eastAsia="zh-CN"/>
+        </w:rPr>
+        <w:t xml:space="preserve"> 0.10 </w:t>
+      </w:r>
+      <w:r>
+        <w:rPr>
+          <w:lang w:eastAsia="zh-CN"/>
+        </w:rPr>
+        <w:t>倍的最小缩放，它们虽然明显缩小卡片和信息量，却没有让小屏幕一次显示更多完整树节点。</w:t>
       </w:r>
     </w:p>
     <w:p>
@@ -15211,52 +16258,220 @@
         </w:rPr>
       </w:pPr>
       <w:r>
-        <w:t xml:space="preserve">Optimized Search </w:t>
-      </w:r>
-      <w:r>
-        <w:t>的非目标淡化比例从</w:t>
-      </w:r>
-      <w:r>
-        <w:t xml:space="preserve"> 31 </w:t>
-      </w:r>
-      <w:r>
-        <w:t>节点树的</w:t>
-      </w:r>
-      <w:r>
-        <w:t xml:space="preserve"> 96.15% </w:t>
-      </w:r>
-      <w:r>
-        <w:t>增加到</w:t>
-      </w:r>
-      <w:r>
-        <w:t xml:space="preserve"> 364 </w:t>
-      </w:r>
-      <w:r>
-        <w:t>节点树的</w:t>
-      </w:r>
-      <w:r>
-        <w:t xml:space="preserve"> 99.67%</w:t>
-      </w:r>
-      <w:r>
-        <w:t>。</w:t>
-      </w:r>
-      <w:r>
-        <w:rPr>
-          <w:lang w:eastAsia="zh-CN"/>
-        </w:rPr>
-        <w:t>随着行为树变大，画面中的非目标节点更多，搜索对目标显著性的提升也更明显。实验中的固定目标在所有规模下都能进入视口，说明</w:t>
-      </w:r>
-      <w:r>
-        <w:rPr>
-          <w:lang w:eastAsia="zh-CN"/>
-        </w:rPr>
-        <w:t xml:space="preserve"> Search </w:t>
-      </w:r>
-      <w:r>
-        <w:rPr>
-          <w:lang w:eastAsia="zh-CN"/>
-        </w:rPr>
-        <w:t>能够在大型树中稳定完成已知节点定位。</w:t>
+        <w:rPr>
+          <w:lang w:eastAsia="zh-CN"/>
+        </w:rPr>
+        <w:t xml:space="preserve">Subtree Focus </w:t>
+      </w:r>
+      <w:r>
+        <w:rPr>
+          <w:lang w:eastAsia="zh-CN"/>
+        </w:rPr>
+        <w:t>对小屏幕的补偿最明显。</w:t>
+      </w:r>
+      <w:r>
+        <w:rPr>
+          <w:lang w:eastAsia="zh-CN"/>
+        </w:rPr>
+        <w:t xml:space="preserve">241 </w:t>
+      </w:r>
+      <w:r>
+        <w:rPr>
+          <w:lang w:eastAsia="zh-CN"/>
+        </w:rPr>
+        <w:t>节点树在小屏幕上增加</w:t>
+      </w:r>
+      <w:r>
+        <w:rPr>
+          <w:lang w:eastAsia="zh-CN"/>
+        </w:rPr>
+        <w:t xml:space="preserve"> 64.04 </w:t>
+      </w:r>
+      <w:r>
+        <w:rPr>
+          <w:lang w:eastAsia="zh-CN"/>
+        </w:rPr>
+        <w:t>个覆盖百分点，在大屏幕上增加</w:t>
+      </w:r>
+      <w:r>
+        <w:rPr>
+          <w:lang w:eastAsia="zh-CN"/>
+        </w:rPr>
+        <w:t xml:space="preserve"> 41.70 </w:t>
+      </w:r>
+      <w:r>
+        <w:rPr>
+          <w:lang w:eastAsia="zh-CN"/>
+        </w:rPr>
+        <w:t>个百分点；小屏与大屏的差距由</w:t>
+      </w:r>
+      <w:r>
+        <w:rPr>
+          <w:lang w:eastAsia="zh-CN"/>
+        </w:rPr>
+        <w:t xml:space="preserve"> 28.22 </w:t>
+      </w:r>
+      <w:r>
+        <w:rPr>
+          <w:lang w:eastAsia="zh-CN"/>
+        </w:rPr>
+        <w:t>缩小到</w:t>
+      </w:r>
+      <w:r>
+        <w:rPr>
+          <w:lang w:eastAsia="zh-CN"/>
+        </w:rPr>
+        <w:t xml:space="preserve"> 5.88 </w:t>
+      </w:r>
+      <w:r>
+        <w:rPr>
+          <w:lang w:eastAsia="zh-CN"/>
+        </w:rPr>
+        <w:t>个百分点。</w:t>
+      </w:r>
+      <w:r>
+        <w:rPr>
+          <w:lang w:eastAsia="zh-CN"/>
+        </w:rPr>
+        <w:t xml:space="preserve">364 </w:t>
+      </w:r>
+      <w:r>
+        <w:rPr>
+          <w:lang w:eastAsia="zh-CN"/>
+        </w:rPr>
+        <w:t>节点树的小屏增加</w:t>
+      </w:r>
+      <w:r>
+        <w:rPr>
+          <w:lang w:eastAsia="zh-CN"/>
+        </w:rPr>
+        <w:t xml:space="preserve"> 73.92 </w:t>
+      </w:r>
+      <w:r>
+        <w:rPr>
+          <w:lang w:eastAsia="zh-CN"/>
+        </w:rPr>
+        <w:t>个百分点，大屏增加</w:t>
+      </w:r>
+      <w:r>
+        <w:rPr>
+          <w:lang w:eastAsia="zh-CN"/>
+        </w:rPr>
+        <w:t xml:space="preserve"> 64.53 </w:t>
+      </w:r>
+      <w:r>
+        <w:rPr>
+          <w:lang w:eastAsia="zh-CN"/>
+        </w:rPr>
+        <w:t>个百分点，屏幕间差距由</w:t>
+      </w:r>
+      <w:r>
+        <w:rPr>
+          <w:lang w:eastAsia="zh-CN"/>
+        </w:rPr>
+        <w:t xml:space="preserve"> 18.69 </w:t>
+      </w:r>
+      <w:r>
+        <w:rPr>
+          <w:lang w:eastAsia="zh-CN"/>
+        </w:rPr>
+        <w:t>缩小到</w:t>
+      </w:r>
+      <w:r>
+        <w:rPr>
+          <w:lang w:eastAsia="zh-CN"/>
+        </w:rPr>
+        <w:t xml:space="preserve"> 9.30 </w:t>
+      </w:r>
+      <w:r>
+        <w:rPr>
+          <w:lang w:eastAsia="zh-CN"/>
+        </w:rPr>
+        <w:t>个百分点。</w:t>
+      </w:r>
+      <w:r>
+        <w:rPr>
+          <w:lang w:eastAsia="zh-CN"/>
+        </w:rPr>
+        <w:t xml:space="preserve">Context Collapse </w:t>
+      </w:r>
+      <w:r>
+        <w:rPr>
+          <w:lang w:eastAsia="zh-CN"/>
+        </w:rPr>
+        <w:t>的补偿较弱：</w:t>
+      </w:r>
+      <w:r>
+        <w:rPr>
+          <w:lang w:eastAsia="zh-CN"/>
+        </w:rPr>
+        <w:t xml:space="preserve">241 </w:t>
+      </w:r>
+      <w:r>
+        <w:rPr>
+          <w:lang w:eastAsia="zh-CN"/>
+        </w:rPr>
+        <w:t>节点树的屏幕间差距缩小到</w:t>
+      </w:r>
+      <w:r>
+        <w:rPr>
+          <w:lang w:eastAsia="zh-CN"/>
+        </w:rPr>
+        <w:t xml:space="preserve"> 14.29 </w:t>
+      </w:r>
+      <w:r>
+        <w:rPr>
+          <w:lang w:eastAsia="zh-CN"/>
+        </w:rPr>
+        <w:t>个百分点，</w:t>
+      </w:r>
+      <w:r>
+        <w:rPr>
+          <w:lang w:eastAsia="zh-CN"/>
+        </w:rPr>
+        <w:t xml:space="preserve">364 </w:t>
+      </w:r>
+      <w:r>
+        <w:rPr>
+          <w:lang w:eastAsia="zh-CN"/>
+        </w:rPr>
+        <w:t>节点树只缩小到</w:t>
+      </w:r>
+      <w:r>
+        <w:rPr>
+          <w:lang w:eastAsia="zh-CN"/>
+        </w:rPr>
+        <w:t xml:space="preserve"> 18.18 </w:t>
+      </w:r>
+      <w:r>
+        <w:rPr>
+          <w:lang w:eastAsia="zh-CN"/>
+        </w:rPr>
+        <w:t>个百分点。原因是</w:t>
+      </w:r>
+      <w:r>
+        <w:rPr>
+          <w:lang w:eastAsia="zh-CN"/>
+        </w:rPr>
+        <w:t xml:space="preserve"> Collapse </w:t>
+      </w:r>
+      <w:r>
+        <w:rPr>
+          <w:lang w:eastAsia="zh-CN"/>
+        </w:rPr>
+        <w:t>仍保留路径和折叠根，而</w:t>
+      </w:r>
+      <w:r>
+        <w:rPr>
+          <w:lang w:eastAsia="zh-CN"/>
+        </w:rPr>
+        <w:t xml:space="preserve"> Focus </w:t>
+      </w:r>
+      <w:r>
+        <w:rPr>
+          <w:lang w:eastAsia="zh-CN"/>
+        </w:rPr>
+        <w:t>只保留当前分支及必要上下文。这里比较的是当前条件保留卡片的覆盖率，不表示完整树已经全部显示。</w:t>
       </w:r>
     </w:p>
     <w:p>
@@ -15269,1167 +16484,558 @@
         <w:rPr>
           <w:lang w:eastAsia="zh-CN"/>
         </w:rPr>
-        <w:t xml:space="preserve">Subtree Focus </w:t>
-      </w:r>
-      <w:r>
-        <w:rPr>
-          <w:lang w:eastAsia="zh-CN"/>
-        </w:rPr>
-        <w:t>在五种规模下减少了</w:t>
-      </w:r>
-      <w:r>
-        <w:rPr>
-          <w:lang w:eastAsia="zh-CN"/>
-        </w:rPr>
-        <w:t xml:space="preserve"> 76.92–91.58% </w:t>
-      </w:r>
-      <w:r>
-        <w:rPr>
-          <w:lang w:eastAsia="zh-CN"/>
-        </w:rPr>
-        <w:t>的显示卡片，</w:t>
-      </w:r>
-      <w:r>
-        <w:rPr>
-          <w:lang w:eastAsia="zh-CN"/>
-        </w:rPr>
-        <w:t xml:space="preserve">364 </w:t>
-      </w:r>
-      <w:r>
-        <w:rPr>
-          <w:lang w:eastAsia="zh-CN"/>
-        </w:rPr>
-        <w:t>节点树为</w:t>
-      </w:r>
-      <w:r>
-        <w:rPr>
-          <w:lang w:eastAsia="zh-CN"/>
-        </w:rPr>
-        <w:t xml:space="preserve"> 85.90%</w:t>
-      </w:r>
-      <w:r>
-        <w:rPr>
-          <w:lang w:eastAsia="zh-CN"/>
-        </w:rPr>
-        <w:t>。该比例由目标分支本身的大小决定，所以不会随总节点数严格递增。</w:t>
-      </w:r>
-      <w:r>
-        <w:rPr>
-          <w:lang w:eastAsia="zh-CN"/>
-        </w:rPr>
-        <w:t xml:space="preserve">Context Collapse </w:t>
-      </w:r>
-      <w:r>
-        <w:rPr>
-          <w:lang w:eastAsia="zh-CN"/>
-        </w:rPr>
-        <w:t>的卡片减少比例从</w:t>
-      </w:r>
-      <w:r>
-        <w:rPr>
-          <w:lang w:eastAsia="zh-CN"/>
-        </w:rPr>
-        <w:t xml:space="preserve"> 69.23% </w:t>
-      </w:r>
-      <w:r>
-        <w:rPr>
-          <w:lang w:eastAsia="zh-CN"/>
-        </w:rPr>
-        <w:t>增加到</w:t>
-      </w:r>
-      <w:r>
-        <w:rPr>
-          <w:lang w:eastAsia="zh-CN"/>
-        </w:rPr>
-        <w:t xml:space="preserve"> 96.39%</w:t>
-      </w:r>
-      <w:r>
-        <w:rPr>
-          <w:lang w:eastAsia="zh-CN"/>
-        </w:rPr>
-        <w:t>，说明树越</w:t>
-      </w:r>
-      <w:r>
-        <w:rPr>
-          <w:lang w:eastAsia="zh-CN"/>
-        </w:rPr>
-        <w:lastRenderedPageBreak/>
-        <w:t>大，可折叠的非目标分支越多。两种方法都能减少当前画面中的无关上下文，但</w:t>
-      </w:r>
-      <w:r>
-        <w:rPr>
-          <w:lang w:eastAsia="zh-CN"/>
-        </w:rPr>
-        <w:t xml:space="preserve"> Focus </w:t>
-      </w:r>
-      <w:r>
-        <w:rPr>
-          <w:lang w:eastAsia="zh-CN"/>
-        </w:rPr>
-        <w:t>面向指定分支，</w:t>
-      </w:r>
-      <w:r>
-        <w:rPr>
-          <w:lang w:eastAsia="zh-CN"/>
-        </w:rPr>
-        <w:t xml:space="preserve">Collapse </w:t>
-      </w:r>
-      <w:r>
-        <w:rPr>
-          <w:lang w:eastAsia="zh-CN"/>
-        </w:rPr>
-        <w:t>则保留更多整体结构位置。</w:t>
+        <w:t xml:space="preserve">Search </w:t>
+      </w:r>
+      <w:r>
+        <w:rPr>
+          <w:lang w:eastAsia="zh-CN"/>
+        </w:rPr>
+        <w:t>在全部</w:t>
+      </w:r>
+      <w:r>
+        <w:rPr>
+          <w:lang w:eastAsia="zh-CN"/>
+        </w:rPr>
+        <w:t xml:space="preserve"> 15 </w:t>
+      </w:r>
+      <w:r>
+        <w:rPr>
+          <w:lang w:eastAsia="zh-CN"/>
+        </w:rPr>
+        <w:t>个</w:t>
+      </w:r>
+      <w:r>
+        <w:rPr>
+          <w:lang w:eastAsia="zh-CN"/>
+        </w:rPr>
+        <w:t>“</w:t>
+      </w:r>
+      <w:r>
+        <w:rPr>
+          <w:lang w:eastAsia="zh-CN"/>
+        </w:rPr>
+        <w:t>屏幕</w:t>
+      </w:r>
+      <w:r>
+        <w:rPr>
+          <w:lang w:eastAsia="zh-CN"/>
+        </w:rPr>
+        <w:t>–</w:t>
+      </w:r>
+      <w:r>
+        <w:rPr>
+          <w:lang w:eastAsia="zh-CN"/>
+        </w:rPr>
+        <w:t>规模</w:t>
+      </w:r>
+      <w:r>
+        <w:rPr>
+          <w:lang w:eastAsia="zh-CN"/>
+        </w:rPr>
+        <w:t>”</w:t>
+      </w:r>
+      <w:r>
+        <w:rPr>
+          <w:lang w:eastAsia="zh-CN"/>
+        </w:rPr>
+        <w:t>组合中都把固定目标移入视口，说明屏幕变小没有破坏目标定位。综合来看，大屏幕仍能显示更多绝对上下文，但优化没有进一步扩大这种优势。</w:t>
+      </w:r>
+      <w:r>
+        <w:rPr>
+          <w:lang w:eastAsia="zh-CN"/>
+        </w:rPr>
+        <w:t xml:space="preserve">Compact </w:t>
+      </w:r>
+      <w:r>
+        <w:rPr>
+          <w:lang w:eastAsia="zh-CN"/>
+        </w:rPr>
+        <w:t>和</w:t>
+      </w:r>
+      <w:r>
+        <w:rPr>
+          <w:lang w:eastAsia="zh-CN"/>
+        </w:rPr>
+        <w:t xml:space="preserve"> Overview </w:t>
+      </w:r>
+      <w:r>
+        <w:rPr>
+          <w:lang w:eastAsia="zh-CN"/>
+        </w:rPr>
+        <w:t>跨屏幕保持稳定，</w:t>
+      </w:r>
+      <w:r>
+        <w:rPr>
+          <w:lang w:eastAsia="zh-CN"/>
+        </w:rPr>
+        <w:t xml:space="preserve">Search </w:t>
+      </w:r>
+      <w:r>
+        <w:rPr>
+          <w:lang w:eastAsia="zh-CN"/>
+        </w:rPr>
+        <w:t>保持目标可定位，</w:t>
+      </w:r>
+      <w:r>
+        <w:rPr>
+          <w:lang w:eastAsia="zh-CN"/>
+        </w:rPr>
+        <w:t xml:space="preserve">Focus </w:t>
+      </w:r>
+      <w:r>
+        <w:rPr>
+          <w:lang w:eastAsia="zh-CN"/>
+        </w:rPr>
+        <w:t>则明显缩小小屏与大屏的覆盖差距。因此，数据更支持</w:t>
+      </w:r>
+      <w:r>
+        <w:rPr>
+          <w:lang w:eastAsia="zh-CN"/>
+        </w:rPr>
+        <w:t>“</w:t>
+      </w:r>
+      <w:r>
+        <w:rPr>
+          <w:lang w:eastAsia="zh-CN"/>
+        </w:rPr>
+        <w:t>显示优化补偿了小屏幕的部分空间限制，同时保留大屏幕的绝对容量优势</w:t>
+      </w:r>
+      <w:r>
+        <w:rPr>
+          <w:lang w:eastAsia="zh-CN"/>
+        </w:rPr>
+        <w:t>”</w:t>
+      </w:r>
+      <w:r>
+        <w:rPr>
+          <w:lang w:eastAsia="zh-CN"/>
+        </w:rPr>
+        <w:t>，而不是</w:t>
+      </w:r>
+      <w:r>
+        <w:rPr>
+          <w:lang w:eastAsia="zh-CN"/>
+        </w:rPr>
+        <w:t>“</w:t>
+      </w:r>
+      <w:r>
+        <w:rPr>
+          <w:lang w:eastAsia="zh-CN"/>
+        </w:rPr>
+        <w:t>显示优化主要扩大大屏幕优势</w:t>
+      </w:r>
+      <w:r>
+        <w:rPr>
+          <w:lang w:eastAsia="zh-CN"/>
+        </w:rPr>
+        <w:t>”</w:t>
+      </w:r>
+      <w:r>
+        <w:rPr>
+          <w:lang w:eastAsia="zh-CN"/>
+        </w:rPr>
+        <w:t>。</w:t>
       </w:r>
     </w:p>
     <w:p>
       <w:pPr>
-        <w:rPr>
-          <w:lang w:eastAsia="zh-CN"/>
-        </w:rPr>
-      </w:pPr>
-      <w:r>
-        <w:rPr>
-          <w:lang w:eastAsia="zh-CN"/>
-        </w:rPr>
-        <w:t>综合五种规模的数据，</w:t>
-      </w:r>
-      <w:r>
-        <w:rPr>
-          <w:lang w:eastAsia="zh-CN"/>
-        </w:rPr>
-        <w:t xml:space="preserve">Compact </w:t>
-      </w:r>
-      <w:r>
-        <w:rPr>
-          <w:lang w:eastAsia="zh-CN"/>
-        </w:rPr>
-        <w:t>和</w:t>
-      </w:r>
-      <w:r>
-        <w:rPr>
-          <w:lang w:eastAsia="zh-CN"/>
-        </w:rPr>
-        <w:t xml:space="preserve"> Overview </w:t>
-      </w:r>
-      <w:r>
-        <w:rPr>
-          <w:lang w:eastAsia="zh-CN"/>
-        </w:rPr>
-        <w:t>的面积降低保持稳定，</w:t>
-      </w:r>
-      <w:r>
-        <w:rPr>
-          <w:lang w:eastAsia="zh-CN"/>
-        </w:rPr>
-        <w:t xml:space="preserve">Search </w:t>
-      </w:r>
-      <w:r>
-        <w:rPr>
-          <w:lang w:eastAsia="zh-CN"/>
-        </w:rPr>
-        <w:t>的目标突出效果随规模增加，</w:t>
-      </w:r>
-      <w:r>
-        <w:rPr>
-          <w:lang w:eastAsia="zh-CN"/>
-        </w:rPr>
-        <w:t xml:space="preserve">Focus </w:t>
-      </w:r>
-      <w:r>
-        <w:rPr>
-          <w:lang w:eastAsia="zh-CN"/>
-        </w:rPr>
-        <w:t>和</w:t>
-      </w:r>
-      <w:r>
-        <w:rPr>
-          <w:lang w:eastAsia="zh-CN"/>
-        </w:rPr>
-        <w:t xml:space="preserve"> Collapse </w:t>
-      </w:r>
-      <w:r>
-        <w:rPr>
-          <w:lang w:eastAsia="zh-CN"/>
-        </w:rPr>
-        <w:t>则直接减少同时显示的上下文。这些结果说明显示优化在小型树中已经有效，在</w:t>
-      </w:r>
-      <w:r>
-        <w:rPr>
-          <w:lang w:eastAsia="zh-CN"/>
-        </w:rPr>
-        <w:t xml:space="preserve"> 121</w:t>
-      </w:r>
-      <w:r>
-        <w:rPr>
-          <w:lang w:eastAsia="zh-CN"/>
-        </w:rPr>
-        <w:t>、</w:t>
-      </w:r>
-      <w:r>
-        <w:rPr>
-          <w:lang w:eastAsia="zh-CN"/>
-        </w:rPr>
-        <w:t xml:space="preserve">241 </w:t>
-      </w:r>
-      <w:r>
-        <w:rPr>
-          <w:lang w:eastAsia="zh-CN"/>
-        </w:rPr>
-        <w:t>和</w:t>
-      </w:r>
-      <w:r>
-        <w:rPr>
-          <w:lang w:eastAsia="zh-CN"/>
-        </w:rPr>
-        <w:t xml:space="preserve"> 364 </w:t>
-      </w:r>
-      <w:r>
-        <w:rPr>
-          <w:lang w:eastAsia="zh-CN"/>
-        </w:rPr>
-        <w:t>节点的大型树中作用更加明显。</w:t>
-      </w:r>
-    </w:p>
-    <w:p>
-      <w:pPr>
-        <w:pStyle w:val="31"/>
-        <w:rPr>
-          <w:lang w:eastAsia="zh-CN"/>
-        </w:rPr>
-      </w:pPr>
-      <w:bookmarkStart w:id="54" w:name="_Toc238445418"/>
-      <w:r>
-        <w:rPr>
-          <w:lang w:eastAsia="zh-CN"/>
-        </w:rPr>
-        <w:t>6.2.2</w:t>
-      </w:r>
-      <w:r>
-        <w:rPr>
-          <w:lang w:eastAsia="zh-CN"/>
-        </w:rPr>
-        <w:t xml:space="preserve">　不同物理屏幕尺寸下的优化效果</w:t>
+        <w:pStyle w:val="1"/>
+        <w:pageBreakBefore/>
+        <w:rPr>
+          <w:lang w:eastAsia="zh-CN"/>
+        </w:rPr>
+      </w:pPr>
+      <w:bookmarkStart w:id="54" w:name="_Toc238445419"/>
+      <w:r>
+        <w:rPr>
+          <w:lang w:eastAsia="zh-CN"/>
+        </w:rPr>
+        <w:lastRenderedPageBreak/>
+        <w:t>第</w:t>
+      </w:r>
+      <w:r>
+        <w:rPr>
+          <w:lang w:eastAsia="zh-CN"/>
+        </w:rPr>
+        <w:t>7</w:t>
+      </w:r>
+      <w:r>
+        <w:rPr>
+          <w:lang w:eastAsia="zh-CN"/>
+        </w:rPr>
+        <w:t>章　结论</w:t>
       </w:r>
       <w:bookmarkEnd w:id="54"/>
     </w:p>
     <w:p>
       <w:pPr>
-        <w:rPr>
-          <w:lang w:eastAsia="zh-CN"/>
-        </w:rPr>
-      </w:pPr>
-      <w:r>
-        <w:rPr>
-          <w:lang w:eastAsia="zh-CN"/>
-        </w:rPr>
-        <w:t>屏幕尺寸实验显示，物理显示面积会直接影响大型树能够呈现的上下文。屏幕从</w:t>
-      </w:r>
-      <w:r>
-        <w:rPr>
-          <w:lang w:eastAsia="zh-CN"/>
-        </w:rPr>
-        <w:t xml:space="preserve"> 15.94 </w:t>
-      </w:r>
-      <w:r>
-        <w:rPr>
-          <w:lang w:eastAsia="zh-CN"/>
-        </w:rPr>
-        <w:t>英寸增大到</w:t>
-      </w:r>
-      <w:r>
-        <w:rPr>
-          <w:lang w:eastAsia="zh-CN"/>
-        </w:rPr>
-        <w:t xml:space="preserve"> 31.55 </w:t>
-      </w:r>
-      <w:r>
-        <w:rPr>
-          <w:lang w:eastAsia="zh-CN"/>
-        </w:rPr>
-        <w:t>英寸后，</w:t>
-      </w:r>
-      <w:r>
-        <w:rPr>
-          <w:lang w:eastAsia="zh-CN"/>
-        </w:rPr>
-        <w:t xml:space="preserve">241 </w:t>
-      </w:r>
-      <w:r>
-        <w:rPr>
-          <w:lang w:eastAsia="zh-CN"/>
-        </w:rPr>
-        <w:t>节点树的</w:t>
-      </w:r>
-      <w:r>
-        <w:rPr>
-          <w:lang w:eastAsia="zh-CN"/>
-        </w:rPr>
-        <w:t xml:space="preserve"> Baseline </w:t>
-      </w:r>
-      <w:r>
-        <w:rPr>
-          <w:lang w:eastAsia="zh-CN"/>
-        </w:rPr>
-        <w:t>覆盖率从</w:t>
-      </w:r>
-      <w:r>
-        <w:rPr>
-          <w:lang w:eastAsia="zh-CN"/>
-        </w:rPr>
-        <w:t xml:space="preserve"> 18.32% </w:t>
-      </w:r>
-      <w:r>
-        <w:rPr>
-          <w:lang w:eastAsia="zh-CN"/>
-        </w:rPr>
-        <w:t>增加到</w:t>
-      </w:r>
-      <w:r>
-        <w:rPr>
-          <w:lang w:eastAsia="zh-CN"/>
-        </w:rPr>
-        <w:t xml:space="preserve"> 46.53%</w:t>
-      </w:r>
-      <w:r>
-        <w:rPr>
-          <w:lang w:eastAsia="zh-CN"/>
-        </w:rPr>
-        <w:t>，</w:t>
-      </w:r>
-      <w:r>
-        <w:rPr>
-          <w:lang w:eastAsia="zh-CN"/>
-        </w:rPr>
-        <w:t xml:space="preserve">364 </w:t>
-      </w:r>
-      <w:r>
-        <w:rPr>
-          <w:lang w:eastAsia="zh-CN"/>
-        </w:rPr>
-        <w:t>节点树从</w:t>
-      </w:r>
-      <w:r>
-        <w:rPr>
-          <w:lang w:eastAsia="zh-CN"/>
-        </w:rPr>
-        <w:t xml:space="preserve"> 12.13% </w:t>
-      </w:r>
-      <w:r>
-        <w:rPr>
-          <w:lang w:eastAsia="zh-CN"/>
-        </w:rPr>
-        <w:t>增加到</w:t>
-      </w:r>
-      <w:r>
-        <w:rPr>
-          <w:lang w:eastAsia="zh-CN"/>
-        </w:rPr>
-        <w:t xml:space="preserve"> 30.82%</w:t>
-      </w:r>
-      <w:r>
-        <w:rPr>
-          <w:lang w:eastAsia="zh-CN"/>
-        </w:rPr>
-        <w:t>。两种复杂树的覆盖率都变为小屏幕的</w:t>
-      </w:r>
-      <w:r>
-        <w:rPr>
-          <w:lang w:eastAsia="zh-CN"/>
-        </w:rPr>
-        <w:t xml:space="preserve"> 2.54 </w:t>
-      </w:r>
-      <w:r>
-        <w:rPr>
-          <w:lang w:eastAsia="zh-CN"/>
-        </w:rPr>
-        <w:t>倍，说明更大的物理屏幕能够同时容纳更多节点。</w:t>
-      </w:r>
-    </w:p>
-    <w:p>
-      <w:pPr>
-        <w:rPr>
-          <w:lang w:eastAsia="zh-CN"/>
-        </w:rPr>
-      </w:pPr>
-      <w:r>
-        <w:rPr>
-          <w:lang w:eastAsia="zh-CN"/>
-        </w:rPr>
-        <w:t>不同功能对屏幕尺寸的反应并不相同。</w:t>
-      </w:r>
-      <w:r>
-        <w:rPr>
-          <w:lang w:eastAsia="zh-CN"/>
-        </w:rPr>
-        <w:t xml:space="preserve">Compact </w:t>
-      </w:r>
-      <w:r>
-        <w:rPr>
-          <w:lang w:eastAsia="zh-CN"/>
-        </w:rPr>
-        <w:t>在三块屏幕上的卡片面积降低均为</w:t>
-      </w:r>
-      <w:r>
-        <w:rPr>
-          <w:lang w:eastAsia="zh-CN"/>
-        </w:rPr>
-        <w:t xml:space="preserve"> 61.09–61.35%</w:t>
-      </w:r>
-      <w:r>
-        <w:rPr>
-          <w:lang w:eastAsia="zh-CN"/>
-        </w:rPr>
-        <w:t>，</w:t>
-      </w:r>
-      <w:r>
-        <w:rPr>
-          <w:lang w:eastAsia="zh-CN"/>
-        </w:rPr>
-        <w:t xml:space="preserve">Overview </w:t>
-      </w:r>
-      <w:r>
-        <w:rPr>
-          <w:lang w:eastAsia="zh-CN"/>
-        </w:rPr>
-        <w:t>均为</w:t>
-      </w:r>
-      <w:r>
-        <w:rPr>
-          <w:lang w:eastAsia="zh-CN"/>
-        </w:rPr>
-        <w:t xml:space="preserve"> 90.27–90.34%</w:t>
-      </w:r>
-      <w:r>
-        <w:rPr>
-          <w:lang w:eastAsia="zh-CN"/>
-        </w:rPr>
-        <w:t>。两者在小屏和大屏上的相对效果几乎相同，因此提供的是不依赖屏幕尺寸的信息密度改进，没有额外放大大屏幕优势。由于</w:t>
-      </w:r>
-      <w:r>
-        <w:rPr>
-          <w:lang w:eastAsia="zh-CN"/>
-        </w:rPr>
-        <w:t xml:space="preserve"> 241 </w:t>
-      </w:r>
-      <w:r>
-        <w:rPr>
-          <w:lang w:eastAsia="zh-CN"/>
-        </w:rPr>
-        <w:t>和</w:t>
-      </w:r>
-      <w:r>
-        <w:rPr>
-          <w:lang w:eastAsia="zh-CN"/>
-        </w:rPr>
-        <w:t xml:space="preserve"> 364 </w:t>
-      </w:r>
-      <w:r>
-        <w:rPr>
-          <w:lang w:eastAsia="zh-CN"/>
-        </w:rPr>
-        <w:t>节点树已经达到</w:t>
-      </w:r>
-      <w:r>
-        <w:rPr>
-          <w:lang w:eastAsia="zh-CN"/>
-        </w:rPr>
-        <w:t xml:space="preserve"> 0.10 </w:t>
-      </w:r>
-      <w:r>
-        <w:rPr>
-          <w:lang w:eastAsia="zh-CN"/>
-        </w:rPr>
-        <w:t>倍的最小缩放，它们虽然明显缩小卡片和信息量，却没有让小屏幕一次显示更多完整树节点。</w:t>
-      </w:r>
-    </w:p>
-    <w:p>
-      <w:pPr>
-        <w:rPr>
-          <w:lang w:eastAsia="zh-CN"/>
-        </w:rPr>
-      </w:pPr>
-      <w:r>
-        <w:rPr>
-          <w:lang w:eastAsia="zh-CN"/>
-        </w:rPr>
-        <w:t xml:space="preserve">Subtree Focus </w:t>
-      </w:r>
-      <w:r>
-        <w:rPr>
-          <w:lang w:eastAsia="zh-CN"/>
-        </w:rPr>
-        <w:t>对小屏幕的补偿最明显。</w:t>
-      </w:r>
-      <w:r>
-        <w:rPr>
-          <w:lang w:eastAsia="zh-CN"/>
-        </w:rPr>
-        <w:t xml:space="preserve">241 </w:t>
-      </w:r>
-      <w:r>
-        <w:rPr>
-          <w:lang w:eastAsia="zh-CN"/>
-        </w:rPr>
-        <w:t>节点树在小屏幕上增加</w:t>
-      </w:r>
-      <w:r>
-        <w:rPr>
-          <w:lang w:eastAsia="zh-CN"/>
-        </w:rPr>
-        <w:t xml:space="preserve"> 64.04 </w:t>
-      </w:r>
-      <w:r>
-        <w:rPr>
-          <w:lang w:eastAsia="zh-CN"/>
-        </w:rPr>
-        <w:t>个覆盖百分点，在大屏幕上增加</w:t>
-      </w:r>
-      <w:r>
-        <w:rPr>
-          <w:lang w:eastAsia="zh-CN"/>
-        </w:rPr>
-        <w:t xml:space="preserve"> 41.70 </w:t>
-      </w:r>
-      <w:r>
-        <w:rPr>
-          <w:lang w:eastAsia="zh-CN"/>
-        </w:rPr>
-        <w:t>个百分点；小屏与大屏的差距由</w:t>
-      </w:r>
-      <w:r>
-        <w:rPr>
-          <w:lang w:eastAsia="zh-CN"/>
-        </w:rPr>
-        <w:t xml:space="preserve"> 28.22 </w:t>
-      </w:r>
-      <w:r>
-        <w:rPr>
-          <w:lang w:eastAsia="zh-CN"/>
-        </w:rPr>
-        <w:t>缩小到</w:t>
-      </w:r>
-      <w:r>
-        <w:rPr>
-          <w:lang w:eastAsia="zh-CN"/>
-        </w:rPr>
-        <w:t xml:space="preserve"> 5.88 </w:t>
-      </w:r>
-      <w:r>
-        <w:rPr>
-          <w:lang w:eastAsia="zh-CN"/>
-        </w:rPr>
-        <w:t>个百分点。</w:t>
-      </w:r>
-      <w:r>
-        <w:rPr>
-          <w:lang w:eastAsia="zh-CN"/>
-        </w:rPr>
-        <w:t xml:space="preserve">364 </w:t>
-      </w:r>
-      <w:r>
-        <w:rPr>
-          <w:lang w:eastAsia="zh-CN"/>
-        </w:rPr>
-        <w:t>节点树的小屏增加</w:t>
-      </w:r>
-      <w:r>
-        <w:rPr>
-          <w:lang w:eastAsia="zh-CN"/>
-        </w:rPr>
-        <w:t xml:space="preserve"> 73.92 </w:t>
-      </w:r>
-      <w:r>
-        <w:rPr>
-          <w:lang w:eastAsia="zh-CN"/>
-        </w:rPr>
-        <w:t>个百分点，大屏增加</w:t>
-      </w:r>
-      <w:r>
-        <w:rPr>
-          <w:lang w:eastAsia="zh-CN"/>
-        </w:rPr>
-        <w:t xml:space="preserve"> 64.53 </w:t>
-      </w:r>
-      <w:r>
-        <w:rPr>
-          <w:lang w:eastAsia="zh-CN"/>
-        </w:rPr>
-        <w:t>个百分点，屏幕间差距由</w:t>
-      </w:r>
-      <w:r>
-        <w:rPr>
-          <w:lang w:eastAsia="zh-CN"/>
-        </w:rPr>
-        <w:t xml:space="preserve"> 18.69 </w:t>
-      </w:r>
-      <w:r>
-        <w:rPr>
-          <w:lang w:eastAsia="zh-CN"/>
-        </w:rPr>
-        <w:t>缩小到</w:t>
-      </w:r>
-      <w:r>
-        <w:rPr>
-          <w:lang w:eastAsia="zh-CN"/>
-        </w:rPr>
-        <w:t xml:space="preserve"> 9.30 </w:t>
-      </w:r>
-      <w:r>
-        <w:rPr>
-          <w:lang w:eastAsia="zh-CN"/>
-        </w:rPr>
-        <w:t>个百分点。</w:t>
-      </w:r>
-      <w:r>
-        <w:rPr>
-          <w:lang w:eastAsia="zh-CN"/>
-        </w:rPr>
-        <w:t xml:space="preserve">Context Collapse </w:t>
-      </w:r>
-      <w:r>
-        <w:rPr>
-          <w:lang w:eastAsia="zh-CN"/>
-        </w:rPr>
-        <w:t>的补偿较弱：</w:t>
-      </w:r>
-      <w:r>
-        <w:rPr>
-          <w:lang w:eastAsia="zh-CN"/>
-        </w:rPr>
-        <w:t xml:space="preserve">241 </w:t>
-      </w:r>
-      <w:r>
-        <w:rPr>
-          <w:lang w:eastAsia="zh-CN"/>
-        </w:rPr>
-        <w:t>节点树的屏幕间差距缩小到</w:t>
-      </w:r>
-      <w:r>
-        <w:rPr>
-          <w:lang w:eastAsia="zh-CN"/>
-        </w:rPr>
-        <w:t xml:space="preserve"> 14.29 </w:t>
-      </w:r>
-      <w:r>
-        <w:rPr>
-          <w:lang w:eastAsia="zh-CN"/>
-        </w:rPr>
-        <w:t>个百分点，</w:t>
-      </w:r>
-      <w:r>
-        <w:rPr>
-          <w:lang w:eastAsia="zh-CN"/>
-        </w:rPr>
-        <w:t xml:space="preserve">364 </w:t>
-      </w:r>
-      <w:r>
-        <w:rPr>
-          <w:lang w:eastAsia="zh-CN"/>
-        </w:rPr>
-        <w:t>节点树只缩小到</w:t>
-      </w:r>
-      <w:r>
-        <w:rPr>
-          <w:lang w:eastAsia="zh-CN"/>
-        </w:rPr>
-        <w:t xml:space="preserve"> 18.18 </w:t>
-      </w:r>
-      <w:r>
-        <w:rPr>
-          <w:lang w:eastAsia="zh-CN"/>
-        </w:rPr>
-        <w:t>个百分点。原因是</w:t>
-      </w:r>
-      <w:r>
-        <w:rPr>
-          <w:lang w:eastAsia="zh-CN"/>
-        </w:rPr>
-        <w:t xml:space="preserve"> Collapse </w:t>
-      </w:r>
-      <w:r>
-        <w:rPr>
-          <w:lang w:eastAsia="zh-CN"/>
-        </w:rPr>
-        <w:t>仍保留路径和折叠根，而</w:t>
-      </w:r>
-      <w:r>
-        <w:rPr>
-          <w:lang w:eastAsia="zh-CN"/>
-        </w:rPr>
-        <w:t xml:space="preserve"> Focus </w:t>
-      </w:r>
-      <w:r>
-        <w:rPr>
-          <w:lang w:eastAsia="zh-CN"/>
-        </w:rPr>
-        <w:t>只保留当前分支及必要上下文。这里比较的是当前条件保留卡片的覆盖率，不表示完整树已经全部显示。</w:t>
-      </w:r>
-    </w:p>
-    <w:p>
-      <w:pPr>
-        <w:rPr>
-          <w:lang w:eastAsia="zh-CN"/>
-        </w:rPr>
-      </w:pPr>
-      <w:r>
-        <w:rPr>
-          <w:lang w:eastAsia="zh-CN"/>
-        </w:rPr>
-        <w:t xml:space="preserve">Search </w:t>
-      </w:r>
-      <w:r>
-        <w:rPr>
-          <w:lang w:eastAsia="zh-CN"/>
-        </w:rPr>
-        <w:t>在全部</w:t>
-      </w:r>
-      <w:r>
-        <w:rPr>
-          <w:lang w:eastAsia="zh-CN"/>
-        </w:rPr>
-        <w:t xml:space="preserve"> 15 </w:t>
-      </w:r>
-      <w:r>
-        <w:rPr>
-          <w:lang w:eastAsia="zh-CN"/>
-        </w:rPr>
-        <w:t>个</w:t>
-      </w:r>
-      <w:r>
-        <w:rPr>
-          <w:lang w:eastAsia="zh-CN"/>
-        </w:rPr>
-        <w:t>“</w:t>
-      </w:r>
-      <w:r>
-        <w:rPr>
-          <w:lang w:eastAsia="zh-CN"/>
-        </w:rPr>
-        <w:t>屏幕</w:t>
-      </w:r>
-      <w:r>
-        <w:rPr>
-          <w:lang w:eastAsia="zh-CN"/>
-        </w:rPr>
-        <w:t>–</w:t>
-      </w:r>
-      <w:r>
-        <w:rPr>
-          <w:lang w:eastAsia="zh-CN"/>
-        </w:rPr>
-        <w:t>规模</w:t>
-      </w:r>
-      <w:r>
-        <w:rPr>
-          <w:lang w:eastAsia="zh-CN"/>
-        </w:rPr>
-        <w:t>”</w:t>
-      </w:r>
-      <w:r>
-        <w:rPr>
-          <w:lang w:eastAsia="zh-CN"/>
-        </w:rPr>
-        <w:t>组合中都把固定目标移入视口，说明屏幕变小没有破坏目标定位。综合来看，大屏幕仍能显示更多绝对上下文，但优化没有进一步扩大这种优势。</w:t>
-      </w:r>
-      <w:r>
-        <w:rPr>
-          <w:lang w:eastAsia="zh-CN"/>
-        </w:rPr>
-        <w:t xml:space="preserve">Compact </w:t>
-      </w:r>
-      <w:r>
-        <w:rPr>
-          <w:lang w:eastAsia="zh-CN"/>
-        </w:rPr>
-        <w:t>和</w:t>
-      </w:r>
-      <w:r>
-        <w:rPr>
-          <w:lang w:eastAsia="zh-CN"/>
-        </w:rPr>
-        <w:t xml:space="preserve"> Overview </w:t>
-      </w:r>
-      <w:r>
-        <w:rPr>
-          <w:lang w:eastAsia="zh-CN"/>
-        </w:rPr>
-        <w:t>跨屏幕保持稳定，</w:t>
-      </w:r>
-      <w:r>
-        <w:rPr>
-          <w:lang w:eastAsia="zh-CN"/>
-        </w:rPr>
-        <w:t xml:space="preserve">Search </w:t>
-      </w:r>
-      <w:r>
-        <w:rPr>
-          <w:lang w:eastAsia="zh-CN"/>
-        </w:rPr>
-        <w:t>保持目标可定位，</w:t>
-      </w:r>
-      <w:r>
-        <w:rPr>
-          <w:lang w:eastAsia="zh-CN"/>
-        </w:rPr>
-        <w:t xml:space="preserve">Focus </w:t>
-      </w:r>
-      <w:r>
-        <w:rPr>
-          <w:lang w:eastAsia="zh-CN"/>
-        </w:rPr>
-        <w:t>则明显缩小小屏与大屏的覆盖差距。因此，数据更支持</w:t>
-      </w:r>
-      <w:r>
-        <w:rPr>
-          <w:lang w:eastAsia="zh-CN"/>
-        </w:rPr>
-        <w:t>“</w:t>
-      </w:r>
-      <w:r>
-        <w:rPr>
-          <w:lang w:eastAsia="zh-CN"/>
-        </w:rPr>
-        <w:t>显示优化补偿了小屏幕的部分空间限制，同时保留大屏幕的绝对容量优势</w:t>
-      </w:r>
-      <w:r>
-        <w:rPr>
-          <w:lang w:eastAsia="zh-CN"/>
-        </w:rPr>
-        <w:t>”</w:t>
-      </w:r>
-      <w:r>
-        <w:rPr>
-          <w:lang w:eastAsia="zh-CN"/>
-        </w:rPr>
-        <w:t>，而不是</w:t>
-      </w:r>
-      <w:r>
-        <w:rPr>
-          <w:lang w:eastAsia="zh-CN"/>
-        </w:rPr>
-        <w:t>“</w:t>
-      </w:r>
-      <w:r>
-        <w:rPr>
-          <w:lang w:eastAsia="zh-CN"/>
-        </w:rPr>
-        <w:t>显示优化主要扩大大屏幕优势</w:t>
-      </w:r>
-      <w:r>
-        <w:rPr>
-          <w:lang w:eastAsia="zh-CN"/>
-        </w:rPr>
-        <w:t>”</w:t>
-      </w:r>
-      <w:r>
-        <w:rPr>
-          <w:lang w:eastAsia="zh-CN"/>
-        </w:rPr>
-        <w:t>。</w:t>
-      </w:r>
-    </w:p>
-    <w:p>
-      <w:pPr>
-        <w:pStyle w:val="1"/>
-        <w:pageBreakBefore/>
-        <w:rPr>
-          <w:lang w:eastAsia="zh-CN"/>
-        </w:rPr>
-      </w:pPr>
-      <w:bookmarkStart w:id="55" w:name="_Toc238445419"/>
-      <w:r>
-        <w:rPr>
-          <w:lang w:eastAsia="zh-CN"/>
-        </w:rPr>
-        <w:lastRenderedPageBreak/>
-        <w:t>第</w:t>
-      </w:r>
-      <w:r>
-        <w:rPr>
-          <w:lang w:eastAsia="zh-CN"/>
-        </w:rPr>
-        <w:t>7</w:t>
-      </w:r>
-      <w:r>
-        <w:rPr>
-          <w:lang w:eastAsia="zh-CN"/>
-        </w:rPr>
-        <w:t>章　结论</w:t>
+        <w:pStyle w:val="21"/>
+        <w:rPr>
+          <w:lang w:eastAsia="zh-CN"/>
+        </w:rPr>
+      </w:pPr>
+      <w:bookmarkStart w:id="55" w:name="_Toc238445420"/>
+      <w:r>
+        <w:rPr>
+          <w:lang w:eastAsia="zh-CN"/>
+        </w:rPr>
+        <w:t>7.1</w:t>
+      </w:r>
+      <w:r>
+        <w:rPr>
+          <w:lang w:eastAsia="zh-CN"/>
+        </w:rPr>
+        <w:t xml:space="preserve">　总结</w:t>
       </w:r>
       <w:bookmarkEnd w:id="55"/>
     </w:p>
     <w:p>
       <w:pPr>
-        <w:pStyle w:val="21"/>
-        <w:rPr>
-          <w:lang w:eastAsia="zh-CN"/>
-        </w:rPr>
-      </w:pPr>
-      <w:bookmarkStart w:id="56" w:name="_Toc238445420"/>
-      <w:r>
-        <w:rPr>
-          <w:lang w:eastAsia="zh-CN"/>
-        </w:rPr>
-        <w:t>7.1</w:t>
-      </w:r>
-      <w:r>
-        <w:rPr>
-          <w:lang w:eastAsia="zh-CN"/>
-        </w:rPr>
-        <w:t xml:space="preserve">　总结</w:t>
+        <w:rPr>
+          <w:lang w:eastAsia="zh-CN"/>
+        </w:rPr>
+      </w:pPr>
+      <w:r>
+        <w:rPr>
+          <w:lang w:eastAsia="zh-CN"/>
+        </w:rPr>
+        <w:t>本文在</w:t>
+      </w:r>
+      <w:r>
+        <w:rPr>
+          <w:lang w:eastAsia="zh-CN"/>
+        </w:rPr>
+        <w:t xml:space="preserve"> Godot 4.6 </w:t>
+      </w:r>
+      <w:r>
+        <w:rPr>
+          <w:lang w:eastAsia="zh-CN"/>
+        </w:rPr>
+        <w:t>中实现了一个可视化行为树插件，并研究大型行为树的显示问题。</w:t>
+      </w:r>
+      <w:r>
+        <w:rPr>
+          <w:lang w:eastAsia="zh-CN"/>
+        </w:rPr>
+        <w:t xml:space="preserve">Godot </w:t>
+      </w:r>
+      <w:r>
+        <w:rPr>
+          <w:lang w:eastAsia="zh-CN"/>
+        </w:rPr>
+        <w:t>提供了通用图编辑控件，但没有完整的行为树编辑和运行流程。传统节点图在节点、参数和调试信息增加后，也会占用很大的画布空间。</w:t>
+      </w:r>
+    </w:p>
+    <w:p>
+      <w:pPr>
+        <w:rPr>
+          <w:lang w:eastAsia="zh-CN"/>
+        </w:rPr>
+      </w:pPr>
+      <w:r>
+        <w:t>最终插件能够创建、保存、加载和运行行为树，支持黑板、</w:t>
+      </w:r>
+      <w:r>
+        <w:t>Decorator</w:t>
+      </w:r>
+      <w:r>
+        <w:t>、多种复合节点、</w:t>
+      </w:r>
+      <w:r>
+        <w:t>Action</w:t>
+      </w:r>
+      <w:r>
+        <w:t>、</w:t>
+      </w:r>
+      <w:r>
+        <w:t>Condition</w:t>
+      </w:r>
+      <w:r>
+        <w:t>、撤销、重做和</w:t>
+      </w:r>
+      <w:r>
+        <w:t xml:space="preserve"> Live Debug</w:t>
+      </w:r>
+      <w:r>
+        <w:t>。</w:t>
+      </w:r>
+      <w:r>
+        <w:rPr>
+          <w:lang w:eastAsia="zh-CN"/>
+        </w:rPr>
+        <w:t>复杂二维场景使用</w:t>
+      </w:r>
+      <w:r>
+        <w:rPr>
+          <w:lang w:eastAsia="zh-CN"/>
+        </w:rPr>
+        <w:t xml:space="preserve"> 241 </w:t>
+      </w:r>
+      <w:r>
+        <w:rPr>
+          <w:lang w:eastAsia="zh-CN"/>
+        </w:rPr>
+        <w:t>节点行为树控制敌人的索敌、防御、近战、远程攻击、跳跃、攀爬、搜索、撤退、治疗和巡逻。</w:t>
+      </w:r>
+    </w:p>
+    <w:p>
+      <w:r>
+        <w:t>五种树规模的实验表明，</w:t>
+      </w:r>
+      <w:r>
+        <w:t xml:space="preserve">Compact </w:t>
+      </w:r>
+      <w:r>
+        <w:t>把卡片面积减少了</w:t>
+      </w:r>
+      <w:r>
+        <w:t xml:space="preserve"> 61.09–61.35%</w:t>
+      </w:r>
+      <w:r>
+        <w:t>，</w:t>
+      </w:r>
+      <w:r>
+        <w:t xml:space="preserve">Overview </w:t>
+      </w:r>
+      <w:r>
+        <w:t>减少了</w:t>
+      </w:r>
+      <w:r>
+        <w:t xml:space="preserve"> 90.27–90.34%</w:t>
+      </w:r>
+      <w:r>
+        <w:t>，</w:t>
+      </w:r>
+      <w:r>
+        <w:t xml:space="preserve">Search </w:t>
+      </w:r>
+      <w:r>
+        <w:t>淡化了</w:t>
+      </w:r>
+      <w:r>
+        <w:t xml:space="preserve"> 96.15–99.67% </w:t>
+      </w:r>
+      <w:r>
+        <w:t>的非目标卡片。</w:t>
+      </w:r>
+      <w:r>
+        <w:t xml:space="preserve">Focus </w:t>
+      </w:r>
+      <w:r>
+        <w:t>和</w:t>
+      </w:r>
+      <w:r>
+        <w:t xml:space="preserve"> Collapse </w:t>
+      </w:r>
+      <w:r>
+        <w:t>也明显减少了当前显示的上下文，所有条件都没有改变保存位置和执行顺序。</w:t>
+      </w:r>
+    </w:p>
+    <w:p>
+      <w:pPr>
+        <w:rPr>
+          <w:lang w:eastAsia="zh-CN"/>
+        </w:rPr>
+      </w:pPr>
+      <w:r>
+        <w:rPr>
+          <w:lang w:eastAsia="zh-CN"/>
+        </w:rPr>
+        <w:t>三块屏幕的实验表明，</w:t>
+      </w:r>
+      <w:r>
+        <w:rPr>
+          <w:lang w:eastAsia="zh-CN"/>
+        </w:rPr>
+        <w:t xml:space="preserve">31.55 </w:t>
+      </w:r>
+      <w:r>
+        <w:rPr>
+          <w:lang w:eastAsia="zh-CN"/>
+        </w:rPr>
+        <w:t>英寸屏幕上复杂树的覆盖率是</w:t>
+      </w:r>
+      <w:r>
+        <w:rPr>
+          <w:lang w:eastAsia="zh-CN"/>
+        </w:rPr>
+        <w:t xml:space="preserve"> 15.94 </w:t>
+      </w:r>
+      <w:r>
+        <w:rPr>
+          <w:lang w:eastAsia="zh-CN"/>
+        </w:rPr>
+        <w:t>英寸屏幕的</w:t>
+      </w:r>
+      <w:r>
+        <w:rPr>
+          <w:lang w:eastAsia="zh-CN"/>
+        </w:rPr>
+        <w:t xml:space="preserve"> 2.54 </w:t>
+      </w:r>
+      <w:r>
+        <w:rPr>
+          <w:lang w:eastAsia="zh-CN"/>
+        </w:rPr>
+        <w:t>倍。</w:t>
+      </w:r>
+      <w:r>
+        <w:rPr>
+          <w:lang w:eastAsia="zh-CN"/>
+        </w:rPr>
+        <w:t>Compact</w:t>
+      </w:r>
+      <w:r>
+        <w:rPr>
+          <w:lang w:eastAsia="zh-CN"/>
+        </w:rPr>
+        <w:t>、</w:t>
+      </w:r>
+      <w:r>
+        <w:rPr>
+          <w:lang w:eastAsia="zh-CN"/>
+        </w:rPr>
+        <w:t xml:space="preserve">Overview </w:t>
+      </w:r>
+      <w:r>
+        <w:rPr>
+          <w:lang w:eastAsia="zh-CN"/>
+        </w:rPr>
+        <w:t>和</w:t>
+      </w:r>
+      <w:r>
+        <w:rPr>
+          <w:lang w:eastAsia="zh-CN"/>
+        </w:rPr>
+        <w:t xml:space="preserve"> Search </w:t>
+      </w:r>
+      <w:r>
+        <w:rPr>
+          <w:lang w:eastAsia="zh-CN"/>
+        </w:rPr>
+        <w:t>在不同屏幕上的作用保持稳定。总体来看，显示优化改善了大型行为树的部分客观显示和编辑交互指标。</w:t>
+      </w:r>
+    </w:p>
+    <w:p>
+      <w:pPr>
+        <w:pStyle w:val="1"/>
+        <w:pageBreakBefore/>
+        <w:rPr>
+          <w:lang w:eastAsia="zh-CN"/>
+        </w:rPr>
+      </w:pPr>
+      <w:bookmarkStart w:id="56" w:name="_Toc238445421"/>
+      <w:r>
+        <w:rPr>
+          <w:lang w:eastAsia="zh-CN"/>
+        </w:rPr>
+        <w:lastRenderedPageBreak/>
+        <w:t>参考文献</w:t>
       </w:r>
       <w:bookmarkEnd w:id="56"/>
     </w:p>
     <w:p>
-      <w:pPr>
-        <w:rPr>
-          <w:lang w:eastAsia="zh-CN"/>
-        </w:rPr>
-      </w:pPr>
-      <w:r>
-        <w:rPr>
-          <w:lang w:eastAsia="zh-CN"/>
-        </w:rPr>
-        <w:t>本文在</w:t>
-      </w:r>
-      <w:r>
-        <w:rPr>
-          <w:lang w:eastAsia="zh-CN"/>
-        </w:rPr>
-        <w:t xml:space="preserve"> Godot 4.6 </w:t>
-      </w:r>
-      <w:r>
-        <w:rPr>
-          <w:lang w:eastAsia="zh-CN"/>
-        </w:rPr>
-        <w:t>中实现了一个可视化行为树插件，并研究大型行为树的显示问题。</w:t>
-      </w:r>
-      <w:r>
-        <w:rPr>
-          <w:lang w:eastAsia="zh-CN"/>
-        </w:rPr>
-        <w:t xml:space="preserve">Godot </w:t>
-      </w:r>
-      <w:r>
-        <w:rPr>
-          <w:lang w:eastAsia="zh-CN"/>
-        </w:rPr>
-        <w:t>提供了通用图编辑控件，但没有完整的行为树编辑和运行流程。传统节点图在节点、参数和调试信息增加后，也会占用很大的画布空间。</w:t>
+      <w:r>
+        <w:rPr>
+          <w:lang w:eastAsia="zh-CN"/>
+        </w:rPr>
+        <w:t xml:space="preserve">Colledanchise, M. and Ögren, P. (2018). Behavior Trees in Robotics and AI: An Introduction. </w:t>
+      </w:r>
+      <w:r>
+        <w:t xml:space="preserve">CRC Press. </w:t>
+      </w:r>
+      <w:hyperlink r:id="rId18">
+        <w:r>
+          <w:rPr>
+            <w:color w:val="0563C1"/>
+            <w:u w:val="single"/>
+          </w:rPr>
+          <w:t>https://doi.org/10.1201/9780429489105</w:t>
+        </w:r>
+      </w:hyperlink>
+      <w:r>
+        <w:t>.</w:t>
       </w:r>
     </w:p>
     <w:p>
-      <w:pPr>
-        <w:rPr>
-          <w:lang w:eastAsia="zh-CN"/>
-        </w:rPr>
-      </w:pPr>
-      <w:r>
-        <w:t>最终插件能够创建、保存、加载和运行行为树，支持黑板、</w:t>
-      </w:r>
-      <w:r>
-        <w:t>Decorator</w:t>
-      </w:r>
-      <w:r>
-        <w:t>、多种复合节点、</w:t>
-      </w:r>
-      <w:r>
-        <w:t>Action</w:t>
-      </w:r>
-      <w:r>
-        <w:t>、</w:t>
-      </w:r>
-      <w:r>
-        <w:t>Condition</w:t>
-      </w:r>
-      <w:r>
-        <w:t>、撤销、重做和</w:t>
-      </w:r>
-      <w:r>
-        <w:t xml:space="preserve"> Live Debug</w:t>
-      </w:r>
-      <w:r>
-        <w:t>。</w:t>
-      </w:r>
-      <w:r>
-        <w:rPr>
-          <w:lang w:eastAsia="zh-CN"/>
-        </w:rPr>
-        <w:t>复杂二维场景使用</w:t>
-      </w:r>
-      <w:r>
-        <w:rPr>
-          <w:lang w:eastAsia="zh-CN"/>
-        </w:rPr>
-        <w:t xml:space="preserve"> 241 </w:t>
-      </w:r>
-      <w:r>
-        <w:rPr>
-          <w:lang w:eastAsia="zh-CN"/>
-        </w:rPr>
-        <w:t>节点行为树控制敌人的索敌、防御、近战、远程攻击、跳跃、攀爬、搜索、撤退、治疗和巡逻。</w:t>
+      <w:r>
+        <w:t xml:space="preserve">Furnas, G. W. (1986). Generalized fisheye views. In: Proceedings of the SIGCHI Conference on Human Factors in Computing Systems (CHI ’86), pp. 16–23. </w:t>
+      </w:r>
+      <w:hyperlink r:id="rId19">
+        <w:r>
+          <w:rPr>
+            <w:color w:val="0563C1"/>
+            <w:u w:val="single"/>
+          </w:rPr>
+          <w:t>https://doi.org/10.1145/22627.22342</w:t>
+        </w:r>
+      </w:hyperlink>
+      <w:r>
+        <w:t>.</w:t>
       </w:r>
     </w:p>
     <w:p>
       <w:r>
-        <w:t>五种树规模的实验表明，</w:t>
-      </w:r>
-      <w:r>
-        <w:t xml:space="preserve">Compact </w:t>
-      </w:r>
-      <w:r>
-        <w:t>把卡片面积减少了</w:t>
-      </w:r>
-      <w:r>
-        <w:t xml:space="preserve"> 61.09–61.35%</w:t>
-      </w:r>
-      <w:r>
-        <w:t>，</w:t>
-      </w:r>
-      <w:r>
-        <w:t xml:space="preserve">Overview </w:t>
-      </w:r>
-      <w:r>
-        <w:t>减少了</w:t>
-      </w:r>
-      <w:r>
-        <w:t xml:space="preserve"> 90.27–90.34%</w:t>
-      </w:r>
-      <w:r>
-        <w:t>，</w:t>
-      </w:r>
-      <w:r>
-        <w:t xml:space="preserve">Search </w:t>
-      </w:r>
-      <w:r>
-        <w:t>淡化了</w:t>
-      </w:r>
-      <w:r>
-        <w:t xml:space="preserve"> 96.15–99.67% </w:t>
-      </w:r>
-      <w:r>
-        <w:t>的非目标卡片。</w:t>
-      </w:r>
-      <w:r>
-        <w:t xml:space="preserve">Focus </w:t>
-      </w:r>
-      <w:r>
-        <w:t>和</w:t>
-      </w:r>
-      <w:r>
-        <w:t xml:space="preserve"> Collapse </w:t>
-      </w:r>
-      <w:r>
-        <w:t>也明显减少了当前显示的上下文，所有条件都没有改变保存位置和执行顺序。</w:t>
+        <w:t xml:space="preserve">Lamping, J., Rao, R. and Pirolli, P. (1995). A focus+context technique based on hyperbolic geometry for visualizing large hierarchies. In: Proceedings of the SIGCHI Conference on Human Factors in Computing Systems (CHI ’95), pp. 401–408. </w:t>
+      </w:r>
+      <w:hyperlink r:id="rId20">
+        <w:r>
+          <w:rPr>
+            <w:color w:val="0563C1"/>
+            <w:u w:val="single"/>
+          </w:rPr>
+          <w:t>https://doi.org/10.1145/223904.223956</w:t>
+        </w:r>
+      </w:hyperlink>
+      <w:r>
+        <w:t>.</w:t>
       </w:r>
     </w:p>
     <w:p>
-      <w:pPr>
-        <w:rPr>
-          <w:lang w:eastAsia="zh-CN"/>
-        </w:rPr>
-      </w:pPr>
-      <w:r>
-        <w:rPr>
-          <w:lang w:eastAsia="zh-CN"/>
-        </w:rPr>
-        <w:t>三块屏幕的实验表明，</w:t>
-      </w:r>
-      <w:r>
-        <w:rPr>
-          <w:lang w:eastAsia="zh-CN"/>
-        </w:rPr>
-        <w:t xml:space="preserve">31.55 </w:t>
-      </w:r>
-      <w:r>
-        <w:rPr>
-          <w:lang w:eastAsia="zh-CN"/>
-        </w:rPr>
-        <w:t>英寸屏幕上复杂树的覆盖率是</w:t>
-      </w:r>
-      <w:r>
-        <w:rPr>
-          <w:lang w:eastAsia="zh-CN"/>
-        </w:rPr>
-        <w:t xml:space="preserve"> 15.94 </w:t>
-      </w:r>
-      <w:r>
-        <w:rPr>
-          <w:lang w:eastAsia="zh-CN"/>
-        </w:rPr>
-        <w:t>英寸屏幕的</w:t>
-      </w:r>
-      <w:r>
-        <w:rPr>
-          <w:lang w:eastAsia="zh-CN"/>
-        </w:rPr>
-        <w:t xml:space="preserve"> 2.54 </w:t>
-      </w:r>
-      <w:r>
-        <w:rPr>
-          <w:lang w:eastAsia="zh-CN"/>
-        </w:rPr>
-        <w:t>倍。</w:t>
-      </w:r>
-      <w:r>
-        <w:rPr>
-          <w:lang w:eastAsia="zh-CN"/>
-        </w:rPr>
-        <w:t>Compact</w:t>
-      </w:r>
-      <w:r>
-        <w:rPr>
-          <w:lang w:eastAsia="zh-CN"/>
-        </w:rPr>
-        <w:t>、</w:t>
-      </w:r>
-      <w:r>
-        <w:rPr>
-          <w:lang w:eastAsia="zh-CN"/>
-        </w:rPr>
-        <w:t xml:space="preserve">Overview </w:t>
-      </w:r>
-      <w:r>
-        <w:rPr>
-          <w:lang w:eastAsia="zh-CN"/>
-        </w:rPr>
-        <w:t>和</w:t>
-      </w:r>
-      <w:r>
-        <w:rPr>
-          <w:lang w:eastAsia="zh-CN"/>
-        </w:rPr>
-        <w:t xml:space="preserve"> Search </w:t>
-      </w:r>
-      <w:r>
-        <w:rPr>
-          <w:lang w:eastAsia="zh-CN"/>
-        </w:rPr>
-        <w:t>在不同屏幕上的作用保持稳定。总体来看，显示优化改善了大型行为树的部分客观显示和编辑交互指标。</w:t>
+      <w:r>
+        <w:t xml:space="preserve">Cockburn, A., Karlson, A. and Bederson, B. B. (2008). A review of overview+detail, zooming, and focus+context interfaces. ACM Computing Surveys, 41(1), Article 2, pp. 1–31. </w:t>
+      </w:r>
+      <w:hyperlink r:id="rId21">
+        <w:r>
+          <w:rPr>
+            <w:color w:val="0563C1"/>
+            <w:u w:val="single"/>
+          </w:rPr>
+          <w:t>https://doi.org/10.1145/1456650.1456652</w:t>
+        </w:r>
+      </w:hyperlink>
+      <w:r>
+        <w:t>.</w:t>
       </w:r>
     </w:p>
     <w:p>
-      <w:pPr>
-        <w:pStyle w:val="1"/>
-        <w:pageBreakBefore/>
-      </w:pPr>
-      <w:bookmarkStart w:id="57" w:name="_Toc238445421"/>
-      <w:r>
-        <w:lastRenderedPageBreak/>
-        <w:t>参考文献</w:t>
-      </w:r>
-      <w:bookmarkEnd w:id="57"/>
+      <w:r>
+        <w:t xml:space="preserve">Song, H., Kim, B., Lee, B. and Seo, J. (2010). A comparative evaluation on tree visualization methods for hierarchical structures with large fan-outs. In: Proceedings of the SIGCHI Conference on Human Factors in Computing Systems (CHI 2010), pp. 223–232. </w:t>
+      </w:r>
+      <w:hyperlink r:id="rId22">
+        <w:r>
+          <w:rPr>
+            <w:color w:val="0563C1"/>
+            <w:u w:val="single"/>
+          </w:rPr>
+          <w:t>https://doi.org/10.1145/1753326.1753359</w:t>
+        </w:r>
+      </w:hyperlink>
+      <w:r>
+        <w:t>.</w:t>
+      </w:r>
     </w:p>
     <w:p>
       <w:r>
-        <w:t xml:space="preserve">Colledanchise, M. and Ögren, P. (2018). Behavior Trees in Robotics and AI: An Introduction. CRC Press. </w:t>
-      </w:r>
-      <w:hyperlink r:id="rId18">
+        <w:t xml:space="preserve">Bae, J. and Watson, B. (2011). Developing and evaluating Quilts for the depiction of large layered graphs. IEEE Transactions on Visualization and Computer Graphics, 17(12), pp. 2268–2275. </w:t>
+      </w:r>
+      <w:hyperlink r:id="rId23">
         <w:r>
           <w:rPr>
             <w:color w:val="0563C1"/>
             <w:u w:val="single"/>
           </w:rPr>
-          <w:t>https://doi.org/10.1201/9780429489105</w:t>
+          <w:t>https://doi.org/10.1109/TVCG.2011.187</w:t>
         </w:r>
       </w:hyperlink>
       <w:r>
@@ -16438,15 +17044,15 @@
     </w:p>
     <w:p>
       <w:r>
-        <w:t xml:space="preserve">Furnas, G. W. (1986). Generalized fisheye views. In: Proceedings of the SIGCHI Conference on Human Factors in Computing Systems (CHI ’86), pp. 16–23. </w:t>
-      </w:r>
-      <w:hyperlink r:id="rId19">
+        <w:t xml:space="preserve">Dogrusoz, U., Karacelik, A., Safarli, I., Balci, H., Dervishi, L. and Siper, M. C. (2018). Efficient methods and readily customizable libraries for managing complexity of large networks. PLOS ONE, 13(5), e0197238. </w:t>
+      </w:r>
+      <w:hyperlink r:id="rId24">
         <w:r>
           <w:rPr>
             <w:color w:val="0563C1"/>
             <w:u w:val="single"/>
           </w:rPr>
-          <w:t>https://doi.org/10.1145/22627.22342</w:t>
+          <w:t>https://doi.org/10.1371/journal.pone.0197238</w:t>
         </w:r>
       </w:hyperlink>
       <w:r>
@@ -16455,15 +17061,15 @@
     </w:p>
     <w:p>
       <w:r>
-        <w:t xml:space="preserve">Lamping, J., Rao, R. and Pirolli, P. (1995). A focus+context technique based on hyperbolic geometry for visualizing large hierarchies. In: Proceedings of the SIGCHI Conference on Human Factors in Computing Systems (CHI ’95), pp. 401–408. </w:t>
-      </w:r>
-      <w:hyperlink r:id="rId20">
+        <w:t xml:space="preserve">Misue, K., Eades, P., Lai, W. and Sugiyama, K. (1995). Layout adjustment and the mental map. Journal of Visual Languages &amp; Computing, 6(2), pp. 183–210. </w:t>
+      </w:r>
+      <w:hyperlink r:id="rId25">
         <w:r>
           <w:rPr>
             <w:color w:val="0563C1"/>
             <w:u w:val="single"/>
           </w:rPr>
-          <w:t>https://doi.org/10.1145/223904.223956</w:t>
+          <w:t>https://doi.org/10.1006/jvlc.1995.1010</w:t>
         </w:r>
       </w:hyperlink>
       <w:r>
@@ -16472,15 +17078,15 @@
     </w:p>
     <w:p>
       <w:r>
-        <w:t xml:space="preserve">Cockburn, A., Karlson, A. and Bederson, B. B. (2008). A review of overview+detail, zooming, and focus+context interfaces. ACM Computing Surveys, 41(1), Article 2, pp. 1–31. </w:t>
-      </w:r>
-      <w:hyperlink r:id="rId21">
+        <w:t xml:space="preserve">Reingold, E. M. and Tilford, J. S. (1981). Tidier drawings of trees. IEEE Transactions on Software Engineering, SE-7(2), pp. 223–228. </w:t>
+      </w:r>
+      <w:hyperlink r:id="rId26">
         <w:r>
           <w:rPr>
             <w:color w:val="0563C1"/>
             <w:u w:val="single"/>
           </w:rPr>
-          <w:t>https://doi.org/10.1145/1456650.1456652</w:t>
+          <w:t>https://doi.org/10.1109/TSE.1981.234519</w:t>
         </w:r>
       </w:hyperlink>
       <w:r>
@@ -16489,15 +17095,19 @@
     </w:p>
     <w:p>
       <w:r>
-        <w:t xml:space="preserve">Song, H., Kim, B., Lee, B. and Seo, J. (2010). A comparative evaluation on tree visualization methods for hierarchical structures with large fan-outs. In: Proceedings of the SIGCHI Conference on Human Factors in Computing Systems (CHI 2010), pp. 223–232. </w:t>
-      </w:r>
-      <w:hyperlink r:id="rId22">
+        <w:t xml:space="preserve">Plaisant, C., Grosjean, J. and Bederson, B. B. (2002). SpaceTree: Supporting exploration in large node link tree, design evolution and empirical evaluation. In: </w:t>
+      </w:r>
+      <w:r>
+        <w:lastRenderedPageBreak/>
+        <w:t xml:space="preserve">IEEE Symposium on Information Visualization 2002 (INFOVIS 2002), pp. 57–64. </w:t>
+      </w:r>
+      <w:hyperlink r:id="rId27">
         <w:r>
           <w:rPr>
             <w:color w:val="0563C1"/>
             <w:u w:val="single"/>
           </w:rPr>
-          <w:t>https://doi.org/10.1145/1753326.1753359</w:t>
+          <w:t>https://doi.org/10.1109/INFVIS.2002.1173148</w:t>
         </w:r>
       </w:hyperlink>
       <w:r>
@@ -16506,15 +17116,15 @@
     </w:p>
     <w:p>
       <w:r>
-        <w:t xml:space="preserve">Bae, J. and Watson, B. (2011). Developing and evaluating Quilts for the depiction of large layered graphs. IEEE Transactions on Visualization and Computer Graphics, 17(12), pp. 2268–2275. </w:t>
-      </w:r>
-      <w:hyperlink r:id="rId23">
+        <w:t xml:space="preserve">Shneiderman, B. (1996). The eyes have it: A task by data type taxonomy for information visualizations. In: Proceedings of the 1996 IEEE Symposium on Visual Languages, pp. 336–343. </w:t>
+      </w:r>
+      <w:hyperlink r:id="rId28">
         <w:r>
           <w:rPr>
             <w:color w:val="0563C1"/>
             <w:u w:val="single"/>
           </w:rPr>
-          <w:t>https://doi.org/10.1109/TVCG.2011.187</w:t>
+          <w:t>https://doi.org/10.1109/VL.1996.545307</w:t>
         </w:r>
       </w:hyperlink>
       <w:r>
@@ -16523,979 +17133,61 @@
     </w:p>
     <w:p>
       <w:r>
-        <w:t xml:space="preserve">Dogrusoz, U., Karacelik, A., Safarli, I., Balci, H., Dervishi, L. and Siper, M. C. (2018). Efficient methods and readily customizable libraries for managing complexity of large networks. PLOS ONE, 13(5), e0197238. </w:t>
-      </w:r>
-      <w:hyperlink r:id="rId24">
+        <w:t xml:space="preserve">Godot Engine contributors (n.d.-a). EditorPlugin. Godot Engine 4.6 documentation. Available at: </w:t>
+      </w:r>
+      <w:hyperlink r:id="rId29">
         <w:r>
           <w:rPr>
             <w:color w:val="0563C1"/>
             <w:u w:val="single"/>
           </w:rPr>
-          <w:t>https://doi.org/10.1371/journal.pone.0197238</w:t>
+          <w:t>https://docs.godotengine.org/en/4.6/classes/class_editorplugin.html</w:t>
         </w:r>
       </w:hyperlink>
       <w:r>
-        <w:t>.</w:t>
+        <w:t xml:space="preserve"> (Accessed: 24 August 2026).</w:t>
       </w:r>
     </w:p>
     <w:p>
       <w:r>
-        <w:t xml:space="preserve">Misue, K., Eades, P., Lai, W. and Sugiyama, K. (1995). Layout adjustment and the mental map. Journal of Visual Languages &amp; Computing, 6(2), pp. 183–210. </w:t>
-      </w:r>
-      <w:hyperlink r:id="rId25">
+        <w:t xml:space="preserve">Godot Engine contributors (n.d.-b). GraphEdit. Godot Engine 4.6 documentation. Available at: </w:t>
+      </w:r>
+      <w:hyperlink r:id="rId30">
         <w:r>
           <w:rPr>
             <w:color w:val="0563C1"/>
             <w:u w:val="single"/>
           </w:rPr>
-          <w:t>https://doi.org/10.1006/jvlc.1995.1010</w:t>
+          <w:t>https://docs.godotengine.org/en/4.6/classes/class_graphedit.html</w:t>
         </w:r>
       </w:hyperlink>
       <w:r>
-        <w:t>.</w:t>
+        <w:t xml:space="preserve"> (Accessed: 24 August 2026).</w:t>
       </w:r>
     </w:p>
     <w:p>
       <w:r>
-        <w:t xml:space="preserve">Reingold, E. M. and Tilford, J. S. (1981). Tidier drawings of trees. IEEE Transactions on Software Engineering, SE-7(2), pp. 223–228. </w:t>
-      </w:r>
-      <w:hyperlink r:id="rId26">
+        <w:t xml:space="preserve">Epic Games (n.d.). Behavior Tree in Unreal Engine—Overview. Available at: </w:t>
+      </w:r>
+      <w:hyperlink r:id="rId31">
         <w:r>
           <w:rPr>
             <w:color w:val="0563C1"/>
             <w:u w:val="single"/>
           </w:rPr>
-          <w:t>https://doi.org/10.1109/TSE.1981.234519</w:t>
+          <w:t>https://dev.epicgames.com/documentation/en-us/unreal-engine/behavior-tree-in-unreal-engine---overview</w:t>
         </w:r>
       </w:hyperlink>
       <w:r>
-        <w:t>.</w:t>
+        <w:t xml:space="preserve"> (Accessed: 24 August 2026).</w:t>
       </w:r>
     </w:p>
     <w:p>
-      <w:r>
-        <w:t xml:space="preserve">Plaisant, C., Grosjean, J. and Bederson, B. B. (2002). SpaceTree: Supporting exploration in large node link tree, design evolution and empirical evaluation. In: </w:t>
-      </w:r>
-      <w:r>
-        <w:lastRenderedPageBreak/>
-        <w:t xml:space="preserve">IEEE Symposium on Information Visualization 2002 (INFOVIS 2002), pp. 57–64. </w:t>
-      </w:r>
-      <w:hyperlink r:id="rId27">
-        <w:r>
-          <w:rPr>
-            <w:color w:val="0563C1"/>
-            <w:u w:val="single"/>
-          </w:rPr>
-          <w:t>https://doi.org/10.1109/INFVIS.2002.1173148</w:t>
-        </w:r>
-      </w:hyperlink>
-      <w:r>
-        <w:t>.</w:t>
-      </w:r>
-    </w:p>
-    <w:p>
-      <w:r>
-        <w:t xml:space="preserve">Shneiderman, B. (1996). The eyes have it: A task by data type taxonomy for information visualizations. In: Proceedings of the 1996 IEEE Symposium on Visual Languages, pp. 336–343. </w:t>
-      </w:r>
-      <w:hyperlink r:id="rId28">
-        <w:r>
-          <w:rPr>
-            <w:color w:val="0563C1"/>
-            <w:u w:val="single"/>
-          </w:rPr>
-          <w:t>https://doi.org/10.1109/VL.1996.545307</w:t>
-        </w:r>
-      </w:hyperlink>
-      <w:r>
-        <w:t>.</w:t>
-      </w:r>
-    </w:p>
-    <w:p>
-      <w:r>
-        <w:t xml:space="preserve">Godot Engine contributors (n.d.-a). EditorPlugin. Godot Engine 4.6 documentation. Available at: </w:t>
-      </w:r>
-      <w:hyperlink r:id="rId29">
-        <w:r>
-          <w:rPr>
-            <w:color w:val="0563C1"/>
-            <w:u w:val="single"/>
-          </w:rPr>
-          <w:t>https://docs.godotengine.org/en/4.6/classes/class_editorplugin.html</w:t>
-        </w:r>
-      </w:hyperlink>
-      <w:r>
-        <w:t xml:space="preserve"> (Accessed: 24 August 2026).</w:t>
-      </w:r>
-    </w:p>
-    <w:p>
-      <w:r>
-        <w:t xml:space="preserve">Godot Engine contributors (n.d.-b). GraphEdit. Godot Engine 4.6 documentation. Available at: </w:t>
-      </w:r>
-      <w:hyperlink r:id="rId30">
-        <w:r>
-          <w:rPr>
-            <w:color w:val="0563C1"/>
-            <w:u w:val="single"/>
-          </w:rPr>
-          <w:t>https://docs.godotengine.org/en/4.6/classes/class_graphedit.html</w:t>
-        </w:r>
-      </w:hyperlink>
-      <w:r>
-        <w:t xml:space="preserve"> (Accessed: 24 August 2026).</w:t>
-      </w:r>
-    </w:p>
-    <w:p>
-      <w:r>
-        <w:t xml:space="preserve">Epic Games (n.d.). Behavior Tree in Unreal Engine—Overview. Available at: </w:t>
-      </w:r>
-      <w:hyperlink r:id="rId31">
-        <w:r>
-          <w:rPr>
-            <w:color w:val="0563C1"/>
-            <w:u w:val="single"/>
-          </w:rPr>
-          <w:t>https://dev.epicgames.com/documentation/en-us/unreal-engine/behavior-tree-in-unreal-engine---overview</w:t>
-        </w:r>
-      </w:hyperlink>
-      <w:r>
-        <w:t xml:space="preserve"> (Accessed: 24 August 2026).</w:t>
-      </w:r>
-    </w:p>
-    <w:p>
-      <w:pPr>
-        <w:pStyle w:val="1"/>
-        <w:pageBreakBefore/>
-        <w:rPr>
-          <w:lang w:eastAsia="zh-CN"/>
-        </w:rPr>
-      </w:pPr>
-      <w:bookmarkStart w:id="58" w:name="_Toc238445422"/>
-      <w:r>
-        <w:rPr>
-          <w:lang w:eastAsia="zh-CN"/>
-        </w:rPr>
-        <w:lastRenderedPageBreak/>
-        <w:t>附录</w:t>
-      </w:r>
-      <w:r>
-        <w:rPr>
-          <w:lang w:eastAsia="zh-CN"/>
-        </w:rPr>
-        <w:t xml:space="preserve"> A</w:t>
-      </w:r>
-      <w:r>
-        <w:rPr>
-          <w:lang w:eastAsia="zh-CN"/>
-        </w:rPr>
-        <w:t xml:space="preserve">　六种实验条件参考</w:t>
-      </w:r>
-      <w:bookmarkEnd w:id="58"/>
-    </w:p>
-    <w:p>
-      <w:pPr>
-        <w:pStyle w:val="TableCaption"/>
-        <w:keepNext/>
-      </w:pPr>
-      <w:bookmarkStart w:id="59" w:name="_Toc238445437"/>
-      <w:r>
-        <w:t>表</w:t>
-      </w:r>
-      <w:r>
-        <w:t xml:space="preserve"> A.1</w:t>
-      </w:r>
-      <w:r>
-        <w:t xml:space="preserve">　论文使用的六种显示实验条件</w:t>
-      </w:r>
-      <w:bookmarkEnd w:id="59"/>
-    </w:p>
-    <w:tbl>
-      <w:tblPr>
-        <w:tblStyle w:val="aff1"/>
-        <w:tblW w:w="0" w:type="auto"/>
-        <w:jc w:val="center"/>
-        <w:tblLook w:val="04A0" w:firstRow="1" w:lastRow="0" w:firstColumn="1" w:lastColumn="0" w:noHBand="0" w:noVBand="1"/>
-      </w:tblPr>
-      <w:tblGrid>
-        <w:gridCol w:w="2457"/>
-        <w:gridCol w:w="2457"/>
-        <w:gridCol w:w="2457"/>
-      </w:tblGrid>
-      <w:tr>
-        <w:trPr>
-          <w:tblHeader/>
-          <w:jc w:val="center"/>
-        </w:trPr>
-        <w:tc>
-          <w:tcPr>
-            <w:tcW w:w="2457" w:type="dxa"/>
-            <w:shd w:val="clear" w:color="auto" w:fill="D9EAF7"/>
-            <w:vAlign w:val="center"/>
-          </w:tcPr>
-          <w:p>
-            <w:pPr>
-              <w:ind w:firstLine="0"/>
-            </w:pPr>
-            <w:r>
-              <w:rPr>
-                <w:b/>
-                <w:sz w:val="16"/>
-              </w:rPr>
-              <w:t>条件</w:t>
-            </w:r>
-          </w:p>
-        </w:tc>
-        <w:tc>
-          <w:tcPr>
-            <w:tcW w:w="2457" w:type="dxa"/>
-            <w:shd w:val="clear" w:color="auto" w:fill="D9EAF7"/>
-            <w:vAlign w:val="center"/>
-          </w:tcPr>
-          <w:p>
-            <w:pPr>
-              <w:ind w:firstLine="0"/>
-            </w:pPr>
-            <w:r>
-              <w:rPr>
-                <w:b/>
-                <w:sz w:val="16"/>
-              </w:rPr>
-              <w:t>开关与输入</w:t>
-            </w:r>
-          </w:p>
-        </w:tc>
-        <w:tc>
-          <w:tcPr>
-            <w:tcW w:w="2457" w:type="dxa"/>
-            <w:shd w:val="clear" w:color="auto" w:fill="D9EAF7"/>
-            <w:vAlign w:val="center"/>
-          </w:tcPr>
-          <w:p>
-            <w:pPr>
-              <w:ind w:firstLine="0"/>
-            </w:pPr>
-            <w:r>
-              <w:rPr>
-                <w:b/>
-                <w:sz w:val="16"/>
-              </w:rPr>
-              <w:t>实际显示效果</w:t>
-            </w:r>
-          </w:p>
-        </w:tc>
-      </w:tr>
-      <w:tr>
-        <w:trPr>
-          <w:jc w:val="center"/>
-        </w:trPr>
-        <w:tc>
-          <w:tcPr>
-            <w:tcW w:w="2457" w:type="dxa"/>
-            <w:vAlign w:val="center"/>
-          </w:tcPr>
-          <w:p>
-            <w:pPr>
-              <w:ind w:firstLine="0"/>
-            </w:pPr>
-            <w:r>
-              <w:rPr>
-                <w:sz w:val="16"/>
-              </w:rPr>
-              <w:t>Baseline</w:t>
-            </w:r>
-          </w:p>
-        </w:tc>
-        <w:tc>
-          <w:tcPr>
-            <w:tcW w:w="2457" w:type="dxa"/>
-            <w:vAlign w:val="center"/>
-          </w:tcPr>
-          <w:p>
-            <w:pPr>
-              <w:ind w:firstLine="0"/>
-            </w:pPr>
-            <w:r>
-              <w:rPr>
-                <w:sz w:val="16"/>
-              </w:rPr>
-              <w:t>关闭实验优化，展开全部节点，清空搜索和聚焦，缩放</w:t>
-            </w:r>
-            <w:r>
-              <w:rPr>
-                <w:sz w:val="16"/>
-              </w:rPr>
-              <w:t xml:space="preserve"> 100%</w:t>
-            </w:r>
-            <w:r>
-              <w:rPr>
-                <w:sz w:val="16"/>
-              </w:rPr>
-              <w:t>。</w:t>
-            </w:r>
-          </w:p>
-        </w:tc>
-        <w:tc>
-          <w:tcPr>
-            <w:tcW w:w="2457" w:type="dxa"/>
-            <w:vAlign w:val="center"/>
-          </w:tcPr>
-          <w:p>
-            <w:pPr>
-              <w:ind w:firstLine="0"/>
-            </w:pPr>
-            <w:r>
-              <w:rPr>
-                <w:sz w:val="16"/>
-              </w:rPr>
-              <w:t>完整卡片和全部分支。</w:t>
-            </w:r>
-          </w:p>
-        </w:tc>
-      </w:tr>
-      <w:tr>
-        <w:trPr>
-          <w:jc w:val="center"/>
-        </w:trPr>
-        <w:tc>
-          <w:tcPr>
-            <w:tcW w:w="2457" w:type="dxa"/>
-            <w:vAlign w:val="center"/>
-          </w:tcPr>
-          <w:p>
-            <w:pPr>
-              <w:ind w:firstLine="0"/>
-            </w:pPr>
-            <w:r>
-              <w:rPr>
-                <w:sz w:val="16"/>
-              </w:rPr>
-              <w:t>Compact Cards</w:t>
-            </w:r>
-          </w:p>
-        </w:tc>
-        <w:tc>
-          <w:tcPr>
-            <w:tcW w:w="2457" w:type="dxa"/>
-            <w:vAlign w:val="center"/>
-          </w:tcPr>
-          <w:p>
-            <w:pPr>
-              <w:ind w:firstLine="0"/>
-            </w:pPr>
-            <w:r>
-              <w:rPr>
-                <w:sz w:val="16"/>
-              </w:rPr>
-              <w:t>只开启</w:t>
-            </w:r>
-            <w:r>
-              <w:rPr>
-                <w:sz w:val="16"/>
-              </w:rPr>
-              <w:t xml:space="preserve"> Compact</w:t>
-            </w:r>
-            <w:r>
-              <w:rPr>
-                <w:sz w:val="16"/>
-              </w:rPr>
-              <w:t>。</w:t>
-            </w:r>
-          </w:p>
-        </w:tc>
-        <w:tc>
-          <w:tcPr>
-            <w:tcW w:w="2457" w:type="dxa"/>
-            <w:vAlign w:val="center"/>
-          </w:tcPr>
-          <w:p>
-            <w:pPr>
-              <w:ind w:firstLine="0"/>
-            </w:pPr>
-            <w:r>
-              <w:rPr>
-                <w:sz w:val="16"/>
-              </w:rPr>
-              <w:t>全部节点保留，卡片只显示类型和短标题。</w:t>
-            </w:r>
-          </w:p>
-        </w:tc>
-      </w:tr>
-      <w:tr>
-        <w:trPr>
-          <w:jc w:val="center"/>
-        </w:trPr>
-        <w:tc>
-          <w:tcPr>
-            <w:tcW w:w="2457" w:type="dxa"/>
-            <w:vAlign w:val="center"/>
-          </w:tcPr>
-          <w:p>
-            <w:pPr>
-              <w:ind w:firstLine="0"/>
-            </w:pPr>
-            <w:r>
-              <w:rPr>
-                <w:sz w:val="16"/>
-              </w:rPr>
-              <w:t>Optimized Overview</w:t>
-            </w:r>
-          </w:p>
-        </w:tc>
-        <w:tc>
-          <w:tcPr>
-            <w:tcW w:w="2457" w:type="dxa"/>
-            <w:vAlign w:val="center"/>
-          </w:tcPr>
-          <w:p>
-            <w:pPr>
-              <w:ind w:firstLine="0"/>
-            </w:pPr>
-            <w:r>
-              <w:rPr>
-                <w:sz w:val="16"/>
-              </w:rPr>
-              <w:t>开启</w:t>
-            </w:r>
-            <w:r>
-              <w:rPr>
-                <w:sz w:val="16"/>
-              </w:rPr>
-              <w:t xml:space="preserve"> Compact </w:t>
-            </w:r>
-            <w:r>
-              <w:rPr>
-                <w:sz w:val="16"/>
-              </w:rPr>
-              <w:t>与</w:t>
-            </w:r>
-            <w:r>
-              <w:rPr>
-                <w:sz w:val="16"/>
-              </w:rPr>
-              <w:t xml:space="preserve"> Semantic Zoom</w:t>
-            </w:r>
-            <w:r>
-              <w:rPr>
-                <w:sz w:val="16"/>
-              </w:rPr>
-              <w:t>，缩放</w:t>
-            </w:r>
-            <w:r>
-              <w:rPr>
-                <w:sz w:val="16"/>
-              </w:rPr>
-              <w:t xml:space="preserve"> 50%</w:t>
-            </w:r>
-            <w:r>
-              <w:rPr>
-                <w:sz w:val="16"/>
-              </w:rPr>
-              <w:t>。</w:t>
-            </w:r>
-          </w:p>
-        </w:tc>
-        <w:tc>
-          <w:tcPr>
-            <w:tcW w:w="2457" w:type="dxa"/>
-            <w:vAlign w:val="center"/>
-          </w:tcPr>
-          <w:p>
-            <w:pPr>
-              <w:ind w:firstLine="0"/>
-            </w:pPr>
-            <w:r>
-              <w:rPr>
-                <w:sz w:val="16"/>
-              </w:rPr>
-              <w:t>全部节点保留，使用最低细节查看整体结构。</w:t>
-            </w:r>
-          </w:p>
-        </w:tc>
-      </w:tr>
-      <w:tr>
-        <w:trPr>
-          <w:jc w:val="center"/>
-        </w:trPr>
-        <w:tc>
-          <w:tcPr>
-            <w:tcW w:w="2457" w:type="dxa"/>
-            <w:vAlign w:val="center"/>
-          </w:tcPr>
-          <w:p>
-            <w:pPr>
-              <w:ind w:firstLine="0"/>
-            </w:pPr>
-            <w:r>
-              <w:rPr>
-                <w:sz w:val="16"/>
-              </w:rPr>
-              <w:t>Optimized Search</w:t>
-            </w:r>
-          </w:p>
-        </w:tc>
-        <w:tc>
-          <w:tcPr>
-            <w:tcW w:w="2457" w:type="dxa"/>
-            <w:vAlign w:val="center"/>
-          </w:tcPr>
-          <w:p>
-            <w:pPr>
-              <w:ind w:firstLine="0"/>
-            </w:pPr>
-            <w:r>
-              <w:rPr>
-                <w:sz w:val="16"/>
-              </w:rPr>
-              <w:t>在</w:t>
-            </w:r>
-            <w:r>
-              <w:rPr>
-                <w:sz w:val="16"/>
-              </w:rPr>
-              <w:t xml:space="preserve"> Overview </w:t>
-            </w:r>
-            <w:r>
-              <w:rPr>
-                <w:sz w:val="16"/>
-              </w:rPr>
-              <w:t>上搜索固定唯一标题。</w:t>
-            </w:r>
-          </w:p>
-        </w:tc>
-        <w:tc>
-          <w:tcPr>
-            <w:tcW w:w="2457" w:type="dxa"/>
-            <w:vAlign w:val="center"/>
-          </w:tcPr>
-          <w:p>
-            <w:pPr>
-              <w:ind w:firstLine="0"/>
-            </w:pPr>
-            <w:r>
-              <w:rPr>
-                <w:sz w:val="16"/>
-              </w:rPr>
-              <w:t>目标进入视口并保持显著，其他卡片淡化。</w:t>
-            </w:r>
-          </w:p>
-        </w:tc>
-      </w:tr>
-      <w:tr>
-        <w:trPr>
-          <w:jc w:val="center"/>
-        </w:trPr>
-        <w:tc>
-          <w:tcPr>
-            <w:tcW w:w="2457" w:type="dxa"/>
-            <w:vAlign w:val="center"/>
-          </w:tcPr>
-          <w:p>
-            <w:pPr>
-              <w:ind w:firstLine="0"/>
-            </w:pPr>
-            <w:r>
-              <w:rPr>
-                <w:sz w:val="16"/>
-              </w:rPr>
-              <w:t>Subtree Focus</w:t>
-            </w:r>
-          </w:p>
-        </w:tc>
-        <w:tc>
-          <w:tcPr>
-            <w:tcW w:w="2457" w:type="dxa"/>
-            <w:vAlign w:val="center"/>
-          </w:tcPr>
-          <w:p>
-            <w:pPr>
-              <w:ind w:firstLine="0"/>
-            </w:pPr>
-            <w:r>
-              <w:rPr>
-                <w:sz w:val="16"/>
-              </w:rPr>
-              <w:t>开启</w:t>
-            </w:r>
-            <w:r>
-              <w:rPr>
-                <w:sz w:val="16"/>
-              </w:rPr>
-              <w:t xml:space="preserve"> Compact</w:t>
-            </w:r>
-            <w:r>
-              <w:rPr>
-                <w:sz w:val="16"/>
-              </w:rPr>
-              <w:t>，设置固定</w:t>
-            </w:r>
-            <w:r>
-              <w:rPr>
-                <w:sz w:val="16"/>
-              </w:rPr>
-              <w:t xml:space="preserve"> Focus Root</w:t>
-            </w:r>
-            <w:r>
-              <w:rPr>
-                <w:sz w:val="16"/>
-              </w:rPr>
-              <w:t>。</w:t>
-            </w:r>
-          </w:p>
-        </w:tc>
-        <w:tc>
-          <w:tcPr>
-            <w:tcW w:w="2457" w:type="dxa"/>
-            <w:vAlign w:val="center"/>
-          </w:tcPr>
-          <w:p>
-            <w:pPr>
-              <w:ind w:firstLine="0"/>
-            </w:pPr>
-            <w:r>
-              <w:rPr>
-                <w:sz w:val="16"/>
-              </w:rPr>
-              <w:t>只显示指定分支及必要上下文。</w:t>
-            </w:r>
-          </w:p>
-        </w:tc>
-      </w:tr>
-      <w:tr>
-        <w:trPr>
-          <w:jc w:val="center"/>
-        </w:trPr>
-        <w:tc>
-          <w:tcPr>
-            <w:tcW w:w="2457" w:type="dxa"/>
-            <w:vAlign w:val="center"/>
-          </w:tcPr>
-          <w:p>
-            <w:pPr>
-              <w:ind w:firstLine="0"/>
-            </w:pPr>
-            <w:r>
-              <w:rPr>
-                <w:sz w:val="16"/>
-              </w:rPr>
-              <w:t>Context Collapse</w:t>
-            </w:r>
-          </w:p>
-        </w:tc>
-        <w:tc>
-          <w:tcPr>
-            <w:tcW w:w="2457" w:type="dxa"/>
-            <w:vAlign w:val="center"/>
-          </w:tcPr>
-          <w:p>
-            <w:pPr>
-              <w:ind w:firstLine="0"/>
-            </w:pPr>
-            <w:r>
-              <w:rPr>
-                <w:sz w:val="16"/>
-              </w:rPr>
-              <w:t>开启</w:t>
-            </w:r>
-            <w:r>
-              <w:rPr>
-                <w:sz w:val="16"/>
-              </w:rPr>
-              <w:t xml:space="preserve"> Compact</w:t>
-            </w:r>
-            <w:r>
-              <w:rPr>
-                <w:sz w:val="16"/>
-              </w:rPr>
-              <w:t>，折叠固定目标路径之外的指定分支。</w:t>
-            </w:r>
-          </w:p>
-        </w:tc>
-        <w:tc>
-          <w:tcPr>
-            <w:tcW w:w="2457" w:type="dxa"/>
-            <w:vAlign w:val="center"/>
-          </w:tcPr>
-          <w:p>
-            <w:pPr>
-              <w:ind w:firstLine="0"/>
-            </w:pPr>
-            <w:r>
-              <w:rPr>
-                <w:sz w:val="16"/>
-              </w:rPr>
-              <w:t>保留折叠根与摘要，隐藏其后代卡片。</w:t>
-            </w:r>
-          </w:p>
-        </w:tc>
-      </w:tr>
-    </w:tbl>
-    <w:p>
-      <w:pPr>
-        <w:rPr>
-          <w:lang w:eastAsia="zh-CN"/>
-        </w:rPr>
-      </w:pPr>
-      <w:r>
-        <w:rPr>
-          <w:lang w:eastAsia="zh-CN"/>
-        </w:rPr>
-        <w:t>六种条件的详细步骤和测量目的见表</w:t>
-      </w:r>
-      <w:r>
-        <w:rPr>
-          <w:lang w:eastAsia="zh-CN"/>
-        </w:rPr>
-        <w:t>3.1</w:t>
-      </w:r>
-      <w:r>
-        <w:rPr>
-          <w:lang w:eastAsia="zh-CN"/>
-        </w:rPr>
-        <w:t>。插件中的其他显示功能不属于本论文实验条件。</w:t>
-      </w:r>
-    </w:p>
-    <w:p>
-      <w:pPr>
-        <w:pStyle w:val="1"/>
-        <w:pageBreakBefore/>
-        <w:rPr>
-          <w:lang w:eastAsia="zh-CN"/>
-        </w:rPr>
-      </w:pPr>
-      <w:bookmarkStart w:id="60" w:name="_Toc238445423"/>
-      <w:r>
-        <w:rPr>
-          <w:lang w:eastAsia="zh-CN"/>
-        </w:rPr>
-        <w:lastRenderedPageBreak/>
-        <w:t>附录</w:t>
-      </w:r>
-      <w:r>
-        <w:rPr>
-          <w:lang w:eastAsia="zh-CN"/>
-        </w:rPr>
-        <w:t xml:space="preserve"> B</w:t>
-      </w:r>
-      <w:r>
-        <w:rPr>
-          <w:lang w:eastAsia="zh-CN"/>
-        </w:rPr>
-        <w:t xml:space="preserve">　复现与证据索引</w:t>
-      </w:r>
-      <w:bookmarkEnd w:id="60"/>
-    </w:p>
-    <w:p>
-      <w:pPr>
-        <w:rPr>
-          <w:lang w:eastAsia="zh-CN"/>
-        </w:rPr>
-      </w:pPr>
-      <w:r>
-        <w:rPr>
-          <w:lang w:eastAsia="zh-CN"/>
-        </w:rPr>
-        <w:t>以下路径均相对于仓库根目录：</w:t>
-      </w:r>
-    </w:p>
-    <w:p>
-      <w:r>
-        <w:t>活动项目：</w:t>
-      </w:r>
-      <w:r>
-        <w:t>testgame/testgame/</w:t>
-      </w:r>
-    </w:p>
-    <w:p>
-      <w:r>
-        <w:t>分发插件：</w:t>
-      </w:r>
-      <w:r>
-        <w:t>visual_scripting/addons/behavior_tree_editor/</w:t>
-      </w:r>
-    </w:p>
-    <w:p>
-      <w:r>
-        <w:t>复杂树：</w:t>
-      </w:r>
-      <w:r>
-        <w:t>testgame/testgame/behavior_trees/complex_guard_validation_tree.tres</w:t>
-      </w:r>
-    </w:p>
-    <w:p>
-      <w:r>
-        <w:t>测试脚本：</w:t>
-      </w:r>
-      <w:r>
-        <w:t>testgame/testgame/tests/</w:t>
-      </w:r>
-    </w:p>
-    <w:p>
-      <w:r>
-        <w:t>多规模显示数据：</w:t>
-      </w:r>
-      <w:r>
-        <w:t>testgame/testgame/test_results/multiscale_display_raw.csv</w:t>
-      </w:r>
-    </w:p>
-    <w:p>
-      <w:r>
-        <w:t>多规模显示汇总：</w:t>
-      </w:r>
-      <w:r>
-        <w:t>testgame/testgame/test_results/multiscale_display_summary.csv</w:t>
-      </w:r>
-    </w:p>
-    <w:p>
-      <w:r>
-        <w:t>多规模显示脚本：</w:t>
-      </w:r>
-      <w:r>
-        <w:t>testgame/testgame/tests/run_multiscale_display_experiment.gd</w:t>
-      </w:r>
-    </w:p>
-    <w:p>
-      <w:r>
-        <w:t>物理屏幕证据：实验根目录为</w:t>
-      </w:r>
-      <w:r>
-        <w:t xml:space="preserve"> research/display_optimization/physical_screen_size_experiment/</w:t>
-      </w:r>
-      <w:r>
-        <w:t>；</w:t>
-      </w:r>
-      <w:r>
-        <w:t xml:space="preserve">data/2026-08-23_three_displays/ </w:t>
-      </w:r>
-      <w:r>
-        <w:t>目录包含</w:t>
-      </w:r>
-      <w:r>
-        <w:t xml:space="preserve"> combined_raw.csv</w:t>
-      </w:r>
-      <w:r>
-        <w:t>、</w:t>
-      </w:r>
-      <w:r>
-        <w:t xml:space="preserve">screen_size_comparison.csv </w:t>
-      </w:r>
-      <w:r>
-        <w:t>与</w:t>
-      </w:r>
-      <w:r>
-        <w:t xml:space="preserve"> report_zh.md</w:t>
-      </w:r>
-      <w:r>
-        <w:t>。</w:t>
-      </w:r>
-    </w:p>
-    <w:p>
-      <w:pPr>
-        <w:rPr>
-          <w:lang w:eastAsia="zh-CN"/>
-        </w:rPr>
-      </w:pPr>
-      <w:r>
-        <w:rPr>
-          <w:lang w:eastAsia="zh-CN"/>
-        </w:rPr>
-        <w:t>发布包：</w:t>
-      </w:r>
-      <w:r>
-        <w:rPr>
-          <w:lang w:eastAsia="zh-CN"/>
-        </w:rPr>
-        <w:t>dist/behavior-tree-editor-0.9.0.zip</w:t>
-      </w:r>
-    </w:p>
-    <w:p>
-      <w:pPr>
-        <w:pStyle w:val="1"/>
-        <w:pageBreakBefore/>
-        <w:rPr>
-          <w:lang w:eastAsia="zh-CN"/>
-        </w:rPr>
-      </w:pPr>
-      <w:bookmarkStart w:id="61" w:name="_Toc238445424"/>
-      <w:r>
-        <w:rPr>
-          <w:lang w:eastAsia="zh-CN"/>
-        </w:rPr>
-        <w:lastRenderedPageBreak/>
-        <w:t>附录</w:t>
-      </w:r>
-      <w:r>
-        <w:rPr>
-          <w:lang w:eastAsia="zh-CN"/>
-        </w:rPr>
-        <w:t xml:space="preserve"> C</w:t>
-      </w:r>
-      <w:r>
-        <w:rPr>
-          <w:lang w:eastAsia="zh-CN"/>
-        </w:rPr>
-        <w:t xml:space="preserve">　初稿完成清单</w:t>
-      </w:r>
-      <w:bookmarkEnd w:id="61"/>
-    </w:p>
-    <w:p>
-      <w:pPr>
-        <w:rPr>
-          <w:lang w:eastAsia="zh-CN"/>
-        </w:rPr>
-      </w:pPr>
-      <w:r>
-        <w:rPr>
-          <w:lang w:eastAsia="zh-CN"/>
-        </w:rPr>
-        <w:t>正式提交前，作者应：替换身份与导师占位符；按学校政策修改声明并如实说明</w:t>
-      </w:r>
-      <w:r>
-        <w:rPr>
-          <w:lang w:eastAsia="zh-CN"/>
-        </w:rPr>
-        <w:t xml:space="preserve"> AI </w:t>
-      </w:r>
-      <w:r>
-        <w:rPr>
-          <w:lang w:eastAsia="zh-CN"/>
-        </w:rPr>
-        <w:t>协助；在</w:t>
-      </w:r>
-      <w:r>
-        <w:rPr>
-          <w:lang w:eastAsia="zh-CN"/>
-        </w:rPr>
-        <w:t xml:space="preserve"> Tabula </w:t>
-      </w:r>
-      <w:r>
-        <w:rPr>
-          <w:lang w:eastAsia="zh-CN"/>
-        </w:rPr>
-        <w:t>核实截止时间和词数规则；请导师审阅文献、研究问题和证据边界；按院系要求执行</w:t>
-      </w:r>
-      <w:r>
-        <w:rPr>
-          <w:lang w:eastAsia="zh-CN"/>
-        </w:rPr>
-        <w:t xml:space="preserve"> Turnitin</w:t>
-      </w:r>
-      <w:r>
-        <w:rPr>
-          <w:lang w:eastAsia="zh-CN"/>
-        </w:rPr>
-        <w:t>；用模板编译并逐页检查；加入最终词数和要求的仓库</w:t>
-      </w:r>
-      <w:r>
-        <w:rPr>
-          <w:lang w:eastAsia="zh-CN"/>
-        </w:rPr>
-        <w:t>/</w:t>
-      </w:r>
-      <w:r>
-        <w:rPr>
-          <w:lang w:eastAsia="zh-CN"/>
-        </w:rPr>
-        <w:t>归档信息。</w:t>
-      </w:r>
+      <w:pPr>
+        <w:rPr>
+          <w:lang w:eastAsia="zh-CN"/>
+        </w:rPr>
+      </w:pPr>
     </w:p>
     <w:sectPr>
       <w:pgSz w:w="11906" w:h="16838"/>
